--- a/星期五的工作区/青云AI智算平台_8GPU软件模块报价清单_V1.0.docx
+++ b/星期五的工作区/青云AI智算平台_8GPU软件模块报价清单_V1.0.docx
@@ -100,7 +100,7 @@
         <w:rPr>
           <w:rFonts w:ascii="仿宋" w:hAnsi="仿宋" w:eastAsia="仿宋"/>
         </w:rPr>
-        <w:t>根据贵司AI智算平台建设需求，现提交青云AI智算平台软件产品报价。本报价仅包含平台软件License及实施服务，不包含GPU服务器硬件、网络设备及第三方存储硬件。</w:t>
+        <w:t>根据贵司AI智算平台建设需求，现提交青云AI智算平台软件产品报价。本报价仅包含平台软件License授权及实施服务，不包含GPU服务器硬件、网络设备及第三方存储硬件。报价依据青云AI智算平台产品服务定价单V2.27。</w:t>
       </w:r>
     </w:p>
     <w:p>
@@ -108,7 +108,7 @@
         <w:rPr>
           <w:rFonts w:ascii="仿宋" w:hAnsi="仿宋" w:eastAsia="仿宋"/>
         </w:rPr>
-        <w:t>报价分为两部分：</w:t>
+        <w:t>报价分为两部分：第一部分为"必选模块"，是AI智算平台运行的核心基础组件；第二部分为"可选模块"，贵司可根据实际业务需求自主选择。各模块功能说明均详细列出，方便贵司评估。</w:t>
       </w:r>
     </w:p>
     <w:p>
@@ -116,7 +116,15 @@
         <w:rPr>
           <w:rFonts w:ascii="仿宋" w:hAnsi="仿宋" w:eastAsia="仿宋"/>
         </w:rPr>
-        <w:t>第一部分为"必选模块"（基础平台+GPU计算模块），是平台运行的核心基础，已按商务条件给予5折优惠。</w:t>
+        <w:t>本报价有效期15个工作日。</w:t>
+      </w:r>
+    </w:p>
+    <w:p>
+      <w:pPr>
+        <w:pStyle w:val="Heading1"/>
+      </w:pPr>
+      <w:r>
+        <w:t>第一部分：必选模块</w:t>
       </w:r>
     </w:p>
     <w:p>
@@ -124,7 +132,15 @@
         <w:rPr>
           <w:rFonts w:ascii="仿宋" w:hAnsi="仿宋" w:eastAsia="仿宋"/>
         </w:rPr>
-        <w:t>第二部分为"可选模块"，各模块独立定价，标注了青云的场景推荐等级，贵司可根据实际业务需求自主选择。实施服务为必选项（人天制，不打折）。</w:t>
+        <w:t>以下两个模块为AI智算平台运行的核心基础组件，所有应用场景均需采购。按8GPU节点授权计费，软件License买断（一次性费用，含首年软件维保）。</w:t>
+      </w:r>
+    </w:p>
+    <w:p>
+      <w:pPr>
+        <w:pStyle w:val="Heading2"/>
+      </w:pPr>
+      <w:r>
+        <w:t>1.1 基础平台</w:t>
       </w:r>
     </w:p>
     <w:p>
@@ -132,23 +148,103 @@
         <w:rPr>
           <w:rFonts w:ascii="仿宋" w:hAnsi="仿宋" w:eastAsia="仿宋"/>
         </w:rPr>
-        <w:t>本报价有效期15个工作日。来源：青云AI智算平台产品服务定价单V2.27。</w:t>
+        <w:t>功能概述：AI智算平台的底层基础，提供完整的Kubernetes集群管理能力和多租户资源管控体系。</w:t>
       </w:r>
     </w:p>
     <w:p>
       <w:pPr>
-        <w:pStyle w:val="Heading1"/>
+        <w:ind w:firstLine="0" w:left="283"/>
       </w:pPr>
       <w:r>
-        <w:t>第一部分：必选模块（平台运行基础）</w:t>
+        <w:rPr>
+          <w:rFonts w:ascii="仿宋" w:hAnsi="仿宋" w:eastAsia="仿宋"/>
+          <w:sz w:val="22"/>
+        </w:rPr>
+        <w:t>集群管理：支持K8s集群的创建、扩缩容、升级、销毁全生命周期管理，纳管GPU服务器节点，自动发现GPU资源</w:t>
       </w:r>
     </w:p>
     <w:p>
+      <w:pPr>
+        <w:ind w:firstLine="0" w:left="283"/>
+      </w:pPr>
       <w:r>
         <w:rPr>
           <w:rFonts w:ascii="仿宋" w:hAnsi="仿宋" w:eastAsia="仿宋"/>
+          <w:sz w:val="22"/>
         </w:rPr>
-        <w:t>以下两个模块为AI智算平台运行的基础组件，所有场景均需采购。按8GPU节点授权计费。</w:t>
+        <w:t>节点管理：GPU服务器节点的纳管、标签管理、污点调度、资源预留，实时监控节点健康状态</w:t>
+      </w:r>
+    </w:p>
+    <w:p>
+      <w:pPr>
+        <w:ind w:firstLine="0" w:left="283"/>
+      </w:pPr>
+      <w:r>
+        <w:rPr>
+          <w:rFonts w:ascii="仿宋" w:hAnsi="仿宋" w:eastAsia="仿宋"/>
+          <w:sz w:val="22"/>
+        </w:rPr>
+        <w:t>GPU监控：GPU使用率、显存占用、温度、功率等指标的实时采集与多维度可视化展示，支持历史趋势查询</w:t>
+      </w:r>
+    </w:p>
+    <w:p>
+      <w:pPr>
+        <w:ind w:firstLine="0" w:left="283"/>
+      </w:pPr>
+      <w:r>
+        <w:rPr>
+          <w:rFonts w:ascii="仿宋" w:hAnsi="仿宋" w:eastAsia="仿宋"/>
+          <w:sz w:val="22"/>
+        </w:rPr>
+        <w:t>日志管理：集群日志、应用日志、审计日志的集中采集、存储和检索，支持关键字搜索和日志导出</w:t>
+      </w:r>
+    </w:p>
+    <w:p>
+      <w:pPr>
+        <w:ind w:firstLine="0" w:left="283"/>
+      </w:pPr>
+      <w:r>
+        <w:rPr>
+          <w:rFonts w:ascii="仿宋" w:hAnsi="仿宋" w:eastAsia="仿宋"/>
+          <w:sz w:val="22"/>
+        </w:rPr>
+        <w:t>镜像仓库：内置Harbor镜像仓库，支持Docker/OCI镜像的推送、拉取、版本管理、安全扫描</w:t>
+      </w:r>
+    </w:p>
+    <w:p>
+      <w:pPr>
+        <w:ind w:firstLine="0" w:left="283"/>
+      </w:pPr>
+      <w:r>
+        <w:rPr>
+          <w:rFonts w:ascii="仿宋" w:hAnsi="仿宋" w:eastAsia="仿宋"/>
+          <w:sz w:val="22"/>
+        </w:rPr>
+        <w:t>团队管理：多层级组织架构管理，支持团队创建、成员邀请、角色权限分配（Admin/Developer/Viewer）</w:t>
+      </w:r>
+    </w:p>
+    <w:p>
+      <w:pPr>
+        <w:ind w:firstLine="0" w:left="283"/>
+      </w:pPr>
+      <w:r>
+        <w:rPr>
+          <w:rFonts w:ascii="仿宋" w:hAnsi="仿宋" w:eastAsia="仿宋"/>
+          <w:sz w:val="22"/>
+        </w:rPr>
+        <w:t>资源组：GPU资源的分组管理，支持按项目/部门划分资源池，实现资源隔离和配额管控</w:t>
+      </w:r>
+    </w:p>
+    <w:p>
+      <w:pPr>
+        <w:ind w:firstLine="0" w:left="283"/>
+      </w:pPr>
+      <w:r>
+        <w:rPr>
+          <w:rFonts w:ascii="仿宋" w:hAnsi="仿宋" w:eastAsia="仿宋"/>
+          <w:sz w:val="22"/>
+        </w:rPr>
+        <w:t>RBAC权限：基于角色的细粒度访问控制，支持自定义角色，操作级权限管控</w:t>
       </w:r>
     </w:p>
     <w:tbl>
@@ -159,14 +255,12 @@
         <w:tblLook w:firstColumn="1" w:firstRow="1" w:lastColumn="0" w:lastRow="0" w:noHBand="0" w:noVBand="1" w:val="04A0"/>
       </w:tblPr>
       <w:tblGrid>
-        <w:gridCol w:w="1170"/>
-        <w:gridCol w:w="1170"/>
-        <w:gridCol w:w="1170"/>
-        <w:gridCol w:w="1170"/>
-        <w:gridCol w:w="1170"/>
-        <w:gridCol w:w="1170"/>
-        <w:gridCol w:w="1170"/>
-        <w:gridCol w:w="1170"/>
+        <w:gridCol w:w="1560"/>
+        <w:gridCol w:w="1560"/>
+        <w:gridCol w:w="1560"/>
+        <w:gridCol w:w="1560"/>
+        <w:gridCol w:w="1560"/>
+        <w:gridCol w:w="1560"/>
       </w:tblGrid>
       <w:tr>
         <w:tc>
@@ -209,26 +303,7 @@
         </w:tc>
         <w:tc>
           <w:tcPr>
-            <w:tcW w:type="dxa" w:w="2835"/>
-            <w:shd w:fill="D6E4F0"/>
-          </w:tcPr>
-          <w:p>
-            <w:pPr>
-              <w:jc w:val="center"/>
-            </w:pPr>
-            <w:r>
-              <w:rPr>
-                <w:rFonts w:ascii="黑体" w:hAnsi="黑体" w:eastAsia="黑体"/>
-                <w:b/>
-                <w:sz w:val="18"/>
-              </w:rPr>
-              <w:t>功能说明</w:t>
-            </w:r>
-          </w:p>
-        </w:tc>
-        <w:tc>
-          <w:tcPr>
-            <w:tcW w:type="dxa" w:w="850"/>
+            <w:tcW w:type="dxa" w:w="1134"/>
             <w:shd w:fill="D6E4F0"/>
           </w:tcPr>
           <w:p>
@@ -279,26 +354,7 @@
                 <w:b/>
                 <w:sz w:val="18"/>
               </w:rPr>
-              <w:t>标准单价(元)</w:t>
-            </w:r>
-          </w:p>
-        </w:tc>
-        <w:tc>
-          <w:tcPr>
-            <w:tcW w:type="dxa" w:w="680"/>
-            <w:shd w:fill="D6E4F0"/>
-          </w:tcPr>
-          <w:p>
-            <w:pPr>
-              <w:jc w:val="center"/>
-            </w:pPr>
-            <w:r>
-              <w:rPr>
-                <w:rFonts w:ascii="黑体" w:hAnsi="黑体" w:eastAsia="黑体"/>
-                <w:b/>
-                <w:sz w:val="18"/>
-              </w:rPr>
-              <w:t>折扣</w:t>
+              <w:t>单价（元）</w:t>
             </w:r>
           </w:p>
         </w:tc>
@@ -317,7 +373,7 @@
                 <w:b/>
                 <w:sz w:val="18"/>
               </w:rPr>
-              <w:t>折后价(元)</w:t>
+              <w:t>小计（元）</w:t>
             </w:r>
           </w:p>
         </w:tc>
@@ -329,7 +385,7 @@
           </w:tcPr>
           <w:p>
             <w:pPr>
-              <w:jc w:val="center"/>
+              <w:jc w:val="left"/>
             </w:pPr>
             <w:r>
               <w:rPr>
@@ -359,7 +415,7 @@
         </w:tc>
         <w:tc>
           <w:tcPr>
-            <w:tcW w:type="dxa" w:w="2835"/>
+            <w:tcW w:type="dxa" w:w="1134"/>
           </w:tcPr>
           <w:p>
             <w:pPr>
@@ -370,26 +426,7 @@
                 <w:rFonts w:ascii="仿宋" w:hAnsi="仿宋" w:eastAsia="仿宋"/>
                 <w:sz w:val="18"/>
               </w:rPr>
-              <w:t>K8s集群管理、节点管理、GPU监控、日志、</w:t>
-              <w:br/>
-              <w:t>镜像仓库、团队管理、资源组、RBAC</w:t>
-            </w:r>
-          </w:p>
-        </w:tc>
-        <w:tc>
-          <w:tcPr>
-            <w:tcW w:type="dxa" w:w="850"/>
-          </w:tcPr>
-          <w:p>
-            <w:pPr>
-              <w:jc w:val="center"/>
-            </w:pPr>
-            <w:r>
-              <w:rPr>
-                <w:rFonts w:ascii="仿宋" w:hAnsi="仿宋" w:eastAsia="仿宋"/>
-                <w:sz w:val="18"/>
-              </w:rPr>
-              <w:t>每GPU</w:t>
+              <w:t>每GPU节点</w:t>
             </w:r>
           </w:p>
         </w:tc>
@@ -423,24 +460,7 @@
                 <w:rFonts w:ascii="仿宋" w:hAnsi="仿宋" w:eastAsia="仿宋"/>
                 <w:sz w:val="18"/>
               </w:rPr>
-              <w:t>¥2,000</w:t>
-            </w:r>
-          </w:p>
-        </w:tc>
-        <w:tc>
-          <w:tcPr>
-            <w:tcW w:type="dxa" w:w="680"/>
-          </w:tcPr>
-          <w:p>
-            <w:pPr>
-              <w:jc w:val="center"/>
-            </w:pPr>
-            <w:r>
-              <w:rPr>
-                <w:rFonts w:ascii="仿宋" w:hAnsi="仿宋" w:eastAsia="仿宋"/>
-                <w:sz w:val="18"/>
-              </w:rPr>
-              <w:t>5折</w:t>
+              <w:t>¥1,000</w:t>
             </w:r>
           </w:p>
         </w:tc>
@@ -462,148 +482,132 @@
           </w:p>
         </w:tc>
       </w:tr>
-      <w:tr>
-        <w:tc>
-          <w:tcPr>
-            <w:tcW w:type="dxa" w:w="454"/>
-          </w:tcPr>
-          <w:p>
-            <w:pPr>
-              <w:jc w:val="center"/>
-            </w:pPr>
-            <w:r>
-              <w:rPr>
-                <w:rFonts w:ascii="仿宋" w:hAnsi="仿宋" w:eastAsia="仿宋"/>
-                <w:sz w:val="18"/>
-              </w:rPr>
-              <w:t>2</w:t>
-            </w:r>
-          </w:p>
-        </w:tc>
-        <w:tc>
-          <w:tcPr>
-            <w:tcW w:type="dxa" w:w="1417"/>
-          </w:tcPr>
-          <w:p>
-            <w:pPr>
-              <w:jc w:val="center"/>
-            </w:pPr>
-            <w:r>
-              <w:rPr>
-                <w:rFonts w:ascii="仿宋" w:hAnsi="仿宋" w:eastAsia="仿宋"/>
-                <w:sz w:val="18"/>
-              </w:rPr>
-              <w:t>GPU计算模块</w:t>
-            </w:r>
-          </w:p>
-        </w:tc>
-        <w:tc>
-          <w:tcPr>
-            <w:tcW w:type="dxa" w:w="2835"/>
-          </w:tcPr>
-          <w:p>
-            <w:pPr>
-              <w:jc w:val="center"/>
-            </w:pPr>
-            <w:r>
-              <w:rPr>
-                <w:rFonts w:ascii="仿宋" w:hAnsi="仿宋" w:eastAsia="仿宋"/>
-                <w:sz w:val="18"/>
-              </w:rPr>
-              <w:t>容器实例(SSH/Jupyter/VSCode)、开关机、</w:t>
-              <w:br/>
-              <w:t>规格变更、环境变量、存储挂载、租户隔离</w:t>
-            </w:r>
-          </w:p>
-        </w:tc>
-        <w:tc>
-          <w:tcPr>
-            <w:tcW w:type="dxa" w:w="850"/>
-          </w:tcPr>
-          <w:p>
-            <w:pPr>
-              <w:jc w:val="center"/>
-            </w:pPr>
-            <w:r>
-              <w:rPr>
-                <w:rFonts w:ascii="仿宋" w:hAnsi="仿宋" w:eastAsia="仿宋"/>
-                <w:sz w:val="18"/>
-              </w:rPr>
-              <w:t>每GPU</w:t>
-            </w:r>
-          </w:p>
-        </w:tc>
-        <w:tc>
-          <w:tcPr>
-            <w:tcW w:type="dxa" w:w="680"/>
-          </w:tcPr>
-          <w:p>
-            <w:pPr>
-              <w:jc w:val="center"/>
-            </w:pPr>
-            <w:r>
-              <w:rPr>
-                <w:rFonts w:ascii="仿宋" w:hAnsi="仿宋" w:eastAsia="仿宋"/>
-                <w:sz w:val="18"/>
-              </w:rPr>
-              <w:t>8</w:t>
-            </w:r>
-          </w:p>
-        </w:tc>
-        <w:tc>
-          <w:tcPr>
-            <w:tcW w:type="dxa" w:w="1134"/>
-          </w:tcPr>
-          <w:p>
-            <w:pPr>
-              <w:jc w:val="center"/>
-            </w:pPr>
-            <w:r>
-              <w:rPr>
-                <w:rFonts w:ascii="仿宋" w:hAnsi="仿宋" w:eastAsia="仿宋"/>
-                <w:sz w:val="18"/>
-              </w:rPr>
-              <w:t>¥2,880</w:t>
-            </w:r>
-          </w:p>
-        </w:tc>
-        <w:tc>
-          <w:tcPr>
-            <w:tcW w:type="dxa" w:w="680"/>
-          </w:tcPr>
-          <w:p>
-            <w:pPr>
-              <w:jc w:val="center"/>
-            </w:pPr>
-            <w:r>
-              <w:rPr>
-                <w:rFonts w:ascii="仿宋" w:hAnsi="仿宋" w:eastAsia="仿宋"/>
-                <w:sz w:val="18"/>
-              </w:rPr>
-              <w:t>5折</w:t>
-            </w:r>
-          </w:p>
-        </w:tc>
-        <w:tc>
-          <w:tcPr>
-            <w:tcW w:type="dxa" w:w="1134"/>
-          </w:tcPr>
-          <w:p>
-            <w:pPr>
-              <w:jc w:val="center"/>
-            </w:pPr>
-            <w:r>
-              <w:rPr>
-                <w:rFonts w:ascii="仿宋" w:hAnsi="仿宋" w:eastAsia="仿宋"/>
-                <w:sz w:val="18"/>
-              </w:rPr>
-              <w:t>¥11,520</w:t>
-            </w:r>
-          </w:p>
-        </w:tc>
-      </w:tr>
     </w:tbl>
     <w:p/>
+    <w:p>
+      <w:pPr>
+        <w:pStyle w:val="Heading2"/>
+      </w:pPr>
+      <w:r>
+        <w:t>1.2 GPU计算模块</w:t>
+      </w:r>
+    </w:p>
+    <w:p>
+      <w:r>
+        <w:rPr>
+          <w:rFonts w:ascii="仿宋" w:hAnsi="仿宋" w:eastAsia="仿宋"/>
+        </w:rPr>
+        <w:t>功能概述：面向AI开发者的算力服务能力层，提供容器化的GPU计算实例和完整的开发环境支持。</w:t>
+      </w:r>
+    </w:p>
+    <w:p>
+      <w:pPr>
+        <w:ind w:firstLine="0" w:left="283"/>
+      </w:pPr>
+      <w:r>
+        <w:rPr>
+          <w:rFonts w:ascii="仿宋" w:hAnsi="仿宋" w:eastAsia="仿宋"/>
+          <w:sz w:val="22"/>
+        </w:rPr>
+        <w:t>容器实例：基于Kubernetes的GPU容器调度，支持GPU独占和共享模式，秒级启动训练/推理任务</w:t>
+      </w:r>
+    </w:p>
+    <w:p>
+      <w:pPr>
+        <w:ind w:firstLine="0" w:left="283"/>
+      </w:pPr>
+      <w:r>
+        <w:rPr>
+          <w:rFonts w:ascii="仿宋" w:hAnsi="仿宋" w:eastAsia="仿宋"/>
+          <w:sz w:val="22"/>
+        </w:rPr>
+        <w:t>SSH直连：为每个容器实例分配独立SSH访问入口，支持密钥认证，方便远程调试和代码开发</w:t>
+      </w:r>
+    </w:p>
+    <w:p>
+      <w:pPr>
+        <w:ind w:firstLine="0" w:left="283"/>
+      </w:pPr>
+      <w:r>
+        <w:rPr>
+          <w:rFonts w:ascii="仿宋" w:hAnsi="仿宋" w:eastAsia="仿宋"/>
+          <w:sz w:val="22"/>
+        </w:rPr>
+        <w:t>JupyterLab集成：内置JupyterLab开发环境，支持Notebook交互式编程，预装PyTorch/TensorFlow等框架</w:t>
+      </w:r>
+    </w:p>
+    <w:p>
+      <w:pPr>
+        <w:ind w:firstLine="0" w:left="283"/>
+      </w:pPr>
+      <w:r>
+        <w:rPr>
+          <w:rFonts w:ascii="仿宋" w:hAnsi="仿宋" w:eastAsia="仿宋"/>
+          <w:sz w:val="22"/>
+        </w:rPr>
+        <w:t>VSCode远程开发：集成code-server，提供浏览器端VSCode开发环境，支持插件安装和终端操作</w:t>
+      </w:r>
+    </w:p>
+    <w:p>
+      <w:pPr>
+        <w:ind w:firstLine="0" w:left="283"/>
+      </w:pPr>
+      <w:r>
+        <w:rPr>
+          <w:rFonts w:ascii="仿宋" w:hAnsi="仿宋" w:eastAsia="仿宋"/>
+          <w:sz w:val="22"/>
+        </w:rPr>
+        <w:t>实例生命周期管理：支持开机、关机、重启、重置等操作，关机后不计GPU费用</w:t>
+      </w:r>
+    </w:p>
+    <w:p>
+      <w:pPr>
+        <w:ind w:firstLine="0" w:left="283"/>
+      </w:pPr>
+      <w:r>
+        <w:rPr>
+          <w:rFonts w:ascii="仿宋" w:hAnsi="仿宋" w:eastAsia="仿宋"/>
+          <w:sz w:val="22"/>
+        </w:rPr>
+        <w:t>规格变更：支持在线调整CPU/内存配置，无需重创实例，灵活应对不同计算需求</w:t>
+      </w:r>
+    </w:p>
+    <w:p>
+      <w:pPr>
+        <w:ind w:firstLine="0" w:left="283"/>
+      </w:pPr>
+      <w:r>
+        <w:rPr>
+          <w:rFonts w:ascii="仿宋" w:hAnsi="仿宋" w:eastAsia="仿宋"/>
+          <w:sz w:val="22"/>
+        </w:rPr>
+        <w:t>环境变量管理：支持容器实例的自定义环境变量注入，方便配置API Key、模型路径等参数</w:t>
+      </w:r>
+    </w:p>
+    <w:p>
+      <w:pPr>
+        <w:ind w:firstLine="0" w:left="283"/>
+      </w:pPr>
+      <w:r>
+        <w:rPr>
+          <w:rFonts w:ascii="仿宋" w:hAnsi="仿宋" w:eastAsia="仿宋"/>
+          <w:sz w:val="22"/>
+        </w:rPr>
+        <w:t>存储挂载：支持将分布式存储卷挂载到容器实例，实现训练数据的共享和持久化</w:t>
+      </w:r>
+    </w:p>
+    <w:p>
+      <w:pPr>
+        <w:ind w:firstLine="0" w:left="283"/>
+      </w:pPr>
+      <w:r>
+        <w:rPr>
+          <w:rFonts w:ascii="仿宋" w:hAnsi="仿宋" w:eastAsia="仿宋"/>
+          <w:sz w:val="22"/>
+        </w:rPr>
+        <w:t>租户隔离：基于K8s Namespace的严格租户隔离，不同团队间的实例互不可见，保障数据安全</w:t>
+      </w:r>
+    </w:p>
     <w:tbl>
       <w:tblPr>
         <w:tblStyle w:val="TableGrid"/>
@@ -612,20 +616,18 @@
         <w:tblLook w:firstColumn="1" w:firstRow="1" w:lastColumn="0" w:lastRow="0" w:noHBand="0" w:noVBand="1" w:val="04A0"/>
       </w:tblPr>
       <w:tblGrid>
-        <w:gridCol w:w="1170"/>
-        <w:gridCol w:w="1170"/>
-        <w:gridCol w:w="1170"/>
-        <w:gridCol w:w="1170"/>
-        <w:gridCol w:w="1170"/>
-        <w:gridCol w:w="1170"/>
-        <w:gridCol w:w="1170"/>
-        <w:gridCol w:w="1170"/>
+        <w:gridCol w:w="1560"/>
+        <w:gridCol w:w="1560"/>
+        <w:gridCol w:w="1560"/>
+        <w:gridCol w:w="1560"/>
+        <w:gridCol w:w="1560"/>
+        <w:gridCol w:w="1560"/>
       </w:tblGrid>
       <w:tr>
         <w:tc>
           <w:tcPr>
             <w:tcW w:type="dxa" w:w="454"/>
-            <w:shd w:fill="E2EFDA"/>
+            <w:shd w:fill="D6E4F0"/>
           </w:tcPr>
           <w:p>
             <w:pPr>
@@ -637,197 +639,10 @@
                 <w:b/>
                 <w:sz w:val="18"/>
               </w:rPr>
-              <w:t>必选模块小计</w:t>
+              <w:t>序号</w:t>
             </w:r>
           </w:p>
         </w:tc>
-        <w:tc>
-          <w:tcPr>
-            <w:tcW w:type="dxa" w:w="1417"/>
-            <w:shd w:fill="E2EFDA"/>
-          </w:tcPr>
-          <w:p>
-            <w:pPr>
-              <w:jc w:val="center"/>
-            </w:pPr>
-            <w:r>
-              <w:rPr>
-                <w:rFonts w:ascii="黑体" w:hAnsi="黑体" w:eastAsia="黑体"/>
-                <w:b/>
-                <w:sz w:val="18"/>
-              </w:rPr>
-            </w:r>
-          </w:p>
-        </w:tc>
-        <w:tc>
-          <w:tcPr>
-            <w:tcW w:type="dxa" w:w="2835"/>
-            <w:shd w:fill="E2EFDA"/>
-          </w:tcPr>
-          <w:p>
-            <w:pPr>
-              <w:jc w:val="center"/>
-            </w:pPr>
-            <w:r>
-              <w:rPr>
-                <w:rFonts w:ascii="黑体" w:hAnsi="黑体" w:eastAsia="黑体"/>
-                <w:b/>
-                <w:sz w:val="18"/>
-              </w:rPr>
-            </w:r>
-          </w:p>
-        </w:tc>
-        <w:tc>
-          <w:tcPr>
-            <w:tcW w:type="dxa" w:w="850"/>
-            <w:shd w:fill="E2EFDA"/>
-          </w:tcPr>
-          <w:p>
-            <w:pPr>
-              <w:jc w:val="center"/>
-            </w:pPr>
-            <w:r>
-              <w:rPr>
-                <w:rFonts w:ascii="黑体" w:hAnsi="黑体" w:eastAsia="黑体"/>
-                <w:b/>
-                <w:sz w:val="18"/>
-              </w:rPr>
-            </w:r>
-          </w:p>
-        </w:tc>
-        <w:tc>
-          <w:tcPr>
-            <w:tcW w:type="dxa" w:w="680"/>
-            <w:shd w:fill="E2EFDA"/>
-          </w:tcPr>
-          <w:p>
-            <w:pPr>
-              <w:jc w:val="center"/>
-            </w:pPr>
-            <w:r>
-              <w:rPr>
-                <w:rFonts w:ascii="黑体" w:hAnsi="黑体" w:eastAsia="黑体"/>
-                <w:b/>
-                <w:sz w:val="18"/>
-              </w:rPr>
-              <w:t>标准总价</w:t>
-            </w:r>
-          </w:p>
-        </w:tc>
-        <w:tc>
-          <w:tcPr>
-            <w:tcW w:type="dxa" w:w="1134"/>
-            <w:shd w:fill="E2EFDA"/>
-          </w:tcPr>
-          <w:p>
-            <w:pPr>
-              <w:jc w:val="center"/>
-            </w:pPr>
-            <w:r>
-              <w:rPr>
-                <w:rFonts w:ascii="黑体" w:hAnsi="黑体" w:eastAsia="黑体"/>
-                <w:b/>
-                <w:sz w:val="18"/>
-              </w:rPr>
-              <w:t>¥39,040</w:t>
-            </w:r>
-          </w:p>
-        </w:tc>
-        <w:tc>
-          <w:tcPr>
-            <w:tcW w:type="dxa" w:w="680"/>
-            <w:shd w:fill="E2EFDA"/>
-          </w:tcPr>
-          <w:p>
-            <w:pPr>
-              <w:jc w:val="center"/>
-            </w:pPr>
-            <w:r>
-              <w:rPr>
-                <w:rFonts w:ascii="黑体" w:hAnsi="黑体" w:eastAsia="黑体"/>
-                <w:b/>
-                <w:sz w:val="18"/>
-              </w:rPr>
-              <w:t>5折合计</w:t>
-            </w:r>
-          </w:p>
-        </w:tc>
-        <w:tc>
-          <w:tcPr>
-            <w:tcW w:type="dxa" w:w="1134"/>
-            <w:shd w:fill="E2EFDA"/>
-          </w:tcPr>
-          <w:p>
-            <w:pPr>
-              <w:jc w:val="center"/>
-            </w:pPr>
-            <w:r>
-              <w:rPr>
-                <w:rFonts w:ascii="黑体" w:hAnsi="黑体" w:eastAsia="黑体"/>
-                <w:b/>
-                <w:sz w:val="18"/>
-              </w:rPr>
-              <w:t>¥19,520</w:t>
-            </w:r>
-          </w:p>
-        </w:tc>
-      </w:tr>
-    </w:tbl>
-    <w:p/>
-    <w:p>
-      <w:r>
-        <w:br w:type="page"/>
-      </w:r>
-    </w:p>
-    <w:p>
-      <w:pPr>
-        <w:pStyle w:val="Heading1"/>
-      </w:pPr>
-      <w:r>
-        <w:t>第二部分：可选模块（按需选配）</w:t>
-      </w:r>
-    </w:p>
-    <w:p>
-      <w:r>
-        <w:rPr>
-          <w:rFonts w:ascii="仿宋" w:hAnsi="仿宋" w:eastAsia="仿宋"/>
-        </w:rPr>
-        <w:t>以下模块贵司可根据实际业务需求自主选择。标注★为青云基于华孚业务场景的推荐等级。可选模块亦可享受5折优惠。</w:t>
-      </w:r>
-    </w:p>
-    <w:p>
-      <w:pPr>
-        <w:pStyle w:val="Heading2"/>
-      </w:pPr>
-      <w:r>
-        <w:t>2.1 分布式训练模块  ★★★★★（强烈推荐）</w:t>
-      </w:r>
-    </w:p>
-    <w:p>
-      <w:r>
-        <w:rPr>
-          <w:rFonts w:ascii="仿宋" w:hAnsi="仿宋" w:eastAsia="仿宋"/>
-        </w:rPr>
-        <w:t>如果华孚需要为客户提供大模型训练/微调服务，此模块必不可少。支持单机/多机多卡训练、优先级排队、故障容错、任务日志。</w:t>
-      </w:r>
-    </w:p>
-    <w:tbl>
-      <w:tblPr>
-        <w:tblStyle w:val="TableGrid"/>
-        <w:tblW w:type="auto" w:w="0"/>
-        <w:jc w:val="center"/>
-        <w:tblLook w:firstColumn="1" w:firstRow="1" w:lastColumn="0" w:lastRow="0" w:noHBand="0" w:noVBand="1" w:val="04A0"/>
-      </w:tblPr>
-      <w:tblGrid>
-        <w:gridCol w:w="1337"/>
-        <w:gridCol w:w="1337"/>
-        <w:gridCol w:w="1337"/>
-        <w:gridCol w:w="1337"/>
-        <w:gridCol w:w="1337"/>
-        <w:gridCol w:w="1337"/>
-        <w:gridCol w:w="1337"/>
-      </w:tblGrid>
-      <w:tr>
         <w:tc>
           <w:tcPr>
             <w:tcW w:type="dxa" w:w="1417"/>
@@ -843,32 +658,13 @@
                 <w:b/>
                 <w:sz w:val="18"/>
               </w:rPr>
-              <w:t>模块</w:t>
+              <w:t>模块名称</w:t>
             </w:r>
           </w:p>
         </w:tc>
         <w:tc>
           <w:tcPr>
-            <w:tcW w:type="dxa" w:w="2835"/>
-            <w:shd w:fill="D6E4F0"/>
-          </w:tcPr>
-          <w:p>
-            <w:pPr>
-              <w:jc w:val="center"/>
-            </w:pPr>
-            <w:r>
-              <w:rPr>
-                <w:rFonts w:ascii="黑体" w:hAnsi="黑体" w:eastAsia="黑体"/>
-                <w:b/>
-                <w:sz w:val="18"/>
-              </w:rPr>
-              <w:t>功能说明</w:t>
-            </w:r>
-          </w:p>
-        </w:tc>
-        <w:tc>
-          <w:tcPr>
-            <w:tcW w:type="dxa" w:w="850"/>
+            <w:tcW w:type="dxa" w:w="1134"/>
             <w:shd w:fill="D6E4F0"/>
           </w:tcPr>
           <w:p>
@@ -919,7 +715,7 @@
                 <w:b/>
                 <w:sz w:val="18"/>
               </w:rPr>
-              <w:t>标准单价</w:t>
+              <w:t>单价（元）</w:t>
             </w:r>
           </w:p>
         </w:tc>
@@ -938,31 +734,29 @@
                 <w:b/>
                 <w:sz w:val="18"/>
               </w:rPr>
-              <w:t>总价</w:t>
-            </w:r>
-          </w:p>
-        </w:tc>
-        <w:tc>
-          <w:tcPr>
-            <w:tcW w:type="dxa" w:w="1134"/>
-            <w:shd w:fill="D6E4F0"/>
-          </w:tcPr>
-          <w:p>
-            <w:pPr>
-              <w:jc w:val="center"/>
-            </w:pPr>
-            <w:r>
-              <w:rPr>
-                <w:rFonts w:ascii="黑体" w:hAnsi="黑体" w:eastAsia="黑体"/>
-                <w:b/>
-                <w:sz w:val="18"/>
-              </w:rPr>
-              <w:t>5折后</w:t>
+              <w:t>小计（元）</w:t>
             </w:r>
           </w:p>
         </w:tc>
       </w:tr>
       <w:tr>
+        <w:tc>
+          <w:tcPr>
+            <w:tcW w:type="dxa" w:w="454"/>
+          </w:tcPr>
+          <w:p>
+            <w:pPr>
+              <w:jc w:val="left"/>
+            </w:pPr>
+            <w:r>
+              <w:rPr>
+                <w:rFonts w:ascii="仿宋" w:hAnsi="仿宋" w:eastAsia="仿宋"/>
+                <w:sz w:val="18"/>
+              </w:rPr>
+              <w:t>2</w:t>
+            </w:r>
+          </w:p>
+        </w:tc>
         <w:tc>
           <w:tcPr>
             <w:tcW w:type="dxa" w:w="1417"/>
@@ -976,13 +770,13 @@
                 <w:rFonts w:ascii="仿宋" w:hAnsi="仿宋" w:eastAsia="仿宋"/>
                 <w:sz w:val="18"/>
               </w:rPr>
-              <w:t>分布式训练模块</w:t>
+              <w:t>GPU计算模块</w:t>
             </w:r>
           </w:p>
         </w:tc>
         <w:tc>
           <w:tcPr>
-            <w:tcW w:type="dxa" w:w="2835"/>
+            <w:tcW w:type="dxa" w:w="1134"/>
           </w:tcPr>
           <w:p>
             <w:pPr>
@@ -993,26 +787,7 @@
                 <w:rFonts w:ascii="仿宋" w:hAnsi="仿宋" w:eastAsia="仿宋"/>
                 <w:sz w:val="18"/>
               </w:rPr>
-              <w:t>单机/多机多卡训练、优先级排队、</w:t>
-              <w:br/>
-              <w:t>故障容错、任务日志</w:t>
-            </w:r>
-          </w:p>
-        </w:tc>
-        <w:tc>
-          <w:tcPr>
-            <w:tcW w:type="dxa" w:w="850"/>
-          </w:tcPr>
-          <w:p>
-            <w:pPr>
-              <w:jc w:val="center"/>
-            </w:pPr>
-            <w:r>
-              <w:rPr>
-                <w:rFonts w:ascii="仿宋" w:hAnsi="仿宋" w:eastAsia="仿宋"/>
-                <w:sz w:val="18"/>
-              </w:rPr>
-              <w:t>每GPU</w:t>
+              <w:t>每GPU节点</w:t>
             </w:r>
           </w:p>
         </w:tc>
@@ -1046,7 +821,7 @@
                 <w:rFonts w:ascii="仿宋" w:hAnsi="仿宋" w:eastAsia="仿宋"/>
                 <w:sz w:val="18"/>
               </w:rPr>
-              <w:t>¥4,200</w:t>
+              <w:t>¥1,440</w:t>
             </w:r>
           </w:p>
         </w:tc>
@@ -1063,13 +838,33 @@
                 <w:rFonts w:ascii="仿宋" w:hAnsi="仿宋" w:eastAsia="仿宋"/>
                 <w:sz w:val="18"/>
               </w:rPr>
-              <w:t>¥33,600</w:t>
+              <w:t>¥11,520</w:t>
             </w:r>
           </w:p>
         </w:tc>
+      </w:tr>
+    </w:tbl>
+    <w:p/>
+    <w:tbl>
+      <w:tblPr>
+        <w:tblStyle w:val="TableGrid"/>
+        <w:tblW w:type="auto" w:w="0"/>
+        <w:jc w:val="center"/>
+        <w:tblLook w:firstColumn="1" w:firstRow="1" w:lastColumn="0" w:lastRow="0" w:noHBand="0" w:noVBand="1" w:val="04A0"/>
+      </w:tblPr>
+      <w:tblGrid>
+        <w:gridCol w:w="1560"/>
+        <w:gridCol w:w="1560"/>
+        <w:gridCol w:w="1560"/>
+        <w:gridCol w:w="1560"/>
+        <w:gridCol w:w="1560"/>
+        <w:gridCol w:w="1560"/>
+      </w:tblGrid>
+      <w:tr>
         <w:tc>
           <w:tcPr>
-            <w:tcW w:type="dxa" w:w="1134"/>
+            <w:tcW w:type="dxa" w:w="454"/>
+            <w:shd w:fill="E2EFDA"/>
           </w:tcPr>
           <w:p>
             <w:pPr>
@@ -1077,10 +872,102 @@
             </w:pPr>
             <w:r>
               <w:rPr>
-                <w:rFonts w:ascii="仿宋" w:hAnsi="仿宋" w:eastAsia="仿宋"/>
+                <w:rFonts w:ascii="黑体" w:hAnsi="黑体" w:eastAsia="黑体"/>
+                <w:b/>
                 <w:sz w:val="18"/>
               </w:rPr>
-              <w:t>¥16,800</w:t>
+              <w:t>必选模块合计</w:t>
+            </w:r>
+          </w:p>
+        </w:tc>
+        <w:tc>
+          <w:tcPr>
+            <w:tcW w:type="dxa" w:w="1417"/>
+            <w:shd w:fill="E2EFDA"/>
+          </w:tcPr>
+          <w:p>
+            <w:pPr>
+              <w:jc w:val="center"/>
+            </w:pPr>
+            <w:r>
+              <w:rPr>
+                <w:rFonts w:ascii="黑体" w:hAnsi="黑体" w:eastAsia="黑体"/>
+                <w:b/>
+                <w:sz w:val="18"/>
+              </w:rPr>
+            </w:r>
+          </w:p>
+        </w:tc>
+        <w:tc>
+          <w:tcPr>
+            <w:tcW w:type="dxa" w:w="1134"/>
+            <w:shd w:fill="E2EFDA"/>
+          </w:tcPr>
+          <w:p>
+            <w:pPr>
+              <w:jc w:val="center"/>
+            </w:pPr>
+            <w:r>
+              <w:rPr>
+                <w:rFonts w:ascii="黑体" w:hAnsi="黑体" w:eastAsia="黑体"/>
+                <w:b/>
+                <w:sz w:val="18"/>
+              </w:rPr>
+            </w:r>
+          </w:p>
+        </w:tc>
+        <w:tc>
+          <w:tcPr>
+            <w:tcW w:type="dxa" w:w="680"/>
+            <w:shd w:fill="E2EFDA"/>
+          </w:tcPr>
+          <w:p>
+            <w:pPr>
+              <w:jc w:val="center"/>
+            </w:pPr>
+            <w:r>
+              <w:rPr>
+                <w:rFonts w:ascii="黑体" w:hAnsi="黑体" w:eastAsia="黑体"/>
+                <w:b/>
+                <w:sz w:val="18"/>
+              </w:rPr>
+            </w:r>
+          </w:p>
+        </w:tc>
+        <w:tc>
+          <w:tcPr>
+            <w:tcW w:type="dxa" w:w="1134"/>
+            <w:shd w:fill="E2EFDA"/>
+          </w:tcPr>
+          <w:p>
+            <w:pPr>
+              <w:jc w:val="center"/>
+            </w:pPr>
+            <w:r>
+              <w:rPr>
+                <w:rFonts w:ascii="黑体" w:hAnsi="黑体" w:eastAsia="黑体"/>
+                <w:b/>
+                <w:sz w:val="18"/>
+              </w:rPr>
+            </w:r>
+          </w:p>
+        </w:tc>
+        <w:tc>
+          <w:tcPr>
+            <w:tcW w:type="dxa" w:w="1134"/>
+            <w:shd w:fill="E2EFDA"/>
+          </w:tcPr>
+          <w:p>
+            <w:pPr>
+              <w:jc w:val="center"/>
+            </w:pPr>
+            <w:r>
+              <w:rPr>
+                <w:rFonts w:ascii="黑体" w:hAnsi="黑体" w:eastAsia="黑体"/>
+                <w:b/>
+                <w:sz w:val="18"/>
+              </w:rPr>
+              <w:t>¥19,520</w:t>
             </w:r>
           </w:p>
         </w:tc>
@@ -1088,11 +975,16 @@
     </w:tbl>
     <w:p/>
     <w:p>
+      <w:r>
+        <w:br w:type="page"/>
+      </w:r>
+    </w:p>
+    <w:p>
       <w:pPr>
-        <w:pStyle w:val="Heading2"/>
+        <w:pStyle w:val="Heading1"/>
       </w:pPr>
       <w:r>
-        <w:t>2.2 分布式推理模块  ★★★★★（强烈推荐）</w:t>
+        <w:t>第二部分：可选模块</w:t>
       </w:r>
     </w:p>
     <w:p>
@@ -1100,7 +992,127 @@
         <w:rPr>
           <w:rFonts w:ascii="仿宋" w:hAnsi="仿宋" w:eastAsia="仿宋"/>
         </w:rPr>
-        <w:t>如果华孚要提供模型推理API服务，此模块是核心。支持模型广场、推理引擎(vLLM等)、多节点部署、API Key管理、服务监控、自动扩缩容。</w:t>
+        <w:t>以下模块贵司可根据实际业务需求自主选择。每个模块均附详细功能说明，方便贵司评估。推荐等级由青云根据华孚业务场景评估得出。</w:t>
+      </w:r>
+    </w:p>
+    <w:p>
+      <w:pPr>
+        <w:pStyle w:val="Heading2"/>
+      </w:pPr>
+      <w:r>
+        <w:t>2.1 分布式训练模块</w:t>
+      </w:r>
+    </w:p>
+    <w:p>
+      <w:r>
+        <w:rPr>
+          <w:rFonts w:ascii="仿宋" w:hAnsi="仿宋" w:eastAsia="仿宋"/>
+        </w:rPr>
+        <w:t>推荐等级：★★★★★（强烈推荐——如华孚需要提供大模型训练/微调服务，此模块为必备）</w:t>
+      </w:r>
+    </w:p>
+    <w:p>
+      <w:r>
+        <w:rPr>
+          <w:rFonts w:ascii="仿宋" w:hAnsi="仿宋" w:eastAsia="仿宋"/>
+        </w:rPr>
+        <w:t>功能概述：面向大模型分布式训练场景，提供多机多卡训练任务的编排调度和全生命周期管理。</w:t>
+      </w:r>
+    </w:p>
+    <w:p>
+      <w:pPr>
+        <w:ind w:firstLine="0" w:left="283"/>
+      </w:pPr>
+      <w:r>
+        <w:rPr>
+          <w:rFonts w:ascii="仿宋" w:hAnsi="仿宋" w:eastAsia="仿宋"/>
+          <w:sz w:val="22"/>
+        </w:rPr>
+        <w:t>单机多卡训练：支持单节点内多GPU的分布式训练（PyTorch DDP/DeepSpeed），自动分配GPU拓扑</w:t>
+      </w:r>
+    </w:p>
+    <w:p>
+      <w:pPr>
+        <w:ind w:firstLine="0" w:left="283"/>
+      </w:pPr>
+      <w:r>
+        <w:rPr>
+          <w:rFonts w:ascii="仿宋" w:hAnsi="仿宋" w:eastAsia="仿宋"/>
+          <w:sz w:val="22"/>
+        </w:rPr>
+        <w:t>多机多卡训练：支持跨节点的分布式训练任务，基于RDMA网络实现高速通信，支持数据并行+模型并行+流水线并行</w:t>
+      </w:r>
+    </w:p>
+    <w:p>
+      <w:pPr>
+        <w:ind w:firstLine="0" w:left="283"/>
+      </w:pPr>
+      <w:r>
+        <w:rPr>
+          <w:rFonts w:ascii="仿宋" w:hAnsi="仿宋" w:eastAsia="仿宋"/>
+          <w:sz w:val="22"/>
+        </w:rPr>
+        <w:t>训练框架集成：原生支持PyTorch、TensorFlow、DeepSpeed、Megatron-LM等主流分布式训练框架</w:t>
+      </w:r>
+    </w:p>
+    <w:p>
+      <w:pPr>
+        <w:ind w:firstLine="0" w:left="283"/>
+      </w:pPr>
+      <w:r>
+        <w:rPr>
+          <w:rFonts w:ascii="仿宋" w:hAnsi="仿宋" w:eastAsia="仿宋"/>
+          <w:sz w:val="22"/>
+        </w:rPr>
+        <w:t>优先级排队：训练任务按优先级排队调度，支持抢占式调度，高优任务可抢占低优任务资源</w:t>
+      </w:r>
+    </w:p>
+    <w:p>
+      <w:pPr>
+        <w:ind w:firstLine="0" w:left="283"/>
+      </w:pPr>
+      <w:r>
+        <w:rPr>
+          <w:rFonts w:ascii="仿宋" w:hAnsi="仿宋" w:eastAsia="仿宋"/>
+          <w:sz w:val="22"/>
+        </w:rPr>
+        <w:t>故障容错：训练任务断点自动检测和恢复，支持训练任务的高可用机制，减少算力浪费</w:t>
+      </w:r>
+    </w:p>
+    <w:p>
+      <w:pPr>
+        <w:ind w:firstLine="0" w:left="283"/>
+      </w:pPr>
+      <w:r>
+        <w:rPr>
+          <w:rFonts w:ascii="仿宋" w:hAnsi="仿宋" w:eastAsia="仿宋"/>
+          <w:sz w:val="22"/>
+        </w:rPr>
+        <w:t>任务日志：训练过程中的日志实时采集和展示，支持Loss曲线可视化、训练进度追踪</w:t>
+      </w:r>
+    </w:p>
+    <w:p>
+      <w:pPr>
+        <w:ind w:firstLine="0" w:left="283"/>
+      </w:pPr>
+      <w:r>
+        <w:rPr>
+          <w:rFonts w:ascii="仿宋" w:hAnsi="仿宋" w:eastAsia="仿宋"/>
+          <w:sz w:val="22"/>
+        </w:rPr>
+        <w:t>训练模板：支持将常用训练配置保存为模板，方便团队复用和标准化训练流程</w:t>
+      </w:r>
+    </w:p>
+    <w:p>
+      <w:pPr>
+        <w:ind w:firstLine="0" w:left="283"/>
+      </w:pPr>
+      <w:r>
+        <w:rPr>
+          <w:rFonts w:ascii="仿宋" w:hAnsi="仿宋" w:eastAsia="仿宋"/>
+          <w:sz w:val="22"/>
+        </w:rPr>
+        <w:t>资源监控：训练任务的GPU使用率、显存占用、网络带宽、存储IO等指标实时监控</w:t>
       </w:r>
     </w:p>
     <w:tbl>
@@ -1111,15 +1123,33 @@
         <w:tblLook w:firstColumn="1" w:firstRow="1" w:lastColumn="0" w:lastRow="0" w:noHBand="0" w:noVBand="1" w:val="04A0"/>
       </w:tblPr>
       <w:tblGrid>
-        <w:gridCol w:w="1337"/>
-        <w:gridCol w:w="1337"/>
-        <w:gridCol w:w="1337"/>
-        <w:gridCol w:w="1337"/>
-        <w:gridCol w:w="1337"/>
-        <w:gridCol w:w="1337"/>
-        <w:gridCol w:w="1337"/>
+        <w:gridCol w:w="1560"/>
+        <w:gridCol w:w="1560"/>
+        <w:gridCol w:w="1560"/>
+        <w:gridCol w:w="1560"/>
+        <w:gridCol w:w="1560"/>
+        <w:gridCol w:w="1560"/>
       </w:tblGrid>
       <w:tr>
+        <w:tc>
+          <w:tcPr>
+            <w:tcW w:type="dxa" w:w="454"/>
+            <w:shd w:fill="D6E4F0"/>
+          </w:tcPr>
+          <w:p>
+            <w:pPr>
+              <w:jc w:val="center"/>
+            </w:pPr>
+            <w:r>
+              <w:rPr>
+                <w:rFonts w:ascii="黑体" w:hAnsi="黑体" w:eastAsia="黑体"/>
+                <w:b/>
+                <w:sz w:val="18"/>
+              </w:rPr>
+              <w:t>序号</w:t>
+            </w:r>
+          </w:p>
+        </w:tc>
         <w:tc>
           <w:tcPr>
             <w:tcW w:type="dxa" w:w="1417"/>
@@ -1135,32 +1165,13 @@
                 <w:b/>
                 <w:sz w:val="18"/>
               </w:rPr>
-              <w:t>模块</w:t>
+              <w:t>模块名称</w:t>
             </w:r>
           </w:p>
         </w:tc>
         <w:tc>
           <w:tcPr>
-            <w:tcW w:type="dxa" w:w="2835"/>
-            <w:shd w:fill="D6E4F0"/>
-          </w:tcPr>
-          <w:p>
-            <w:pPr>
-              <w:jc w:val="center"/>
-            </w:pPr>
-            <w:r>
-              <w:rPr>
-                <w:rFonts w:ascii="黑体" w:hAnsi="黑体" w:eastAsia="黑体"/>
-                <w:b/>
-                <w:sz w:val="18"/>
-              </w:rPr>
-              <w:t>功能说明</w:t>
-            </w:r>
-          </w:p>
-        </w:tc>
-        <w:tc>
-          <w:tcPr>
-            <w:tcW w:type="dxa" w:w="850"/>
+            <w:tcW w:type="dxa" w:w="1134"/>
             <w:shd w:fill="D6E4F0"/>
           </w:tcPr>
           <w:p>
@@ -1211,7 +1222,7 @@
                 <w:b/>
                 <w:sz w:val="18"/>
               </w:rPr>
-              <w:t>标准单价</w:t>
+              <w:t>单价（元）</w:t>
             </w:r>
           </w:p>
         </w:tc>
@@ -1230,31 +1241,29 @@
                 <w:b/>
                 <w:sz w:val="18"/>
               </w:rPr>
-              <w:t>总价</w:t>
-            </w:r>
-          </w:p>
-        </w:tc>
-        <w:tc>
-          <w:tcPr>
-            <w:tcW w:type="dxa" w:w="1134"/>
-            <w:shd w:fill="D6E4F0"/>
-          </w:tcPr>
-          <w:p>
-            <w:pPr>
-              <w:jc w:val="center"/>
-            </w:pPr>
-            <w:r>
-              <w:rPr>
-                <w:rFonts w:ascii="黑体" w:hAnsi="黑体" w:eastAsia="黑体"/>
-                <w:b/>
-                <w:sz w:val="18"/>
-              </w:rPr>
-              <w:t>5折后</w:t>
+              <w:t>小计（元）</w:t>
             </w:r>
           </w:p>
         </w:tc>
       </w:tr>
       <w:tr>
+        <w:tc>
+          <w:tcPr>
+            <w:tcW w:type="dxa" w:w="454"/>
+          </w:tcPr>
+          <w:p>
+            <w:pPr>
+              <w:jc w:val="left"/>
+            </w:pPr>
+            <w:r>
+              <w:rPr>
+                <w:rFonts w:ascii="仿宋" w:hAnsi="仿宋" w:eastAsia="仿宋"/>
+                <w:sz w:val="18"/>
+              </w:rPr>
+              <w:t>3</w:t>
+            </w:r>
+          </w:p>
+        </w:tc>
         <w:tc>
           <w:tcPr>
             <w:tcW w:type="dxa" w:w="1417"/>
@@ -1268,13 +1277,13 @@
                 <w:rFonts w:ascii="仿宋" w:hAnsi="仿宋" w:eastAsia="仿宋"/>
                 <w:sz w:val="18"/>
               </w:rPr>
-              <w:t>分布式推理模块</w:t>
+              <w:t>分布式训练模块</w:t>
             </w:r>
           </w:p>
         </w:tc>
         <w:tc>
           <w:tcPr>
-            <w:tcW w:type="dxa" w:w="2835"/>
+            <w:tcW w:type="dxa" w:w="1134"/>
           </w:tcPr>
           <w:p>
             <w:pPr>
@@ -1285,26 +1294,7 @@
                 <w:rFonts w:ascii="仿宋" w:hAnsi="仿宋" w:eastAsia="仿宋"/>
                 <w:sz w:val="18"/>
               </w:rPr>
-              <w:t>模型广场、推理引擎(vLLM等)、</w:t>
-              <w:br/>
-              <w:t>多节点部署、API Key、服务监控、自动扩缩容</w:t>
-            </w:r>
-          </w:p>
-        </w:tc>
-        <w:tc>
-          <w:tcPr>
-            <w:tcW w:type="dxa" w:w="850"/>
-          </w:tcPr>
-          <w:p>
-            <w:pPr>
-              <w:jc w:val="center"/>
-            </w:pPr>
-            <w:r>
-              <w:rPr>
-                <w:rFonts w:ascii="仿宋" w:hAnsi="仿宋" w:eastAsia="仿宋"/>
-                <w:sz w:val="18"/>
-              </w:rPr>
-              <w:t>每GPU</w:t>
+              <w:t>每GPU节点</w:t>
             </w:r>
           </w:p>
         </w:tc>
@@ -1338,24 +1328,7 @@
                 <w:rFonts w:ascii="仿宋" w:hAnsi="仿宋" w:eastAsia="仿宋"/>
                 <w:sz w:val="18"/>
               </w:rPr>
-              <w:t>¥4,200</w:t>
-            </w:r>
-          </w:p>
-        </w:tc>
-        <w:tc>
-          <w:tcPr>
-            <w:tcW w:type="dxa" w:w="1134"/>
-          </w:tcPr>
-          <w:p>
-            <w:pPr>
-              <w:jc w:val="center"/>
-            </w:pPr>
-            <w:r>
-              <w:rPr>
-                <w:rFonts w:ascii="仿宋" w:hAnsi="仿宋" w:eastAsia="仿宋"/>
-                <w:sz w:val="18"/>
-              </w:rPr>
-              <w:t>¥33,600</w:t>
+              <w:t>¥2,100</w:t>
             </w:r>
           </w:p>
         </w:tc>
@@ -1384,7 +1357,7 @@
         <w:pStyle w:val="Heading2"/>
       </w:pPr>
       <w:r>
-        <w:t>2.3 大模型MaaS服务模块  ★★★★★（重中之重）</w:t>
+        <w:t>2.2 分布式推理模块</w:t>
       </w:r>
     </w:p>
     <w:p>
@@ -1392,7 +1365,111 @@
         <w:rPr>
           <w:rFonts w:ascii="仿宋" w:hAnsi="仿宋" w:eastAsia="仿宋"/>
         </w:rPr>
-        <w:t>华孚对外提供MaaS平台服务的核心模块。支持在线推理服务、模型上架、负载均衡、用量统计、限速。需联合购买分布式推理模块。</w:t>
+        <w:t>推荐等级：★★★★★（强烈推荐——如需对外提供模型推理服务或部署大模型API，此模块为核心）</w:t>
+      </w:r>
+    </w:p>
+    <w:p>
+      <w:r>
+        <w:rPr>
+          <w:rFonts w:ascii="仿宋" w:hAnsi="仿宋" w:eastAsia="仿宋"/>
+        </w:rPr>
+        <w:t>功能概述：企业级大模型推理服务平台，提供模型部署、推理引擎调度和API服务管理。</w:t>
+      </w:r>
+    </w:p>
+    <w:p>
+      <w:pPr>
+        <w:ind w:firstLine="0" w:left="283"/>
+      </w:pPr>
+      <w:r>
+        <w:rPr>
+          <w:rFonts w:ascii="仿宋" w:hAnsi="仿宋" w:eastAsia="仿宋"/>
+          <w:sz w:val="22"/>
+        </w:rPr>
+        <w:t>模型广场：内置模型市场，支持从HuggingFace/ModelScope一键导入开源模型，模型版本管理</w:t>
+      </w:r>
+    </w:p>
+    <w:p>
+      <w:pPr>
+        <w:ind w:firstLine="0" w:left="283"/>
+      </w:pPr>
+      <w:r>
+        <w:rPr>
+          <w:rFonts w:ascii="仿宋" w:hAnsi="仿宋" w:eastAsia="仿宋"/>
+          <w:sz w:val="22"/>
+        </w:rPr>
+        <w:t>推理引擎：集成vLLM、TGI、TensorRT-LLM等高性能推理引擎，支持FP16/INT8/FP8量化推理</w:t>
+      </w:r>
+    </w:p>
+    <w:p>
+      <w:pPr>
+        <w:ind w:firstLine="0" w:left="283"/>
+      </w:pPr>
+      <w:r>
+        <w:rPr>
+          <w:rFonts w:ascii="仿宋" w:hAnsi="仿宋" w:eastAsia="仿宋"/>
+          <w:sz w:val="22"/>
+        </w:rPr>
+        <w:t>多节点部署：大模型推理服务支持跨GPU节点分布式部署，自动负载均衡，支持模型分片（张量并行+流水线并行）</w:t>
+      </w:r>
+    </w:p>
+    <w:p>
+      <w:pPr>
+        <w:ind w:firstLine="0" w:left="283"/>
+      </w:pPr>
+      <w:r>
+        <w:rPr>
+          <w:rFonts w:ascii="仿宋" w:hAnsi="仿宋" w:eastAsia="仿宋"/>
+          <w:sz w:val="22"/>
+        </w:rPr>
+        <w:t>API Key管理：支持多用户/多应用的API Key生成、权限管理、限流配置、调用统计</w:t>
+      </w:r>
+    </w:p>
+    <w:p>
+      <w:pPr>
+        <w:ind w:firstLine="0" w:left="283"/>
+      </w:pPr>
+      <w:r>
+        <w:rPr>
+          <w:rFonts w:ascii="仿宋" w:hAnsi="仿宋" w:eastAsia="仿宋"/>
+          <w:sz w:val="22"/>
+        </w:rPr>
+        <w:t>服务监控：推理服务的QPS、延迟（P50/P95/P99）、成功率等SLA指标实时监控和告警</w:t>
+      </w:r>
+    </w:p>
+    <w:p>
+      <w:pPr>
+        <w:ind w:firstLine="0" w:left="283"/>
+      </w:pPr>
+      <w:r>
+        <w:rPr>
+          <w:rFonts w:ascii="仿宋" w:hAnsi="仿宋" w:eastAsia="仿宋"/>
+          <w:sz w:val="22"/>
+        </w:rPr>
+        <w:t>自动扩缩容：基于实时负载指标的推理服务自动弹性伸缩，高峰自动扩容，低谷自动缩容节省算力</w:t>
+      </w:r>
+    </w:p>
+    <w:p>
+      <w:pPr>
+        <w:ind w:firstLine="0" w:left="283"/>
+      </w:pPr>
+      <w:r>
+        <w:rPr>
+          <w:rFonts w:ascii="仿宋" w:hAnsi="仿宋" w:eastAsia="仿宋"/>
+          <w:sz w:val="22"/>
+        </w:rPr>
+        <w:t>服务版本管理：推理服务的多版本管理和灰度发布，支持A/B测试和版本回滚</w:t>
+      </w:r>
+    </w:p>
+    <w:p>
+      <w:pPr>
+        <w:ind w:firstLine="0" w:left="283"/>
+      </w:pPr>
+      <w:r>
+        <w:rPr>
+          <w:rFonts w:ascii="仿宋" w:hAnsi="仿宋" w:eastAsia="仿宋"/>
+          <w:sz w:val="22"/>
+        </w:rPr>
+        <w:t>模型热加载：模型更新支持热加载，无需重启推理服务，保障业务连续性</w:t>
       </w:r>
     </w:p>
     <w:tbl>
@@ -1403,15 +1480,33 @@
         <w:tblLook w:firstColumn="1" w:firstRow="1" w:lastColumn="0" w:lastRow="0" w:noHBand="0" w:noVBand="1" w:val="04A0"/>
       </w:tblPr>
       <w:tblGrid>
-        <w:gridCol w:w="1337"/>
-        <w:gridCol w:w="1337"/>
-        <w:gridCol w:w="1337"/>
-        <w:gridCol w:w="1337"/>
-        <w:gridCol w:w="1337"/>
-        <w:gridCol w:w="1337"/>
-        <w:gridCol w:w="1337"/>
+        <w:gridCol w:w="1560"/>
+        <w:gridCol w:w="1560"/>
+        <w:gridCol w:w="1560"/>
+        <w:gridCol w:w="1560"/>
+        <w:gridCol w:w="1560"/>
+        <w:gridCol w:w="1560"/>
       </w:tblGrid>
       <w:tr>
+        <w:tc>
+          <w:tcPr>
+            <w:tcW w:type="dxa" w:w="454"/>
+            <w:shd w:fill="D6E4F0"/>
+          </w:tcPr>
+          <w:p>
+            <w:pPr>
+              <w:jc w:val="center"/>
+            </w:pPr>
+            <w:r>
+              <w:rPr>
+                <w:rFonts w:ascii="黑体" w:hAnsi="黑体" w:eastAsia="黑体"/>
+                <w:b/>
+                <w:sz w:val="18"/>
+              </w:rPr>
+              <w:t>序号</w:t>
+            </w:r>
+          </w:p>
+        </w:tc>
         <w:tc>
           <w:tcPr>
             <w:tcW w:type="dxa" w:w="1417"/>
@@ -1427,32 +1522,13 @@
                 <w:b/>
                 <w:sz w:val="18"/>
               </w:rPr>
-              <w:t>模块</w:t>
+              <w:t>模块名称</w:t>
             </w:r>
           </w:p>
         </w:tc>
         <w:tc>
           <w:tcPr>
-            <w:tcW w:type="dxa" w:w="2835"/>
-            <w:shd w:fill="D6E4F0"/>
-          </w:tcPr>
-          <w:p>
-            <w:pPr>
-              <w:jc w:val="center"/>
-            </w:pPr>
-            <w:r>
-              <w:rPr>
-                <w:rFonts w:ascii="黑体" w:hAnsi="黑体" w:eastAsia="黑体"/>
-                <w:b/>
-                <w:sz w:val="18"/>
-              </w:rPr>
-              <w:t>功能说明</w:t>
-            </w:r>
-          </w:p>
-        </w:tc>
-        <w:tc>
-          <w:tcPr>
-            <w:tcW w:type="dxa" w:w="850"/>
+            <w:tcW w:type="dxa" w:w="1134"/>
             <w:shd w:fill="D6E4F0"/>
           </w:tcPr>
           <w:p>
@@ -1503,7 +1579,7 @@
                 <w:b/>
                 <w:sz w:val="18"/>
               </w:rPr>
-              <w:t>标准单价</w:t>
+              <w:t>单价（元）</w:t>
             </w:r>
           </w:p>
         </w:tc>
@@ -1522,31 +1598,29 @@
                 <w:b/>
                 <w:sz w:val="18"/>
               </w:rPr>
-              <w:t>总价</w:t>
-            </w:r>
-          </w:p>
-        </w:tc>
-        <w:tc>
-          <w:tcPr>
-            <w:tcW w:type="dxa" w:w="1134"/>
-            <w:shd w:fill="D6E4F0"/>
-          </w:tcPr>
-          <w:p>
-            <w:pPr>
-              <w:jc w:val="center"/>
-            </w:pPr>
-            <w:r>
-              <w:rPr>
-                <w:rFonts w:ascii="黑体" w:hAnsi="黑体" w:eastAsia="黑体"/>
-                <w:b/>
-                <w:sz w:val="18"/>
-              </w:rPr>
-              <w:t>5折后</w:t>
+              <w:t>小计（元）</w:t>
             </w:r>
           </w:p>
         </w:tc>
       </w:tr>
       <w:tr>
+        <w:tc>
+          <w:tcPr>
+            <w:tcW w:type="dxa" w:w="454"/>
+          </w:tcPr>
+          <w:p>
+            <w:pPr>
+              <w:jc w:val="left"/>
+            </w:pPr>
+            <w:r>
+              <w:rPr>
+                <w:rFonts w:ascii="仿宋" w:hAnsi="仿宋" w:eastAsia="仿宋"/>
+                <w:sz w:val="18"/>
+              </w:rPr>
+              <w:t>4</w:t>
+            </w:r>
+          </w:p>
+        </w:tc>
         <w:tc>
           <w:tcPr>
             <w:tcW w:type="dxa" w:w="1417"/>
@@ -1560,13 +1634,13 @@
                 <w:rFonts w:ascii="仿宋" w:hAnsi="仿宋" w:eastAsia="仿宋"/>
                 <w:sz w:val="18"/>
               </w:rPr>
-              <w:t>大模型MaaS服务模块</w:t>
+              <w:t>分布式推理模块</w:t>
             </w:r>
           </w:p>
         </w:tc>
         <w:tc>
           <w:tcPr>
-            <w:tcW w:type="dxa" w:w="2835"/>
+            <w:tcW w:type="dxa" w:w="1134"/>
           </w:tcPr>
           <w:p>
             <w:pPr>
@@ -1577,28 +1651,7 @@
                 <w:rFonts w:ascii="仿宋" w:hAnsi="仿宋" w:eastAsia="仿宋"/>
                 <w:sz w:val="18"/>
               </w:rPr>
-              <w:t>在线推理服务、模型上架、</w:t>
-              <w:br/>
-              <w:t>负载均衡、用量统计、限速</w:t>
-              <w:br/>
-              <w:t>（需联合购买分布式推理模块）</w:t>
-            </w:r>
-          </w:p>
-        </w:tc>
-        <w:tc>
-          <w:tcPr>
-            <w:tcW w:type="dxa" w:w="850"/>
-          </w:tcPr>
-          <w:p>
-            <w:pPr>
-              <w:jc w:val="center"/>
-            </w:pPr>
-            <w:r>
-              <w:rPr>
-                <w:rFonts w:ascii="仿宋" w:hAnsi="仿宋" w:eastAsia="仿宋"/>
-                <w:sz w:val="18"/>
-              </w:rPr>
-              <w:t>每GPU</w:t>
+              <w:t>每GPU节点</w:t>
             </w:r>
           </w:p>
         </w:tc>
@@ -1632,7 +1685,7 @@
                 <w:rFonts w:ascii="仿宋" w:hAnsi="仿宋" w:eastAsia="仿宋"/>
                 <w:sz w:val="18"/>
               </w:rPr>
-              <w:t>¥1,800</w:t>
+              <w:t>¥2,100</w:t>
             </w:r>
           </w:p>
         </w:tc>
@@ -1649,24 +1702,7 @@
                 <w:rFonts w:ascii="仿宋" w:hAnsi="仿宋" w:eastAsia="仿宋"/>
                 <w:sz w:val="18"/>
               </w:rPr>
-              <w:t>¥14,400</w:t>
-            </w:r>
-          </w:p>
-        </w:tc>
-        <w:tc>
-          <w:tcPr>
-            <w:tcW w:type="dxa" w:w="1134"/>
-          </w:tcPr>
-          <w:p>
-            <w:pPr>
-              <w:jc w:val="center"/>
-            </w:pPr>
-            <w:r>
-              <w:rPr>
-                <w:rFonts w:ascii="仿宋" w:hAnsi="仿宋" w:eastAsia="仿宋"/>
-                <w:sz w:val="18"/>
-              </w:rPr>
-              <w:t>¥7,200</w:t>
+              <w:t>¥16,800</w:t>
             </w:r>
           </w:p>
         </w:tc>
@@ -1675,24 +1711,10 @@
     <w:p/>
     <w:p>
       <w:pPr>
-        <w:ind w:firstLine="0"/>
-      </w:pPr>
-      <w:r>
-        <w:rPr>
-          <w:rFonts w:ascii="仿宋" w:hAnsi="仿宋" w:eastAsia="仿宋"/>
-          <w:i/>
-          <w:color w:val="666666"/>
-          <w:sz w:val="18"/>
-        </w:rPr>
-        <w:t>⚠ 重要：大模型MaaS服务模块必须与分布式推理模块联合购买，不可单独采购。</w:t>
-      </w:r>
-    </w:p>
-    <w:p>
-      <w:pPr>
         <w:pStyle w:val="Heading2"/>
       </w:pPr>
       <w:r>
-        <w:t>2.4 GPU池化模块  ★★★★（推荐）</w:t>
+        <w:t>2.3 大模型MaaS服务模块</w:t>
       </w:r>
     </w:p>
     <w:p>
@@ -1700,7 +1722,111 @@
         <w:rPr>
           <w:rFonts w:ascii="仿宋" w:hAnsi="仿宋" w:eastAsia="仿宋"/>
         </w:rPr>
-        <w:t>如果需要将大显存GPU切分为多个小显存实例供多个用户共享使用，建议选配。支持vGPU显存切分（1G粒度）、CUDA拦截。</w:t>
+        <w:t>推荐等级：★★★★★（重中之重——对外提供MaaS商业化服务的核心模块，需联合购买分布式推理模块）</w:t>
+      </w:r>
+    </w:p>
+    <w:p>
+      <w:r>
+        <w:rPr>
+          <w:rFonts w:ascii="仿宋" w:hAnsi="仿宋" w:eastAsia="仿宋"/>
+        </w:rPr>
+        <w:t>功能概述：面向MaaS（Model as a Service）运营场景，提供模型商品化上架、API服务和计量计费能力。</w:t>
+      </w:r>
+    </w:p>
+    <w:p>
+      <w:pPr>
+        <w:ind w:firstLine="0" w:left="283"/>
+      </w:pPr>
+      <w:r>
+        <w:rPr>
+          <w:rFonts w:ascii="仿宋" w:hAnsi="仿宋" w:eastAsia="仿宋"/>
+          <w:sz w:val="22"/>
+        </w:rPr>
+        <w:t>模型上架：将已部署的推理模型包装为标准API服务，支持自定义服务名称、描述、定价策略</w:t>
+      </w:r>
+    </w:p>
+    <w:p>
+      <w:pPr>
+        <w:ind w:firstLine="0" w:left="283"/>
+      </w:pPr>
+      <w:r>
+        <w:rPr>
+          <w:rFonts w:ascii="仿宋" w:hAnsi="仿宋" w:eastAsia="仿宋"/>
+          <w:sz w:val="22"/>
+        </w:rPr>
+        <w:t>在线推理服务：提供兼容OpenAI格式的RESTful API接口，支持流式输出（Server-Sent Events）</w:t>
+      </w:r>
+    </w:p>
+    <w:p>
+      <w:pPr>
+        <w:ind w:firstLine="0" w:left="283"/>
+      </w:pPr>
+      <w:r>
+        <w:rPr>
+          <w:rFonts w:ascii="仿宋" w:hAnsi="仿宋" w:eastAsia="仿宋"/>
+          <w:sz w:val="22"/>
+        </w:rPr>
+        <w:t>负载均衡：多副本推理服务的请求分发和负载均衡，支持权重路由和一致性哈希</w:t>
+      </w:r>
+    </w:p>
+    <w:p>
+      <w:pPr>
+        <w:ind w:firstLine="0" w:left="283"/>
+      </w:pPr>
+      <w:r>
+        <w:rPr>
+          <w:rFonts w:ascii="仿宋" w:hAnsi="仿宋" w:eastAsia="仿宋"/>
+          <w:sz w:val="22"/>
+        </w:rPr>
+        <w:t>用量统计：每用户/每API Key的Token消耗量、请求次数、并发数等用量数据的实时统计</w:t>
+      </w:r>
+    </w:p>
+    <w:p>
+      <w:pPr>
+        <w:ind w:firstLine="0" w:left="283"/>
+      </w:pPr>
+      <w:r>
+        <w:rPr>
+          <w:rFonts w:ascii="仿宋" w:hAnsi="仿宋" w:eastAsia="仿宋"/>
+          <w:sz w:val="22"/>
+        </w:rPr>
+        <w:t>限速控制：支持按用户/按API Key的QPS和TPM限速配置，保障服务质量，防止滥用</w:t>
+      </w:r>
+    </w:p>
+    <w:p>
+      <w:pPr>
+        <w:ind w:firstLine="0" w:left="283"/>
+      </w:pPr>
+      <w:r>
+        <w:rPr>
+          <w:rFonts w:ascii="仿宋" w:hAnsi="仿宋" w:eastAsia="仿宋"/>
+          <w:sz w:val="22"/>
+        </w:rPr>
+        <w:t>Token计费：支持按Token输入/输出分别计费，可配置阶梯定价、缓存命中折扣等多种计费策略</w:t>
+      </w:r>
+    </w:p>
+    <w:p>
+      <w:pPr>
+        <w:ind w:firstLine="0" w:left="283"/>
+      </w:pPr>
+      <w:r>
+        <w:rPr>
+          <w:rFonts w:ascii="仿宋" w:hAnsi="仿宋" w:eastAsia="仿宋"/>
+          <w:sz w:val="22"/>
+        </w:rPr>
+        <w:t>套餐管理：支持预付费套餐包（包月/包年）和按量后付费两种计费模式，套餐用量自动抵扣</w:t>
+      </w:r>
+    </w:p>
+    <w:p>
+      <w:pPr>
+        <w:ind w:firstLine="0" w:left="283"/>
+      </w:pPr>
+      <w:r>
+        <w:rPr>
+          <w:rFonts w:ascii="仿宋" w:hAnsi="仿宋" w:eastAsia="仿宋"/>
+          <w:sz w:val="22"/>
+        </w:rPr>
+        <w:t>运营报表：提供多维度运营数据报表，包括调用量趋势、用户活跃度、收入统计等</w:t>
       </w:r>
     </w:p>
     <w:tbl>
@@ -1711,15 +1837,33 @@
         <w:tblLook w:firstColumn="1" w:firstRow="1" w:lastColumn="0" w:lastRow="0" w:noHBand="0" w:noVBand="1" w:val="04A0"/>
       </w:tblPr>
       <w:tblGrid>
-        <w:gridCol w:w="1337"/>
-        <w:gridCol w:w="1337"/>
-        <w:gridCol w:w="1337"/>
-        <w:gridCol w:w="1337"/>
-        <w:gridCol w:w="1337"/>
-        <w:gridCol w:w="1337"/>
-        <w:gridCol w:w="1337"/>
+        <w:gridCol w:w="1560"/>
+        <w:gridCol w:w="1560"/>
+        <w:gridCol w:w="1560"/>
+        <w:gridCol w:w="1560"/>
+        <w:gridCol w:w="1560"/>
+        <w:gridCol w:w="1560"/>
       </w:tblGrid>
       <w:tr>
+        <w:tc>
+          <w:tcPr>
+            <w:tcW w:type="dxa" w:w="454"/>
+            <w:shd w:fill="D6E4F0"/>
+          </w:tcPr>
+          <w:p>
+            <w:pPr>
+              <w:jc w:val="center"/>
+            </w:pPr>
+            <w:r>
+              <w:rPr>
+                <w:rFonts w:ascii="黑体" w:hAnsi="黑体" w:eastAsia="黑体"/>
+                <w:b/>
+                <w:sz w:val="18"/>
+              </w:rPr>
+              <w:t>序号</w:t>
+            </w:r>
+          </w:p>
+        </w:tc>
         <w:tc>
           <w:tcPr>
             <w:tcW w:type="dxa" w:w="1417"/>
@@ -1735,32 +1879,13 @@
                 <w:b/>
                 <w:sz w:val="18"/>
               </w:rPr>
-              <w:t>模块</w:t>
+              <w:t>模块名称</w:t>
             </w:r>
           </w:p>
         </w:tc>
         <w:tc>
           <w:tcPr>
-            <w:tcW w:type="dxa" w:w="2835"/>
-            <w:shd w:fill="D6E4F0"/>
-          </w:tcPr>
-          <w:p>
-            <w:pPr>
-              <w:jc w:val="center"/>
-            </w:pPr>
-            <w:r>
-              <w:rPr>
-                <w:rFonts w:ascii="黑体" w:hAnsi="黑体" w:eastAsia="黑体"/>
-                <w:b/>
-                <w:sz w:val="18"/>
-              </w:rPr>
-              <w:t>功能说明</w:t>
-            </w:r>
-          </w:p>
-        </w:tc>
-        <w:tc>
-          <w:tcPr>
-            <w:tcW w:type="dxa" w:w="850"/>
+            <w:tcW w:type="dxa" w:w="1134"/>
             <w:shd w:fill="D6E4F0"/>
           </w:tcPr>
           <w:p>
@@ -1811,7 +1936,7 @@
                 <w:b/>
                 <w:sz w:val="18"/>
               </w:rPr>
-              <w:t>标准单价</w:t>
+              <w:t>单价（元）</w:t>
             </w:r>
           </w:p>
         </w:tc>
@@ -1830,7 +1955,278 @@
                 <w:b/>
                 <w:sz w:val="18"/>
               </w:rPr>
-              <w:t>总价</w:t>
+              <w:t>小计（元）</w:t>
+            </w:r>
+          </w:p>
+        </w:tc>
+      </w:tr>
+      <w:tr>
+        <w:tc>
+          <w:tcPr>
+            <w:tcW w:type="dxa" w:w="454"/>
+          </w:tcPr>
+          <w:p>
+            <w:pPr>
+              <w:jc w:val="left"/>
+            </w:pPr>
+            <w:r>
+              <w:rPr>
+                <w:rFonts w:ascii="仿宋" w:hAnsi="仿宋" w:eastAsia="仿宋"/>
+                <w:sz w:val="18"/>
+              </w:rPr>
+              <w:t>5</w:t>
+            </w:r>
+          </w:p>
+        </w:tc>
+        <w:tc>
+          <w:tcPr>
+            <w:tcW w:type="dxa" w:w="1417"/>
+          </w:tcPr>
+          <w:p>
+            <w:pPr>
+              <w:jc w:val="center"/>
+            </w:pPr>
+            <w:r>
+              <w:rPr>
+                <w:rFonts w:ascii="仿宋" w:hAnsi="仿宋" w:eastAsia="仿宋"/>
+                <w:sz w:val="18"/>
+              </w:rPr>
+              <w:t>大模型MaaS服务模块</w:t>
+            </w:r>
+          </w:p>
+        </w:tc>
+        <w:tc>
+          <w:tcPr>
+            <w:tcW w:type="dxa" w:w="1134"/>
+          </w:tcPr>
+          <w:p>
+            <w:pPr>
+              <w:jc w:val="center"/>
+            </w:pPr>
+            <w:r>
+              <w:rPr>
+                <w:rFonts w:ascii="仿宋" w:hAnsi="仿宋" w:eastAsia="仿宋"/>
+                <w:sz w:val="18"/>
+              </w:rPr>
+              <w:t>每GPU节点</w:t>
+            </w:r>
+          </w:p>
+        </w:tc>
+        <w:tc>
+          <w:tcPr>
+            <w:tcW w:type="dxa" w:w="680"/>
+          </w:tcPr>
+          <w:p>
+            <w:pPr>
+              <w:jc w:val="center"/>
+            </w:pPr>
+            <w:r>
+              <w:rPr>
+                <w:rFonts w:ascii="仿宋" w:hAnsi="仿宋" w:eastAsia="仿宋"/>
+                <w:sz w:val="18"/>
+              </w:rPr>
+              <w:t>8</w:t>
+            </w:r>
+          </w:p>
+        </w:tc>
+        <w:tc>
+          <w:tcPr>
+            <w:tcW w:type="dxa" w:w="1134"/>
+          </w:tcPr>
+          <w:p>
+            <w:pPr>
+              <w:jc w:val="center"/>
+            </w:pPr>
+            <w:r>
+              <w:rPr>
+                <w:rFonts w:ascii="仿宋" w:hAnsi="仿宋" w:eastAsia="仿宋"/>
+                <w:sz w:val="18"/>
+              </w:rPr>
+              <w:t>¥900</w:t>
+            </w:r>
+          </w:p>
+        </w:tc>
+        <w:tc>
+          <w:tcPr>
+            <w:tcW w:type="dxa" w:w="1134"/>
+          </w:tcPr>
+          <w:p>
+            <w:pPr>
+              <w:jc w:val="center"/>
+            </w:pPr>
+            <w:r>
+              <w:rPr>
+                <w:rFonts w:ascii="仿宋" w:hAnsi="仿宋" w:eastAsia="仿宋"/>
+                <w:sz w:val="18"/>
+              </w:rPr>
+              <w:t>¥7,200</w:t>
+            </w:r>
+          </w:p>
+        </w:tc>
+      </w:tr>
+    </w:tbl>
+    <w:p/>
+    <w:p>
+      <w:pPr>
+        <w:ind w:firstLine="0"/>
+      </w:pPr>
+      <w:r>
+        <w:rPr>
+          <w:rFonts w:ascii="仿宋" w:hAnsi="仿宋" w:eastAsia="仿宋"/>
+          <w:i/>
+          <w:color w:val="666666"/>
+          <w:sz w:val="18"/>
+        </w:rPr>
+        <w:t>说明：大模型MaaS服务模块必须与分布式推理模块联合购买，不可单独采购。</w:t>
+      </w:r>
+    </w:p>
+    <w:p>
+      <w:pPr>
+        <w:pStyle w:val="Heading2"/>
+      </w:pPr>
+      <w:r>
+        <w:t>2.4 GPU池化模块</w:t>
+      </w:r>
+    </w:p>
+    <w:p>
+      <w:r>
+        <w:rPr>
+          <w:rFonts w:ascii="仿宋" w:hAnsi="仿宋" w:eastAsia="仿宋"/>
+        </w:rPr>
+        <w:t>推荐等级：★★★★（推荐——如需将大显存GPU切分为多个小显存实例供多用户共享使用）</w:t>
+      </w:r>
+    </w:p>
+    <w:p>
+      <w:r>
+        <w:rPr>
+          <w:rFonts w:ascii="仿宋" w:hAnsi="仿宋" w:eastAsia="仿宋"/>
+        </w:rPr>
+        <w:t>功能概述：GPU资源细粒度切分和共享能力，提升GPU利用率，降低单用户算力成本。</w:t>
+      </w:r>
+    </w:p>
+    <w:p>
+      <w:pPr>
+        <w:ind w:firstLine="0" w:left="283"/>
+      </w:pPr>
+      <w:r>
+        <w:rPr>
+          <w:rFonts w:ascii="仿宋" w:hAnsi="仿宋" w:eastAsia="仿宋"/>
+          <w:sz w:val="22"/>
+        </w:rPr>
+        <w:t>vGPU显存切分：支持以1GB为粒度对GPU显存进行切分，一块80GB显存的GPU可切分为多个小显存实例</w:t>
+      </w:r>
+    </w:p>
+    <w:p>
+      <w:pPr>
+        <w:ind w:firstLine="0" w:left="283"/>
+      </w:pPr>
+      <w:r>
+        <w:rPr>
+          <w:rFonts w:ascii="仿宋" w:hAnsi="仿宋" w:eastAsia="仿宋"/>
+          <w:sz w:val="22"/>
+        </w:rPr>
+        <w:t>CUDA拦截：基于CUDA API拦截技术实现显存隔离，无需修改上层应用代码</w:t>
+      </w:r>
+    </w:p>
+    <w:p>
+      <w:pPr>
+        <w:ind w:firstLine="0" w:left="283"/>
+      </w:pPr>
+      <w:r>
+        <w:rPr>
+          <w:rFonts w:ascii="仿宋" w:hAnsi="仿宋" w:eastAsia="仿宋"/>
+          <w:sz w:val="22"/>
+        </w:rPr>
+        <w:t>算力限制：支持对每个vGPU实例的计算能力进行限制（MPS控制），防止单个实例抢占全部算力</w:t>
+      </w:r>
+    </w:p>
+    <w:p>
+      <w:pPr>
+        <w:ind w:firstLine="0" w:left="283"/>
+      </w:pPr>
+      <w:r>
+        <w:rPr>
+          <w:rFonts w:ascii="仿宋" w:hAnsi="仿宋" w:eastAsia="仿宋"/>
+          <w:sz w:val="22"/>
+        </w:rPr>
+        <w:t>热迁移：vGPU实例支持热迁移，当物理GPU故障时可自动迁移到其他GPU，保障业务连续性</w:t>
+      </w:r>
+    </w:p>
+    <w:p>
+      <w:pPr>
+        <w:ind w:firstLine="0" w:left="283"/>
+      </w:pPr>
+      <w:r>
+        <w:rPr>
+          <w:rFonts w:ascii="仿宋" w:hAnsi="仿宋" w:eastAsia="仿宋"/>
+          <w:sz w:val="22"/>
+        </w:rPr>
+        <w:t>多卡共享：支持多用户共享同一物理GPU，每个用户独享分配的显存空间，互不干扰</w:t>
+      </w:r>
+    </w:p>
+    <w:p>
+      <w:pPr>
+        <w:ind w:firstLine="0" w:left="283"/>
+      </w:pPr>
+      <w:r>
+        <w:rPr>
+          <w:rFonts w:ascii="仿宋" w:hAnsi="仿宋" w:eastAsia="仿宋"/>
+          <w:sz w:val="22"/>
+        </w:rPr>
+        <w:t>兼容性：兼容主流深度学习框架（PyTorch/TensorFlow/PaddlePaddle等），无需额外适配</w:t>
+      </w:r>
+    </w:p>
+    <w:tbl>
+      <w:tblPr>
+        <w:tblStyle w:val="TableGrid"/>
+        <w:tblW w:type="auto" w:w="0"/>
+        <w:jc w:val="center"/>
+        <w:tblLook w:firstColumn="1" w:firstRow="1" w:lastColumn="0" w:lastRow="0" w:noHBand="0" w:noVBand="1" w:val="04A0"/>
+      </w:tblPr>
+      <w:tblGrid>
+        <w:gridCol w:w="1560"/>
+        <w:gridCol w:w="1560"/>
+        <w:gridCol w:w="1560"/>
+        <w:gridCol w:w="1560"/>
+        <w:gridCol w:w="1560"/>
+        <w:gridCol w:w="1560"/>
+      </w:tblGrid>
+      <w:tr>
+        <w:tc>
+          <w:tcPr>
+            <w:tcW w:type="dxa" w:w="454"/>
+            <w:shd w:fill="D6E4F0"/>
+          </w:tcPr>
+          <w:p>
+            <w:pPr>
+              <w:jc w:val="center"/>
+            </w:pPr>
+            <w:r>
+              <w:rPr>
+                <w:rFonts w:ascii="黑体" w:hAnsi="黑体" w:eastAsia="黑体"/>
+                <w:b/>
+                <w:sz w:val="18"/>
+              </w:rPr>
+              <w:t>序号</w:t>
+            </w:r>
+          </w:p>
+        </w:tc>
+        <w:tc>
+          <w:tcPr>
+            <w:tcW w:type="dxa" w:w="1417"/>
+            <w:shd w:fill="D6E4F0"/>
+          </w:tcPr>
+          <w:p>
+            <w:pPr>
+              <w:jc w:val="center"/>
+            </w:pPr>
+            <w:r>
+              <w:rPr>
+                <w:rFonts w:ascii="黑体" w:hAnsi="黑体" w:eastAsia="黑体"/>
+                <w:b/>
+                <w:sz w:val="18"/>
+              </w:rPr>
+              <w:t>模块名称</w:t>
             </w:r>
           </w:p>
         </w:tc>
@@ -1849,12 +2245,86 @@
                 <w:b/>
                 <w:sz w:val="18"/>
               </w:rPr>
-              <w:t>5折后</w:t>
+              <w:t>计费单位</w:t>
+            </w:r>
+          </w:p>
+        </w:tc>
+        <w:tc>
+          <w:tcPr>
+            <w:tcW w:type="dxa" w:w="680"/>
+            <w:shd w:fill="D6E4F0"/>
+          </w:tcPr>
+          <w:p>
+            <w:pPr>
+              <w:jc w:val="center"/>
+            </w:pPr>
+            <w:r>
+              <w:rPr>
+                <w:rFonts w:ascii="黑体" w:hAnsi="黑体" w:eastAsia="黑体"/>
+                <w:b/>
+                <w:sz w:val="18"/>
+              </w:rPr>
+              <w:t>数量</w:t>
+            </w:r>
+          </w:p>
+        </w:tc>
+        <w:tc>
+          <w:tcPr>
+            <w:tcW w:type="dxa" w:w="1134"/>
+            <w:shd w:fill="D6E4F0"/>
+          </w:tcPr>
+          <w:p>
+            <w:pPr>
+              <w:jc w:val="center"/>
+            </w:pPr>
+            <w:r>
+              <w:rPr>
+                <w:rFonts w:ascii="黑体" w:hAnsi="黑体" w:eastAsia="黑体"/>
+                <w:b/>
+                <w:sz w:val="18"/>
+              </w:rPr>
+              <w:t>单价（元）</w:t>
+            </w:r>
+          </w:p>
+        </w:tc>
+        <w:tc>
+          <w:tcPr>
+            <w:tcW w:type="dxa" w:w="1134"/>
+            <w:shd w:fill="D6E4F0"/>
+          </w:tcPr>
+          <w:p>
+            <w:pPr>
+              <w:jc w:val="center"/>
+            </w:pPr>
+            <w:r>
+              <w:rPr>
+                <w:rFonts w:ascii="黑体" w:hAnsi="黑体" w:eastAsia="黑体"/>
+                <w:b/>
+                <w:sz w:val="18"/>
+              </w:rPr>
+              <w:t>小计（元）</w:t>
             </w:r>
           </w:p>
         </w:tc>
       </w:tr>
       <w:tr>
+        <w:tc>
+          <w:tcPr>
+            <w:tcW w:type="dxa" w:w="454"/>
+          </w:tcPr>
+          <w:p>
+            <w:pPr>
+              <w:jc w:val="left"/>
+            </w:pPr>
+            <w:r>
+              <w:rPr>
+                <w:rFonts w:ascii="仿宋" w:hAnsi="仿宋" w:eastAsia="仿宋"/>
+                <w:sz w:val="18"/>
+              </w:rPr>
+              <w:t>6</w:t>
+            </w:r>
+          </w:p>
+        </w:tc>
         <w:tc>
           <w:tcPr>
             <w:tcW w:type="dxa" w:w="1417"/>
@@ -1874,7 +2344,7 @@
         </w:tc>
         <w:tc>
           <w:tcPr>
-            <w:tcW w:type="dxa" w:w="2835"/>
+            <w:tcW w:type="dxa" w:w="1134"/>
           </w:tcPr>
           <w:p>
             <w:pPr>
@@ -1885,15 +2355,13 @@
                 <w:rFonts w:ascii="仿宋" w:hAnsi="仿宋" w:eastAsia="仿宋"/>
                 <w:sz w:val="18"/>
               </w:rPr>
-              <w:t>vGPU显存切分(1G粒度)、</w:t>
-              <w:br/>
-              <w:t>CUDA拦截</w:t>
+              <w:t>每GPU节点</w:t>
             </w:r>
           </w:p>
         </w:tc>
         <w:tc>
           <w:tcPr>
-            <w:tcW w:type="dxa" w:w="850"/>
+            <w:tcW w:type="dxa" w:w="680"/>
           </w:tcPr>
           <w:p>
             <w:pPr>
@@ -1904,7 +2372,312 @@
                 <w:rFonts w:ascii="仿宋" w:hAnsi="仿宋" w:eastAsia="仿宋"/>
                 <w:sz w:val="18"/>
               </w:rPr>
-              <w:t>每GPU</w:t>
+              <w:t>8</w:t>
+            </w:r>
+          </w:p>
+        </w:tc>
+        <w:tc>
+          <w:tcPr>
+            <w:tcW w:type="dxa" w:w="1134"/>
+          </w:tcPr>
+          <w:p>
+            <w:pPr>
+              <w:jc w:val="center"/>
+            </w:pPr>
+            <w:r>
+              <w:rPr>
+                <w:rFonts w:ascii="仿宋" w:hAnsi="仿宋" w:eastAsia="仿宋"/>
+                <w:sz w:val="18"/>
+              </w:rPr>
+              <w:t>¥750</w:t>
+            </w:r>
+          </w:p>
+        </w:tc>
+        <w:tc>
+          <w:tcPr>
+            <w:tcW w:type="dxa" w:w="1134"/>
+          </w:tcPr>
+          <w:p>
+            <w:pPr>
+              <w:jc w:val="center"/>
+            </w:pPr>
+            <w:r>
+              <w:rPr>
+                <w:rFonts w:ascii="仿宋" w:hAnsi="仿宋" w:eastAsia="仿宋"/>
+                <w:sz w:val="18"/>
+              </w:rPr>
+              <w:t>¥6,000</w:t>
+            </w:r>
+          </w:p>
+        </w:tc>
+      </w:tr>
+    </w:tbl>
+    <w:p/>
+    <w:p>
+      <w:pPr>
+        <w:pStyle w:val="Heading2"/>
+      </w:pPr>
+      <w:r>
+        <w:t>2.5 运营模块</w:t>
+      </w:r>
+    </w:p>
+    <w:p>
+      <w:r>
+        <w:rPr>
+          <w:rFonts w:ascii="仿宋" w:hAnsi="仿宋" w:eastAsia="仿宋"/>
+        </w:rPr>
+        <w:t>推荐等级：★★★★（推荐——如AI算力平台需要对外运营、计费和收费）</w:t>
+      </w:r>
+    </w:p>
+    <w:p>
+      <w:r>
+        <w:rPr>
+          <w:rFonts w:ascii="仿宋" w:hAnsi="仿宋" w:eastAsia="仿宋"/>
+          <w:b/>
+        </w:rPr>
+        <w:t>（一）运营模块-计量模块</w:t>
+      </w:r>
+    </w:p>
+    <w:p>
+      <w:pPr>
+        <w:ind w:firstLine="0" w:left="283"/>
+      </w:pPr>
+      <w:r>
+        <w:rPr>
+          <w:rFonts w:ascii="仿宋" w:hAnsi="仿宋" w:eastAsia="仿宋"/>
+          <w:sz w:val="22"/>
+        </w:rPr>
+        <w:t>用户配额管理：支持按用户/团队设置GPU使用配额上限，包括卡时限额、并发任务数限制</w:t>
+      </w:r>
+    </w:p>
+    <w:p>
+      <w:pPr>
+        <w:ind w:firstLine="0" w:left="283"/>
+      </w:pPr>
+      <w:r>
+        <w:rPr>
+          <w:rFonts w:ascii="仿宋" w:hAnsi="仿宋" w:eastAsia="仿宋"/>
+          <w:sz w:val="22"/>
+        </w:rPr>
+        <w:t>卡时统计：GPU卡时（GPU卡×小时）使用量的精确统计，支持按用户/项目/GPU型号多维度汇总</w:t>
+      </w:r>
+    </w:p>
+    <w:p>
+      <w:pPr>
+        <w:ind w:firstLine="0" w:left="283"/>
+      </w:pPr>
+      <w:r>
+        <w:rPr>
+          <w:rFonts w:ascii="仿宋" w:hAnsi="仿宋" w:eastAsia="仿宋"/>
+          <w:sz w:val="22"/>
+        </w:rPr>
+        <w:t>核时统计：CPU核时使用量的精确统计，配合卡时数据为混合计费提供依据</w:t>
+      </w:r>
+    </w:p>
+    <w:p>
+      <w:pPr>
+        <w:ind w:firstLine="0" w:left="283"/>
+      </w:pPr>
+      <w:r>
+        <w:rPr>
+          <w:rFonts w:ascii="仿宋" w:hAnsi="仿宋" w:eastAsia="仿宋"/>
+          <w:sz w:val="22"/>
+        </w:rPr>
+        <w:t>运营报表：自动生成日/周/月运营报表，包括资源利用率Top用户、空闲资源分析等</w:t>
+      </w:r>
+    </w:p>
+    <w:p>
+      <w:pPr>
+        <w:ind w:firstLine="0" w:left="283"/>
+      </w:pPr>
+      <w:r>
+        <w:rPr>
+          <w:rFonts w:ascii="仿宋" w:hAnsi="仿宋" w:eastAsia="仿宋"/>
+          <w:sz w:val="22"/>
+        </w:rPr>
+        <w:t>用量预警：支持设置用量阈值，当用户或团队用量接近配额上限时自动发送预警通知</w:t>
+      </w:r>
+    </w:p>
+    <w:tbl>
+      <w:tblPr>
+        <w:tblStyle w:val="TableGrid"/>
+        <w:tblW w:type="auto" w:w="0"/>
+        <w:jc w:val="center"/>
+        <w:tblLook w:firstColumn="1" w:firstRow="1" w:lastColumn="0" w:lastRow="0" w:noHBand="0" w:noVBand="1" w:val="04A0"/>
+      </w:tblPr>
+      <w:tblGrid>
+        <w:gridCol w:w="1560"/>
+        <w:gridCol w:w="1560"/>
+        <w:gridCol w:w="1560"/>
+        <w:gridCol w:w="1560"/>
+        <w:gridCol w:w="1560"/>
+        <w:gridCol w:w="1560"/>
+      </w:tblGrid>
+      <w:tr>
+        <w:tc>
+          <w:tcPr>
+            <w:tcW w:type="dxa" w:w="454"/>
+            <w:shd w:fill="D6E4F0"/>
+          </w:tcPr>
+          <w:p>
+            <w:pPr>
+              <w:jc w:val="center"/>
+            </w:pPr>
+            <w:r>
+              <w:rPr>
+                <w:rFonts w:ascii="黑体" w:hAnsi="黑体" w:eastAsia="黑体"/>
+                <w:b/>
+                <w:sz w:val="18"/>
+              </w:rPr>
+              <w:t>序号</w:t>
+            </w:r>
+          </w:p>
+        </w:tc>
+        <w:tc>
+          <w:tcPr>
+            <w:tcW w:type="dxa" w:w="1417"/>
+            <w:shd w:fill="D6E4F0"/>
+          </w:tcPr>
+          <w:p>
+            <w:pPr>
+              <w:jc w:val="center"/>
+            </w:pPr>
+            <w:r>
+              <w:rPr>
+                <w:rFonts w:ascii="黑体" w:hAnsi="黑体" w:eastAsia="黑体"/>
+                <w:b/>
+                <w:sz w:val="18"/>
+              </w:rPr>
+              <w:t>模块名称</w:t>
+            </w:r>
+          </w:p>
+        </w:tc>
+        <w:tc>
+          <w:tcPr>
+            <w:tcW w:type="dxa" w:w="1134"/>
+            <w:shd w:fill="D6E4F0"/>
+          </w:tcPr>
+          <w:p>
+            <w:pPr>
+              <w:jc w:val="center"/>
+            </w:pPr>
+            <w:r>
+              <w:rPr>
+                <w:rFonts w:ascii="黑体" w:hAnsi="黑体" w:eastAsia="黑体"/>
+                <w:b/>
+                <w:sz w:val="18"/>
+              </w:rPr>
+              <w:t>计费单位</w:t>
+            </w:r>
+          </w:p>
+        </w:tc>
+        <w:tc>
+          <w:tcPr>
+            <w:tcW w:type="dxa" w:w="680"/>
+            <w:shd w:fill="D6E4F0"/>
+          </w:tcPr>
+          <w:p>
+            <w:pPr>
+              <w:jc w:val="center"/>
+            </w:pPr>
+            <w:r>
+              <w:rPr>
+                <w:rFonts w:ascii="黑体" w:hAnsi="黑体" w:eastAsia="黑体"/>
+                <w:b/>
+                <w:sz w:val="18"/>
+              </w:rPr>
+              <w:t>数量</w:t>
+            </w:r>
+          </w:p>
+        </w:tc>
+        <w:tc>
+          <w:tcPr>
+            <w:tcW w:type="dxa" w:w="1134"/>
+            <w:shd w:fill="D6E4F0"/>
+          </w:tcPr>
+          <w:p>
+            <w:pPr>
+              <w:jc w:val="center"/>
+            </w:pPr>
+            <w:r>
+              <w:rPr>
+                <w:rFonts w:ascii="黑体" w:hAnsi="黑体" w:eastAsia="黑体"/>
+                <w:b/>
+                <w:sz w:val="18"/>
+              </w:rPr>
+              <w:t>单价（元）</w:t>
+            </w:r>
+          </w:p>
+        </w:tc>
+        <w:tc>
+          <w:tcPr>
+            <w:tcW w:type="dxa" w:w="1134"/>
+            <w:shd w:fill="D6E4F0"/>
+          </w:tcPr>
+          <w:p>
+            <w:pPr>
+              <w:jc w:val="center"/>
+            </w:pPr>
+            <w:r>
+              <w:rPr>
+                <w:rFonts w:ascii="黑体" w:hAnsi="黑体" w:eastAsia="黑体"/>
+                <w:b/>
+                <w:sz w:val="18"/>
+              </w:rPr>
+              <w:t>小计（元）</w:t>
+            </w:r>
+          </w:p>
+        </w:tc>
+      </w:tr>
+      <w:tr>
+        <w:tc>
+          <w:tcPr>
+            <w:tcW w:type="dxa" w:w="454"/>
+          </w:tcPr>
+          <w:p>
+            <w:pPr>
+              <w:jc w:val="left"/>
+            </w:pPr>
+            <w:r>
+              <w:rPr>
+                <w:rFonts w:ascii="仿宋" w:hAnsi="仿宋" w:eastAsia="仿宋"/>
+                <w:sz w:val="18"/>
+              </w:rPr>
+              <w:t>7</w:t>
+            </w:r>
+          </w:p>
+        </w:tc>
+        <w:tc>
+          <w:tcPr>
+            <w:tcW w:type="dxa" w:w="1417"/>
+          </w:tcPr>
+          <w:p>
+            <w:pPr>
+              <w:jc w:val="center"/>
+            </w:pPr>
+            <w:r>
+              <w:rPr>
+                <w:rFonts w:ascii="仿宋" w:hAnsi="仿宋" w:eastAsia="仿宋"/>
+                <w:sz w:val="18"/>
+              </w:rPr>
+              <w:t>运营模块-计量模块</w:t>
+            </w:r>
+          </w:p>
+        </w:tc>
+        <w:tc>
+          <w:tcPr>
+            <w:tcW w:type="dxa" w:w="1134"/>
+          </w:tcPr>
+          <w:p>
+            <w:pPr>
+              <w:jc w:val="center"/>
+            </w:pPr>
+            <w:r>
+              <w:rPr>
+                <w:rFonts w:ascii="仿宋" w:hAnsi="仿宋" w:eastAsia="仿宋"/>
+                <w:sz w:val="18"/>
+              </w:rPr>
+              <w:t>每GPU节点</w:t>
             </w:r>
           </w:p>
         </w:tc>
@@ -1959,40 +2732,76 @@
             </w:r>
           </w:p>
         </w:tc>
-        <w:tc>
-          <w:tcPr>
-            <w:tcW w:type="dxa" w:w="1134"/>
-          </w:tcPr>
-          <w:p>
-            <w:pPr>
-              <w:jc w:val="center"/>
-            </w:pPr>
-            <w:r>
-              <w:rPr>
-                <w:rFonts w:ascii="仿宋" w:hAnsi="仿宋" w:eastAsia="仿宋"/>
-                <w:sz w:val="18"/>
-              </w:rPr>
-              <w:t>¥6,000</w:t>
-            </w:r>
-          </w:p>
-        </w:tc>
       </w:tr>
     </w:tbl>
     <w:p/>
     <w:p>
-      <w:pPr>
-        <w:pStyle w:val="Heading2"/>
-      </w:pPr>
       <w:r>
-        <w:t>2.5 运营模块 ★★★★（推荐，若对外运营则必选）</w:t>
+        <w:rPr>
+          <w:rFonts w:ascii="仿宋" w:hAnsi="仿宋" w:eastAsia="仿宋"/>
+          <w:b/>
+        </w:rPr>
+        <w:t>（二）运营模块-财务模块</w:t>
       </w:r>
     </w:p>
     <w:p>
+      <w:pPr>
+        <w:ind w:firstLine="0" w:left="283"/>
+      </w:pPr>
       <w:r>
         <w:rPr>
           <w:rFonts w:ascii="仿宋" w:hAnsi="仿宋" w:eastAsia="仿宋"/>
+          <w:sz w:val="22"/>
         </w:rPr>
-        <w:t>如果华孚的AI算力平台需要对外运营（多租户、计费、充值），建议选配计量模块和财务模块。</w:t>
+        <w:t>支付宝充值：集成支付宝支付接口，用户可自助充值到平台账户余额，自动生成充值记录和发票</w:t>
+      </w:r>
+    </w:p>
+    <w:p>
+      <w:pPr>
+        <w:ind w:firstLine="0" w:left="283"/>
+      </w:pPr>
+      <w:r>
+        <w:rPr>
+          <w:rFonts w:ascii="仿宋" w:hAnsi="仿宋" w:eastAsia="仿宋"/>
+          <w:sz w:val="22"/>
+        </w:rPr>
+        <w:t>钱包管理：用户账户余额查询、消费明细、充值记录、退款申请等自助财务管理功能</w:t>
+      </w:r>
+    </w:p>
+    <w:p>
+      <w:pPr>
+        <w:ind w:firstLine="0" w:left="283"/>
+      </w:pPr>
+      <w:r>
+        <w:rPr>
+          <w:rFonts w:ascii="仿宋" w:hAnsi="仿宋" w:eastAsia="仿宋"/>
+          <w:sz w:val="22"/>
+        </w:rPr>
+        <w:t>账单生成：每月自动生成用户消费账单，支持按项目/按GPU型号的费用分摊</w:t>
+      </w:r>
+    </w:p>
+    <w:p>
+      <w:pPr>
+        <w:ind w:firstLine="0" w:left="283"/>
+      </w:pPr>
+      <w:r>
+        <w:rPr>
+          <w:rFonts w:ascii="仿宋" w:hAnsi="仿宋" w:eastAsia="仿宋"/>
+          <w:sz w:val="22"/>
+        </w:rPr>
+        <w:t>发票管理：支持在线申请开票，自动关联充值记录和消费记录，财务对账自动化</w:t>
+      </w:r>
+    </w:p>
+    <w:p>
+      <w:pPr>
+        <w:ind w:firstLine="0" w:left="283"/>
+      </w:pPr>
+      <w:r>
+        <w:rPr>
+          <w:rFonts w:ascii="仿宋" w:hAnsi="仿宋" w:eastAsia="仿宋"/>
+          <w:sz w:val="22"/>
+        </w:rPr>
+        <w:t>定价策略配置：支持自定义各模块/各GPU型号的售价、折扣时段、促销活动等</w:t>
       </w:r>
     </w:p>
     <w:tbl>
@@ -2003,15 +2812,33 @@
         <w:tblLook w:firstColumn="1" w:firstRow="1" w:lastColumn="0" w:lastRow="0" w:noHBand="0" w:noVBand="1" w:val="04A0"/>
       </w:tblPr>
       <w:tblGrid>
-        <w:gridCol w:w="1337"/>
-        <w:gridCol w:w="1337"/>
-        <w:gridCol w:w="1337"/>
-        <w:gridCol w:w="1337"/>
-        <w:gridCol w:w="1337"/>
-        <w:gridCol w:w="1337"/>
-        <w:gridCol w:w="1337"/>
+        <w:gridCol w:w="1560"/>
+        <w:gridCol w:w="1560"/>
+        <w:gridCol w:w="1560"/>
+        <w:gridCol w:w="1560"/>
+        <w:gridCol w:w="1560"/>
+        <w:gridCol w:w="1560"/>
       </w:tblGrid>
       <w:tr>
+        <w:tc>
+          <w:tcPr>
+            <w:tcW w:type="dxa" w:w="454"/>
+            <w:shd w:fill="D6E4F0"/>
+          </w:tcPr>
+          <w:p>
+            <w:pPr>
+              <w:jc w:val="center"/>
+            </w:pPr>
+            <w:r>
+              <w:rPr>
+                <w:rFonts w:ascii="黑体" w:hAnsi="黑体" w:eastAsia="黑体"/>
+                <w:b/>
+                <w:sz w:val="18"/>
+              </w:rPr>
+              <w:t>序号</w:t>
+            </w:r>
+          </w:p>
+        </w:tc>
         <w:tc>
           <w:tcPr>
             <w:tcW w:type="dxa" w:w="1417"/>
@@ -2027,32 +2854,13 @@
                 <w:b/>
                 <w:sz w:val="18"/>
               </w:rPr>
-              <w:t>模块</w:t>
+              <w:t>模块名称</w:t>
             </w:r>
           </w:p>
         </w:tc>
         <w:tc>
           <w:tcPr>
-            <w:tcW w:type="dxa" w:w="2835"/>
-            <w:shd w:fill="D6E4F0"/>
-          </w:tcPr>
-          <w:p>
-            <w:pPr>
-              <w:jc w:val="center"/>
-            </w:pPr>
-            <w:r>
-              <w:rPr>
-                <w:rFonts w:ascii="黑体" w:hAnsi="黑体" w:eastAsia="黑体"/>
-                <w:b/>
-                <w:sz w:val="18"/>
-              </w:rPr>
-              <w:t>功能说明</w:t>
-            </w:r>
-          </w:p>
-        </w:tc>
-        <w:tc>
-          <w:tcPr>
-            <w:tcW w:type="dxa" w:w="850"/>
+            <w:tcW w:type="dxa" w:w="1134"/>
             <w:shd w:fill="D6E4F0"/>
           </w:tcPr>
           <w:p>
@@ -2103,7 +2911,7 @@
                 <w:b/>
                 <w:sz w:val="18"/>
               </w:rPr>
-              <w:t>标准单价</w:t>
+              <w:t>单价（元）</w:t>
             </w:r>
           </w:p>
         </w:tc>
@@ -2122,31 +2930,29 @@
                 <w:b/>
                 <w:sz w:val="18"/>
               </w:rPr>
-              <w:t>总价</w:t>
-            </w:r>
-          </w:p>
-        </w:tc>
-        <w:tc>
-          <w:tcPr>
-            <w:tcW w:type="dxa" w:w="1134"/>
-            <w:shd w:fill="D6E4F0"/>
-          </w:tcPr>
-          <w:p>
-            <w:pPr>
-              <w:jc w:val="center"/>
-            </w:pPr>
-            <w:r>
-              <w:rPr>
-                <w:rFonts w:ascii="黑体" w:hAnsi="黑体" w:eastAsia="黑体"/>
-                <w:b/>
-                <w:sz w:val="18"/>
-              </w:rPr>
-              <w:t>5折后</w:t>
+              <w:t>小计（元）</w:t>
             </w:r>
           </w:p>
         </w:tc>
       </w:tr>
       <w:tr>
+        <w:tc>
+          <w:tcPr>
+            <w:tcW w:type="dxa" w:w="454"/>
+          </w:tcPr>
+          <w:p>
+            <w:pPr>
+              <w:jc w:val="left"/>
+            </w:pPr>
+            <w:r>
+              <w:rPr>
+                <w:rFonts w:ascii="仿宋" w:hAnsi="仿宋" w:eastAsia="仿宋"/>
+                <w:sz w:val="18"/>
+              </w:rPr>
+              <w:t>8</w:t>
+            </w:r>
+          </w:p>
+        </w:tc>
         <w:tc>
           <w:tcPr>
             <w:tcW w:type="dxa" w:w="1417"/>
@@ -2160,13 +2966,13 @@
                 <w:rFonts w:ascii="仿宋" w:hAnsi="仿宋" w:eastAsia="仿宋"/>
                 <w:sz w:val="18"/>
               </w:rPr>
-              <w:t>运营模块-计量模块</w:t>
+              <w:t>运营模块-财务模块</w:t>
             </w:r>
           </w:p>
         </w:tc>
         <w:tc>
           <w:tcPr>
-            <w:tcW w:type="dxa" w:w="2835"/>
+            <w:tcW w:type="dxa" w:w="1134"/>
           </w:tcPr>
           <w:p>
             <w:pPr>
@@ -2177,24 +2983,7 @@
                 <w:rFonts w:ascii="仿宋" w:hAnsi="仿宋" w:eastAsia="仿宋"/>
                 <w:sz w:val="18"/>
               </w:rPr>
-              <w:t>用户配额管理、核时/卡时统计、运营报表</w:t>
-            </w:r>
-          </w:p>
-        </w:tc>
-        <w:tc>
-          <w:tcPr>
-            <w:tcW w:type="dxa" w:w="850"/>
-          </w:tcPr>
-          <w:p>
-            <w:pPr>
-              <w:jc w:val="center"/>
-            </w:pPr>
-            <w:r>
-              <w:rPr>
-                <w:rFonts w:ascii="仿宋" w:hAnsi="仿宋" w:eastAsia="仿宋"/>
-                <w:sz w:val="18"/>
-              </w:rPr>
-              <w:t>每GPU</w:t>
+              <w:t>每GPU节点</w:t>
             </w:r>
           </w:p>
         </w:tc>
@@ -2228,147 +3017,7 @@
                 <w:rFonts w:ascii="仿宋" w:hAnsi="仿宋" w:eastAsia="仿宋"/>
                 <w:sz w:val="18"/>
               </w:rPr>
-              <w:t>¥3,000</w:t>
-            </w:r>
-          </w:p>
-        </w:tc>
-        <w:tc>
-          <w:tcPr>
-            <w:tcW w:type="dxa" w:w="1134"/>
-          </w:tcPr>
-          <w:p>
-            <w:pPr>
-              <w:jc w:val="center"/>
-            </w:pPr>
-            <w:r>
-              <w:rPr>
-                <w:rFonts w:ascii="仿宋" w:hAnsi="仿宋" w:eastAsia="仿宋"/>
-                <w:sz w:val="18"/>
-              </w:rPr>
-              <w:t>¥24,000</w:t>
-            </w:r>
-          </w:p>
-        </w:tc>
-        <w:tc>
-          <w:tcPr>
-            <w:tcW w:type="dxa" w:w="1134"/>
-          </w:tcPr>
-          <w:p>
-            <w:pPr>
-              <w:jc w:val="center"/>
-            </w:pPr>
-            <w:r>
-              <w:rPr>
-                <w:rFonts w:ascii="仿宋" w:hAnsi="仿宋" w:eastAsia="仿宋"/>
-                <w:sz w:val="18"/>
-              </w:rPr>
-              <w:t>¥12,000</w:t>
-            </w:r>
-          </w:p>
-        </w:tc>
-      </w:tr>
-      <w:tr>
-        <w:tc>
-          <w:tcPr>
-            <w:tcW w:type="dxa" w:w="1417"/>
-          </w:tcPr>
-          <w:p>
-            <w:pPr>
-              <w:jc w:val="center"/>
-            </w:pPr>
-            <w:r>
-              <w:rPr>
-                <w:rFonts w:ascii="仿宋" w:hAnsi="仿宋" w:eastAsia="仿宋"/>
-                <w:sz w:val="18"/>
-              </w:rPr>
-              <w:t>运营模块-财务模块</w:t>
-            </w:r>
-          </w:p>
-        </w:tc>
-        <w:tc>
-          <w:tcPr>
-            <w:tcW w:type="dxa" w:w="2835"/>
-          </w:tcPr>
-          <w:p>
-            <w:pPr>
-              <w:jc w:val="center"/>
-            </w:pPr>
-            <w:r>
-              <w:rPr>
-                <w:rFonts w:ascii="仿宋" w:hAnsi="仿宋" w:eastAsia="仿宋"/>
-                <w:sz w:val="18"/>
-              </w:rPr>
-              <w:t>支付宝充值、钱包管理</w:t>
-              <w:br/>
-              <w:t>（仅运营场景）</w:t>
-            </w:r>
-          </w:p>
-        </w:tc>
-        <w:tc>
-          <w:tcPr>
-            <w:tcW w:type="dxa" w:w="850"/>
-          </w:tcPr>
-          <w:p>
-            <w:pPr>
-              <w:jc w:val="center"/>
-            </w:pPr>
-            <w:r>
-              <w:rPr>
-                <w:rFonts w:ascii="仿宋" w:hAnsi="仿宋" w:eastAsia="仿宋"/>
-                <w:sz w:val="18"/>
-              </w:rPr>
-              <w:t>每GPU</w:t>
-            </w:r>
-          </w:p>
-        </w:tc>
-        <w:tc>
-          <w:tcPr>
-            <w:tcW w:type="dxa" w:w="680"/>
-          </w:tcPr>
-          <w:p>
-            <w:pPr>
-              <w:jc w:val="center"/>
-            </w:pPr>
-            <w:r>
-              <w:rPr>
-                <w:rFonts w:ascii="仿宋" w:hAnsi="仿宋" w:eastAsia="仿宋"/>
-                <w:sz w:val="18"/>
-              </w:rPr>
-              <w:t>8</w:t>
-            </w:r>
-          </w:p>
-        </w:tc>
-        <w:tc>
-          <w:tcPr>
-            <w:tcW w:type="dxa" w:w="1134"/>
-          </w:tcPr>
-          <w:p>
-            <w:pPr>
-              <w:jc w:val="center"/>
-            </w:pPr>
-            <w:r>
-              <w:rPr>
-                <w:rFonts w:ascii="仿宋" w:hAnsi="仿宋" w:eastAsia="仿宋"/>
-                <w:sz w:val="18"/>
-              </w:rPr>
-              <w:t>¥2,877</w:t>
-            </w:r>
-          </w:p>
-        </w:tc>
-        <w:tc>
-          <w:tcPr>
-            <w:tcW w:type="dxa" w:w="1134"/>
-          </w:tcPr>
-          <w:p>
-            <w:pPr>
-              <w:jc w:val="center"/>
-            </w:pPr>
-            <w:r>
-              <w:rPr>
-                <w:rFonts w:ascii="仿宋" w:hAnsi="仿宋" w:eastAsia="仿宋"/>
-                <w:sz w:val="18"/>
-              </w:rPr>
-              <w:t>¥23,016</w:t>
+              <w:t>¥1,438.5</w:t>
             </w:r>
           </w:p>
         </w:tc>
@@ -2397,7 +3046,7 @@
         <w:pStyle w:val="Heading2"/>
       </w:pPr>
       <w:r>
-        <w:t>2.6 并行文件存储服务模块  ★★★（按需选择）</w:t>
+        <w:t>2.6 并行文件存储服务模块</w:t>
       </w:r>
     </w:p>
     <w:p>
@@ -2405,7 +3054,75 @@
         <w:rPr>
           <w:rFonts w:ascii="仿宋" w:hAnsi="仿宋" w:eastAsia="仿宋"/>
         </w:rPr>
-        <w:t>如需对接外部并行文件系统（GPFS/Lustre/JuiceFS等），提供上传下载、配额管理功能。</w:t>
+        <w:t>推荐等级：★★★（按需选择——如需对接外部并行文件系统）</w:t>
+      </w:r>
+    </w:p>
+    <w:p>
+      <w:r>
+        <w:rPr>
+          <w:rFonts w:ascii="仿宋" w:hAnsi="仿宋" w:eastAsia="仿宋"/>
+        </w:rPr>
+        <w:t>功能概述：与外部并行文件存储系统的集成对接，提供数据上传下载和配额管理能力。</w:t>
+      </w:r>
+    </w:p>
+    <w:p>
+      <w:pPr>
+        <w:ind w:firstLine="0" w:left="283"/>
+      </w:pPr>
+      <w:r>
+        <w:rPr>
+          <w:rFonts w:ascii="仿宋" w:hAnsi="仿宋" w:eastAsia="仿宋"/>
+          <w:sz w:val="22"/>
+        </w:rPr>
+        <w:t>存储对接：支持对接GPFS、Lustre、JuiceFS、MinIO等主流并行/分布式文件系统</w:t>
+      </w:r>
+    </w:p>
+    <w:p>
+      <w:pPr>
+        <w:ind w:firstLine="0" w:left="283"/>
+      </w:pPr>
+      <w:r>
+        <w:rPr>
+          <w:rFonts w:ascii="仿宋" w:hAnsi="仿宋" w:eastAsia="仿宋"/>
+          <w:sz w:val="22"/>
+        </w:rPr>
+        <w:t>数据管理：数据集的上传、下载、目录浏览、文件预览等基础数据管理功能</w:t>
+      </w:r>
+    </w:p>
+    <w:p>
+      <w:pPr>
+        <w:ind w:firstLine="0" w:left="283"/>
+      </w:pPr>
+      <w:r>
+        <w:rPr>
+          <w:rFonts w:ascii="仿宋" w:hAnsi="仿宋" w:eastAsia="仿宋"/>
+          <w:sz w:val="22"/>
+        </w:rPr>
+        <w:t>配额管理：按用户/团队设置存储使用配额，自动统计存储使用量</w:t>
+      </w:r>
+    </w:p>
+    <w:p>
+      <w:pPr>
+        <w:ind w:firstLine="0" w:left="283"/>
+      </w:pPr>
+      <w:r>
+        <w:rPr>
+          <w:rFonts w:ascii="仿宋" w:hAnsi="仿宋" w:eastAsia="仿宋"/>
+          <w:sz w:val="22"/>
+        </w:rPr>
+        <w:t>数据共享：支持训练数据集在团队内共享，避免重复拷贝，节省存储空间</w:t>
+      </w:r>
+    </w:p>
+    <w:p>
+      <w:pPr>
+        <w:ind w:firstLine="0" w:left="283"/>
+      </w:pPr>
+      <w:r>
+        <w:rPr>
+          <w:rFonts w:ascii="仿宋" w:hAnsi="仿宋" w:eastAsia="仿宋"/>
+          <w:sz w:val="22"/>
+        </w:rPr>
+        <w:t>数据安全：存储访问权限控制，支持只读/读写权限分离，数据加密传输</w:t>
       </w:r>
     </w:p>
     <w:tbl>
@@ -2416,15 +3133,33 @@
         <w:tblLook w:firstColumn="1" w:firstRow="1" w:lastColumn="0" w:lastRow="0" w:noHBand="0" w:noVBand="1" w:val="04A0"/>
       </w:tblPr>
       <w:tblGrid>
-        <w:gridCol w:w="1337"/>
-        <w:gridCol w:w="1337"/>
-        <w:gridCol w:w="1337"/>
-        <w:gridCol w:w="1337"/>
-        <w:gridCol w:w="1337"/>
-        <w:gridCol w:w="1337"/>
-        <w:gridCol w:w="1337"/>
+        <w:gridCol w:w="1560"/>
+        <w:gridCol w:w="1560"/>
+        <w:gridCol w:w="1560"/>
+        <w:gridCol w:w="1560"/>
+        <w:gridCol w:w="1560"/>
+        <w:gridCol w:w="1560"/>
       </w:tblGrid>
       <w:tr>
+        <w:tc>
+          <w:tcPr>
+            <w:tcW w:type="dxa" w:w="454"/>
+            <w:shd w:fill="D6E4F0"/>
+          </w:tcPr>
+          <w:p>
+            <w:pPr>
+              <w:jc w:val="center"/>
+            </w:pPr>
+            <w:r>
+              <w:rPr>
+                <w:rFonts w:ascii="黑体" w:hAnsi="黑体" w:eastAsia="黑体"/>
+                <w:b/>
+                <w:sz w:val="18"/>
+              </w:rPr>
+              <w:t>序号</w:t>
+            </w:r>
+          </w:p>
+        </w:tc>
         <w:tc>
           <w:tcPr>
             <w:tcW w:type="dxa" w:w="1417"/>
@@ -2440,32 +3175,13 @@
                 <w:b/>
                 <w:sz w:val="18"/>
               </w:rPr>
-              <w:t>模块</w:t>
+              <w:t>模块名称</w:t>
             </w:r>
           </w:p>
         </w:tc>
         <w:tc>
           <w:tcPr>
-            <w:tcW w:type="dxa" w:w="2835"/>
-            <w:shd w:fill="D6E4F0"/>
-          </w:tcPr>
-          <w:p>
-            <w:pPr>
-              <w:jc w:val="center"/>
-            </w:pPr>
-            <w:r>
-              <w:rPr>
-                <w:rFonts w:ascii="黑体" w:hAnsi="黑体" w:eastAsia="黑体"/>
-                <w:b/>
-                <w:sz w:val="18"/>
-              </w:rPr>
-              <w:t>功能说明</w:t>
-            </w:r>
-          </w:p>
-        </w:tc>
-        <w:tc>
-          <w:tcPr>
-            <w:tcW w:type="dxa" w:w="850"/>
+            <w:tcW w:type="dxa" w:w="1134"/>
             <w:shd w:fill="D6E4F0"/>
           </w:tcPr>
           <w:p>
@@ -2516,7 +3232,7 @@
                 <w:b/>
                 <w:sz w:val="18"/>
               </w:rPr>
-              <w:t>标准单价</w:t>
+              <w:t>单价（元）</w:t>
             </w:r>
           </w:p>
         </w:tc>
@@ -2535,31 +3251,29 @@
                 <w:b/>
                 <w:sz w:val="18"/>
               </w:rPr>
-              <w:t>总价</w:t>
-            </w:r>
-          </w:p>
-        </w:tc>
-        <w:tc>
-          <w:tcPr>
-            <w:tcW w:type="dxa" w:w="1134"/>
-            <w:shd w:fill="D6E4F0"/>
-          </w:tcPr>
-          <w:p>
-            <w:pPr>
-              <w:jc w:val="center"/>
-            </w:pPr>
-            <w:r>
-              <w:rPr>
-                <w:rFonts w:ascii="黑体" w:hAnsi="黑体" w:eastAsia="黑体"/>
-                <w:b/>
-                <w:sz w:val="18"/>
-              </w:rPr>
-              <w:t>5折后</w:t>
+              <w:t>小计（元）</w:t>
             </w:r>
           </w:p>
         </w:tc>
       </w:tr>
       <w:tr>
+        <w:tc>
+          <w:tcPr>
+            <w:tcW w:type="dxa" w:w="454"/>
+          </w:tcPr>
+          <w:p>
+            <w:pPr>
+              <w:jc w:val="left"/>
+            </w:pPr>
+            <w:r>
+              <w:rPr>
+                <w:rFonts w:ascii="仿宋" w:hAnsi="仿宋" w:eastAsia="仿宋"/>
+                <w:sz w:val="18"/>
+              </w:rPr>
+              <w:t>9</w:t>
+            </w:r>
+          </w:p>
+        </w:tc>
         <w:tc>
           <w:tcPr>
             <w:tcW w:type="dxa" w:w="1417"/>
@@ -2579,7 +3293,7 @@
         </w:tc>
         <w:tc>
           <w:tcPr>
-            <w:tcW w:type="dxa" w:w="2835"/>
+            <w:tcW w:type="dxa" w:w="1134"/>
           </w:tcPr>
           <w:p>
             <w:pPr>
@@ -2590,26 +3304,7 @@
                 <w:rFonts w:ascii="仿宋" w:hAnsi="仿宋" w:eastAsia="仿宋"/>
                 <w:sz w:val="18"/>
               </w:rPr>
-              <w:t>对接GPFS/Lustre/JuiceFS等，</w:t>
-              <w:br/>
-              <w:t>上传下载、配额管理</w:t>
-            </w:r>
-          </w:p>
-        </w:tc>
-        <w:tc>
-          <w:tcPr>
-            <w:tcW w:type="dxa" w:w="850"/>
-          </w:tcPr>
-          <w:p>
-            <w:pPr>
-              <w:jc w:val="center"/>
-            </w:pPr>
-            <w:r>
-              <w:rPr>
-                <w:rFonts w:ascii="仿宋" w:hAnsi="仿宋" w:eastAsia="仿宋"/>
-                <w:sz w:val="18"/>
-              </w:rPr>
-              <w:t>每GPU</w:t>
+              <w:t>每GPU节点</w:t>
             </w:r>
           </w:p>
         </w:tc>
@@ -2643,24 +3338,7 @@
                 <w:rFonts w:ascii="仿宋" w:hAnsi="仿宋" w:eastAsia="仿宋"/>
                 <w:sz w:val="18"/>
               </w:rPr>
-              <w:t>¥1,200</w:t>
-            </w:r>
-          </w:p>
-        </w:tc>
-        <w:tc>
-          <w:tcPr>
-            <w:tcW w:type="dxa" w:w="1134"/>
-          </w:tcPr>
-          <w:p>
-            <w:pPr>
-              <w:jc w:val="center"/>
-            </w:pPr>
-            <w:r>
-              <w:rPr>
-                <w:rFonts w:ascii="仿宋" w:hAnsi="仿宋" w:eastAsia="仿宋"/>
-                <w:sz w:val="18"/>
-              </w:rPr>
-              <w:t>¥9,600</w:t>
+              <w:t>¥600</w:t>
             </w:r>
           </w:p>
         </w:tc>
@@ -2694,7 +3372,7 @@
         <w:pStyle w:val="Heading1"/>
       </w:pPr>
       <w:r>
-        <w:t>服务项</w:t>
+        <w:t>实施服务</w:t>
       </w:r>
     </w:p>
     <w:p>
@@ -2702,7 +3380,7 @@
         <w:rPr>
           <w:rFonts w:ascii="仿宋" w:hAnsi="仿宋" w:eastAsia="仿宋"/>
         </w:rPr>
-        <w:t>以下为平台实施和维保相关服务。实施服务为必选项（10人天起）。维保服务首年免费，续费另计。</w:t>
+        <w:t>以下为AI智算平台的部署实施和培训服务。实施服务为必选项（10人天起），按标准人天单价计费。</w:t>
       </w:r>
     </w:p>
     <w:p>
@@ -2710,7 +3388,7 @@
         <w:pStyle w:val="Heading2"/>
       </w:pPr>
       <w:r>
-        <w:t>实施服务（必选）</w:t>
+        <w:t>平台实施服务</w:t>
       </w:r>
     </w:p>
     <w:p>
@@ -2718,7 +3396,91 @@
         <w:rPr>
           <w:rFonts w:ascii="仿宋" w:hAnsi="仿宋" w:eastAsia="仿宋"/>
         </w:rPr>
-        <w:t>⛔ 人天服务不打折，按标准价执行。</w:t>
+        <w:t>服务内容：</w:t>
+      </w:r>
+    </w:p>
+    <w:p>
+      <w:pPr>
+        <w:ind w:firstLine="0" w:left="283"/>
+      </w:pPr>
+      <w:r>
+        <w:rPr>
+          <w:rFonts w:ascii="仿宋" w:hAnsi="仿宋" w:eastAsia="仿宋"/>
+          <w:sz w:val="22"/>
+        </w:rPr>
+        <w:t>AI智算平台软件在客户服务器上的完整部署和配置</w:t>
+      </w:r>
+    </w:p>
+    <w:p>
+      <w:pPr>
+        <w:ind w:firstLine="0" w:left="283"/>
+      </w:pPr>
+      <w:r>
+        <w:rPr>
+          <w:rFonts w:ascii="仿宋" w:hAnsi="仿宋" w:eastAsia="仿宋"/>
+          <w:sz w:val="22"/>
+        </w:rPr>
+        <w:t>GPU驱动、CUDA工具包、NVIDIA容器工具包的安装和版本匹配调优</w:t>
+      </w:r>
+    </w:p>
+    <w:p>
+      <w:pPr>
+        <w:ind w:firstLine="0" w:left="283"/>
+      </w:pPr>
+      <w:r>
+        <w:rPr>
+          <w:rFonts w:ascii="仿宋" w:hAnsi="仿宋" w:eastAsia="仿宋"/>
+          <w:sz w:val="22"/>
+        </w:rPr>
+        <w:t>分布式训练环境配置验证，包含RDMA网络和存储挂载的性能测试</w:t>
+      </w:r>
+    </w:p>
+    <w:p>
+      <w:pPr>
+        <w:ind w:firstLine="0" w:left="283"/>
+      </w:pPr>
+      <w:r>
+        <w:rPr>
+          <w:rFonts w:ascii="仿宋" w:hAnsi="仿宋" w:eastAsia="仿宋"/>
+          <w:sz w:val="22"/>
+        </w:rPr>
+        <w:t>推理引擎（vLLM/TensorRT-LLM）的安装部署和配置优化</w:t>
+      </w:r>
+    </w:p>
+    <w:p>
+      <w:pPr>
+        <w:ind w:firstLine="0" w:left="283"/>
+      </w:pPr>
+      <w:r>
+        <w:rPr>
+          <w:rFonts w:ascii="仿宋" w:hAnsi="仿宋" w:eastAsia="仿宋"/>
+          <w:sz w:val="22"/>
+        </w:rPr>
+        <w:t>平台功能验收测试，输出《平台部署验收报告》</w:t>
+      </w:r>
+    </w:p>
+    <w:p>
+      <w:pPr>
+        <w:ind w:firstLine="0" w:left="283"/>
+      </w:pPr>
+      <w:r>
+        <w:rPr>
+          <w:rFonts w:ascii="仿宋" w:hAnsi="仿宋" w:eastAsia="仿宋"/>
+          <w:sz w:val="22"/>
+        </w:rPr>
+        <w:t>客户运维团队上机操作培训（2天），含平台管理、故障排查、日常运维等内容</w:t>
+      </w:r>
+    </w:p>
+    <w:p>
+      <w:pPr>
+        <w:ind w:firstLine="0" w:left="283"/>
+      </w:pPr>
+      <w:r>
+        <w:rPr>
+          <w:rFonts w:ascii="仿宋" w:hAnsi="仿宋" w:eastAsia="仿宋"/>
+          <w:sz w:val="22"/>
+        </w:rPr>
+        <w:t>5天驻场实施 + 1天远程支持，总计10人天</w:t>
       </w:r>
     </w:p>
     <w:tbl>
@@ -2737,6 +3499,25 @@
         <w:gridCol w:w="1560"/>
       </w:tblGrid>
       <w:tr>
+        <w:tc>
+          <w:tcPr>
+            <w:tcW w:type="dxa" w:w="454"/>
+            <w:shd w:fill="D6E4F0"/>
+          </w:tcPr>
+          <w:p>
+            <w:pPr>
+              <w:jc w:val="center"/>
+            </w:pPr>
+            <w:r>
+              <w:rPr>
+                <w:rFonts w:ascii="黑体" w:hAnsi="黑体" w:eastAsia="黑体"/>
+                <w:b/>
+                <w:sz w:val="18"/>
+              </w:rPr>
+              <w:t>序号</w:t>
+            </w:r>
+          </w:p>
+        </w:tc>
         <w:tc>
           <w:tcPr>
             <w:tcW w:type="dxa" w:w="1417"/>
@@ -2758,26 +3539,7 @@
         </w:tc>
         <w:tc>
           <w:tcPr>
-            <w:tcW w:type="dxa" w:w="2835"/>
-            <w:shd w:fill="D6E4F0"/>
-          </w:tcPr>
-          <w:p>
-            <w:pPr>
-              <w:jc w:val="center"/>
-            </w:pPr>
-            <w:r>
-              <w:rPr>
-                <w:rFonts w:ascii="黑体" w:hAnsi="黑体" w:eastAsia="黑体"/>
-                <w:b/>
-                <w:sz w:val="18"/>
-              </w:rPr>
-              <w:t>服务内容</w:t>
-            </w:r>
-          </w:p>
-        </w:tc>
-        <w:tc>
-          <w:tcPr>
-            <w:tcW w:type="dxa" w:w="850"/>
+            <w:tcW w:type="dxa" w:w="1134"/>
             <w:shd w:fill="D6E4F0"/>
           </w:tcPr>
           <w:p>
@@ -2828,7 +3590,7 @@
                 <w:b/>
                 <w:sz w:val="18"/>
               </w:rPr>
-              <w:t>单价(元)</w:t>
+              <w:t>单价（元）</w:t>
             </w:r>
           </w:p>
         </w:tc>
@@ -2847,12 +3609,29 @@
                 <w:b/>
                 <w:sz w:val="18"/>
               </w:rPr>
-              <w:t>总价(元)</w:t>
+              <w:t>小计（元）</w:t>
             </w:r>
           </w:p>
         </w:tc>
       </w:tr>
       <w:tr>
+        <w:tc>
+          <w:tcPr>
+            <w:tcW w:type="dxa" w:w="454"/>
+          </w:tcPr>
+          <w:p>
+            <w:pPr>
+              <w:jc w:val="left"/>
+            </w:pPr>
+            <w:r>
+              <w:rPr>
+                <w:rFonts w:ascii="仿宋" w:hAnsi="仿宋" w:eastAsia="仿宋"/>
+                <w:sz w:val="18"/>
+              </w:rPr>
+              <w:t>10</w:t>
+            </w:r>
+          </w:p>
+        </w:tc>
         <w:tc>
           <w:tcPr>
             <w:tcW w:type="dxa" w:w="1417"/>
@@ -2866,32 +3645,13 @@
                 <w:rFonts w:ascii="仿宋" w:hAnsi="仿宋" w:eastAsia="仿宋"/>
                 <w:sz w:val="18"/>
               </w:rPr>
-              <w:t>平台实施服务</w:t>
+              <w:t>平台实施服务（含培训）</w:t>
             </w:r>
           </w:p>
         </w:tc>
         <w:tc>
           <w:tcPr>
-            <w:tcW w:type="dxa" w:w="2835"/>
-          </w:tcPr>
-          <w:p>
-            <w:pPr>
-              <w:jc w:val="center"/>
-            </w:pPr>
-            <w:r>
-              <w:rPr>
-                <w:rFonts w:ascii="仿宋" w:hAnsi="仿宋" w:eastAsia="仿宋"/>
-                <w:sz w:val="18"/>
-              </w:rPr>
-              <w:t>AI智算平台部署、GPU驱动安装调优、</w:t>
-              <w:br/>
-              <w:t>分布式训练环境配置、性能测试、上机培训</w:t>
-            </w:r>
-          </w:p>
-        </w:tc>
-        <w:tc>
-          <w:tcPr>
-            <w:tcW w:type="dxa" w:w="850"/>
+            <w:tcW w:type="dxa" w:w="1134"/>
           </w:tcPr>
           <w:p>
             <w:pPr>
@@ -2961,17 +3721,11 @@
     </w:tbl>
     <w:p/>
     <w:p>
-      <w:pPr>
-        <w:ind w:firstLine="0"/>
-      </w:pPr>
       <w:r>
         <w:rPr>
           <w:rFonts w:ascii="仿宋" w:hAnsi="仿宋" w:eastAsia="仿宋"/>
-          <w:i/>
-          <w:color w:val="666666"/>
-          <w:sz w:val="18"/>
         </w:rPr>
-        <w:t>实施服务10人天为标准配置，含1台8卡服务器部署+培训。如需额外支持，按¥5,500/人天另计。</w:t>
+        <w:t>维保服务：首年免费，含版本升级和7×12小时技术支持。第2年起按软件模块授权费总额的10%/年续费。</w:t>
       </w:r>
     </w:p>
     <w:p>
@@ -2979,493 +3733,7 @@
         <w:pStyle w:val="Heading2"/>
       </w:pPr>
       <w:r>
-        <w:t>维保服务（可选，首年免费）</w:t>
-      </w:r>
-    </w:p>
-    <w:tbl>
-      <w:tblPr>
-        <w:tblStyle w:val="TableGrid"/>
-        <w:tblW w:type="auto" w:w="0"/>
-        <w:jc w:val="center"/>
-        <w:tblLook w:firstColumn="1" w:firstRow="1" w:lastColumn="0" w:lastRow="0" w:noHBand="0" w:noVBand="1" w:val="04A0"/>
-      </w:tblPr>
-      <w:tblGrid>
-        <w:gridCol w:w="2340"/>
-        <w:gridCol w:w="2340"/>
-        <w:gridCol w:w="2340"/>
-        <w:gridCol w:w="2340"/>
-      </w:tblGrid>
-      <w:tr>
-        <w:tc>
-          <w:tcPr>
-            <w:tcW w:type="dxa" w:w="1701"/>
-            <w:shd w:fill="D6E4F0"/>
-          </w:tcPr>
-          <w:p>
-            <w:pPr>
-              <w:jc w:val="center"/>
-            </w:pPr>
-            <w:r>
-              <w:rPr>
-                <w:rFonts w:ascii="黑体" w:hAnsi="黑体" w:eastAsia="黑体"/>
-                <w:b/>
-                <w:sz w:val="18"/>
-              </w:rPr>
-              <w:t>服务项</w:t>
-            </w:r>
-          </w:p>
-        </w:tc>
-        <w:tc>
-          <w:tcPr>
-            <w:tcW w:type="dxa" w:w="1701"/>
-            <w:shd w:fill="D6E4F0"/>
-          </w:tcPr>
-          <w:p>
-            <w:pPr>
-              <w:jc w:val="center"/>
-            </w:pPr>
-            <w:r>
-              <w:rPr>
-                <w:rFonts w:ascii="黑体" w:hAnsi="黑体" w:eastAsia="黑体"/>
-                <w:b/>
-                <w:sz w:val="18"/>
-              </w:rPr>
-              <w:t>计费方式</w:t>
-            </w:r>
-          </w:p>
-        </w:tc>
-        <w:tc>
-          <w:tcPr>
-            <w:tcW w:type="dxa" w:w="1984"/>
-            <w:shd w:fill="D6E4F0"/>
-          </w:tcPr>
-          <w:p>
-            <w:pPr>
-              <w:jc w:val="center"/>
-            </w:pPr>
-            <w:r>
-              <w:rPr>
-                <w:rFonts w:ascii="黑体" w:hAnsi="黑体" w:eastAsia="黑体"/>
-                <w:b/>
-                <w:sz w:val="18"/>
-              </w:rPr>
-              <w:t>金额(元)</w:t>
-            </w:r>
-          </w:p>
-        </w:tc>
-        <w:tc>
-          <w:tcPr>
-            <w:tcW w:type="dxa" w:w="2835"/>
-            <w:shd w:fill="D6E4F0"/>
-          </w:tcPr>
-          <w:p>
-            <w:pPr>
-              <w:jc w:val="center"/>
-            </w:pPr>
-            <w:r>
-              <w:rPr>
-                <w:rFonts w:ascii="黑体" w:hAnsi="黑体" w:eastAsia="黑体"/>
-                <w:b/>
-                <w:sz w:val="18"/>
-              </w:rPr>
-              <w:t>说明</w:t>
-            </w:r>
-          </w:p>
-        </w:tc>
-      </w:tr>
-      <w:tr>
-        <w:tc>
-          <w:tcPr>
-            <w:tcW w:type="dxa" w:w="1701"/>
-          </w:tcPr>
-          <w:p>
-            <w:pPr>
-              <w:jc w:val="center"/>
-            </w:pPr>
-            <w:r>
-              <w:rPr>
-                <w:rFonts w:ascii="仿宋" w:hAnsi="仿宋" w:eastAsia="仿宋"/>
-                <w:sz w:val="18"/>
-              </w:rPr>
-              <w:t>首年软件维保</w:t>
-            </w:r>
-          </w:p>
-        </w:tc>
-        <w:tc>
-          <w:tcPr>
-            <w:tcW w:type="dxa" w:w="1701"/>
-          </w:tcPr>
-          <w:p>
-            <w:pPr>
-              <w:jc w:val="center"/>
-            </w:pPr>
-            <w:r>
-              <w:rPr>
-                <w:rFonts w:ascii="仿宋" w:hAnsi="仿宋" w:eastAsia="仿宋"/>
-                <w:sz w:val="18"/>
-              </w:rPr>
-              <w:t>免费</w:t>
-            </w:r>
-          </w:p>
-        </w:tc>
-        <w:tc>
-          <w:tcPr>
-            <w:tcW w:type="dxa" w:w="1984"/>
-          </w:tcPr>
-          <w:p>
-            <w:pPr>
-              <w:jc w:val="center"/>
-            </w:pPr>
-            <w:r>
-              <w:rPr>
-                <w:rFonts w:ascii="仿宋" w:hAnsi="仿宋" w:eastAsia="仿宋"/>
-                <w:sz w:val="18"/>
-              </w:rPr>
-              <w:t>¥0</w:t>
-            </w:r>
-          </w:p>
-        </w:tc>
-        <w:tc>
-          <w:tcPr>
-            <w:tcW w:type="dxa" w:w="2835"/>
-          </w:tcPr>
-          <w:p>
-            <w:pPr>
-              <w:jc w:val="center"/>
-            </w:pPr>
-            <w:r>
-              <w:rPr>
-                <w:rFonts w:ascii="仿宋" w:hAnsi="仿宋" w:eastAsia="仿宋"/>
-                <w:sz w:val="18"/>
-              </w:rPr>
-              <w:t>含版本升级、7×12小时技术支持</w:t>
-            </w:r>
-          </w:p>
-        </w:tc>
-      </w:tr>
-      <w:tr>
-        <w:tc>
-          <w:tcPr>
-            <w:tcW w:type="dxa" w:w="1701"/>
-          </w:tcPr>
-          <w:p>
-            <w:pPr>
-              <w:jc w:val="center"/>
-            </w:pPr>
-            <w:r>
-              <w:rPr>
-                <w:rFonts w:ascii="仿宋" w:hAnsi="仿宋" w:eastAsia="仿宋"/>
-                <w:sz w:val="18"/>
-              </w:rPr>
-              <w:t>第2年起软件维保续费</w:t>
-            </w:r>
-          </w:p>
-        </w:tc>
-        <w:tc>
-          <w:tcPr>
-            <w:tcW w:type="dxa" w:w="1701"/>
-          </w:tcPr>
-          <w:p>
-            <w:pPr>
-              <w:jc w:val="center"/>
-            </w:pPr>
-            <w:r>
-              <w:rPr>
-                <w:rFonts w:ascii="仿宋" w:hAnsi="仿宋" w:eastAsia="仿宋"/>
-                <w:sz w:val="18"/>
-              </w:rPr>
-              <w:t>列表价×10%/年</w:t>
-            </w:r>
-          </w:p>
-        </w:tc>
-        <w:tc>
-          <w:tcPr>
-            <w:tcW w:type="dxa" w:w="1984"/>
-          </w:tcPr>
-          <w:p>
-            <w:pPr>
-              <w:jc w:val="center"/>
-            </w:pPr>
-            <w:r>
-              <w:rPr>
-                <w:rFonts w:ascii="仿宋" w:hAnsi="仿宋" w:eastAsia="仿宋"/>
-                <w:sz w:val="18"/>
-              </w:rPr>
-              <w:t>按实际选配模块的列表价×10%</w:t>
-            </w:r>
-          </w:p>
-        </w:tc>
-        <w:tc>
-          <w:tcPr>
-            <w:tcW w:type="dxa" w:w="2835"/>
-          </w:tcPr>
-          <w:p>
-            <w:pPr>
-              <w:jc w:val="center"/>
-            </w:pPr>
-            <w:r>
-              <w:rPr>
-                <w:rFonts w:ascii="仿宋" w:hAnsi="仿宋" w:eastAsia="仿宋"/>
-                <w:sz w:val="18"/>
-              </w:rPr>
-              <w:t>¥16,624/年起（按全模块列表价¥166,240估算）</w:t>
-            </w:r>
-          </w:p>
-        </w:tc>
-      </w:tr>
-    </w:tbl>
-    <w:p/>
-    <w:p>
-      <w:pPr>
-        <w:pStyle w:val="Heading2"/>
-      </w:pPr>
-      <w:r>
-        <w:t>其他可选服务</w:t>
-      </w:r>
-    </w:p>
-    <w:tbl>
-      <w:tblPr>
-        <w:tblStyle w:val="TableGrid"/>
-        <w:tblW w:type="auto" w:w="0"/>
-        <w:jc w:val="center"/>
-        <w:tblLook w:firstColumn="1" w:firstRow="1" w:lastColumn="0" w:lastRow="0" w:noHBand="0" w:noVBand="1" w:val="04A0"/>
-      </w:tblPr>
-      <w:tblGrid>
-        <w:gridCol w:w="3120"/>
-        <w:gridCol w:w="3120"/>
-        <w:gridCol w:w="3120"/>
-      </w:tblGrid>
-      <w:tr>
-        <w:tc>
-          <w:tcPr>
-            <w:tcW w:type="dxa" w:w="1701"/>
-            <w:shd w:fill="D6E4F0"/>
-          </w:tcPr>
-          <w:p>
-            <w:pPr>
-              <w:jc w:val="center"/>
-            </w:pPr>
-            <w:r>
-              <w:rPr>
-                <w:rFonts w:ascii="黑体" w:hAnsi="黑体" w:eastAsia="黑体"/>
-                <w:b/>
-                <w:sz w:val="18"/>
-              </w:rPr>
-              <w:t>服务项</w:t>
-            </w:r>
-          </w:p>
-        </w:tc>
-        <w:tc>
-          <w:tcPr>
-            <w:tcW w:type="dxa" w:w="1701"/>
-            <w:shd w:fill="D6E4F0"/>
-          </w:tcPr>
-          <w:p>
-            <w:pPr>
-              <w:jc w:val="center"/>
-            </w:pPr>
-            <w:r>
-              <w:rPr>
-                <w:rFonts w:ascii="黑体" w:hAnsi="黑体" w:eastAsia="黑体"/>
-                <w:b/>
-                <w:sz w:val="18"/>
-              </w:rPr>
-              <w:t>单价</w:t>
-            </w:r>
-          </w:p>
-        </w:tc>
-        <w:tc>
-          <w:tcPr>
-            <w:tcW w:type="dxa" w:w="3118"/>
-            <w:shd w:fill="D6E4F0"/>
-          </w:tcPr>
-          <w:p>
-            <w:pPr>
-              <w:jc w:val="center"/>
-            </w:pPr>
-            <w:r>
-              <w:rPr>
-                <w:rFonts w:ascii="黑体" w:hAnsi="黑体" w:eastAsia="黑体"/>
-                <w:b/>
-                <w:sz w:val="18"/>
-              </w:rPr>
-              <w:t>说明</w:t>
-            </w:r>
-          </w:p>
-        </w:tc>
-      </w:tr>
-      <w:tr>
-        <w:tc>
-          <w:tcPr>
-            <w:tcW w:type="dxa" w:w="1701"/>
-          </w:tcPr>
-          <w:p>
-            <w:pPr>
-              <w:jc w:val="center"/>
-            </w:pPr>
-            <w:r>
-              <w:rPr>
-                <w:rFonts w:ascii="仿宋" w:hAnsi="仿宋" w:eastAsia="仿宋"/>
-                <w:sz w:val="18"/>
-              </w:rPr>
-              <w:t>技术服务人天</w:t>
-            </w:r>
-          </w:p>
-        </w:tc>
-        <w:tc>
-          <w:tcPr>
-            <w:tcW w:type="dxa" w:w="1701"/>
-          </w:tcPr>
-          <w:p>
-            <w:pPr>
-              <w:jc w:val="center"/>
-            </w:pPr>
-            <w:r>
-              <w:rPr>
-                <w:rFonts w:ascii="仿宋" w:hAnsi="仿宋" w:eastAsia="仿宋"/>
-                <w:sz w:val="18"/>
-              </w:rPr>
-              <w:t>¥5,500/人天</w:t>
-            </w:r>
-          </w:p>
-        </w:tc>
-        <w:tc>
-          <w:tcPr>
-            <w:tcW w:type="dxa" w:w="3118"/>
-          </w:tcPr>
-          <w:p>
-            <w:pPr>
-              <w:jc w:val="center"/>
-            </w:pPr>
-            <w:r>
-              <w:rPr>
-                <w:rFonts w:ascii="仿宋" w:hAnsi="仿宋" w:eastAsia="仿宋"/>
-                <w:sz w:val="18"/>
-              </w:rPr>
-              <w:t>超出10人天后的额外技术支持</w:t>
-            </w:r>
-          </w:p>
-        </w:tc>
-      </w:tr>
-      <w:tr>
-        <w:tc>
-          <w:tcPr>
-            <w:tcW w:type="dxa" w:w="1701"/>
-          </w:tcPr>
-          <w:p>
-            <w:pPr>
-              <w:jc w:val="center"/>
-            </w:pPr>
-            <w:r>
-              <w:rPr>
-                <w:rFonts w:ascii="仿宋" w:hAnsi="仿宋" w:eastAsia="仿宋"/>
-                <w:sz w:val="18"/>
-              </w:rPr>
-              <w:t>第三方存储对接</w:t>
-            </w:r>
-          </w:p>
-        </w:tc>
-        <w:tc>
-          <w:tcPr>
-            <w:tcW w:type="dxa" w:w="1701"/>
-          </w:tcPr>
-          <w:p>
-            <w:pPr>
-              <w:jc w:val="center"/>
-            </w:pPr>
-            <w:r>
-              <w:rPr>
-                <w:rFonts w:ascii="仿宋" w:hAnsi="仿宋" w:eastAsia="仿宋"/>
-                <w:sz w:val="18"/>
-              </w:rPr>
-              <w:t>¥7,500/次</w:t>
-            </w:r>
-          </w:p>
-        </w:tc>
-        <w:tc>
-          <w:tcPr>
-            <w:tcW w:type="dxa" w:w="3118"/>
-          </w:tcPr>
-          <w:p>
-            <w:pPr>
-              <w:jc w:val="center"/>
-            </w:pPr>
-            <w:r>
-              <w:rPr>
-                <w:rFonts w:ascii="仿宋" w:hAnsi="仿宋" w:eastAsia="仿宋"/>
-                <w:sz w:val="18"/>
-              </w:rPr>
-              <w:t>对接客户已有存储系统</w:t>
-            </w:r>
-          </w:p>
-        </w:tc>
-      </w:tr>
-      <w:tr>
-        <w:tc>
-          <w:tcPr>
-            <w:tcW w:type="dxa" w:w="1701"/>
-          </w:tcPr>
-          <w:p>
-            <w:pPr>
-              <w:jc w:val="center"/>
-            </w:pPr>
-            <w:r>
-              <w:rPr>
-                <w:rFonts w:ascii="仿宋" w:hAnsi="仿宋" w:eastAsia="仿宋"/>
-                <w:sz w:val="18"/>
-              </w:rPr>
-              <w:t>国产GPU服务化</w:t>
-            </w:r>
-          </w:p>
-        </w:tc>
-        <w:tc>
-          <w:tcPr>
-            <w:tcW w:type="dxa" w:w="1701"/>
-          </w:tcPr>
-          <w:p>
-            <w:pPr>
-              <w:jc w:val="center"/>
-            </w:pPr>
-            <w:r>
-              <w:rPr>
-                <w:rFonts w:ascii="仿宋" w:hAnsi="仿宋" w:eastAsia="仿宋"/>
-                <w:sz w:val="18"/>
-              </w:rPr>
-              <w:t>¥7,500/次</w:t>
-            </w:r>
-          </w:p>
-        </w:tc>
-        <w:tc>
-          <w:tcPr>
-            <w:tcW w:type="dxa" w:w="3118"/>
-          </w:tcPr>
-          <w:p>
-            <w:pPr>
-              <w:jc w:val="center"/>
-            </w:pPr>
-            <w:r>
-              <w:rPr>
-                <w:rFonts w:ascii="仿宋" w:hAnsi="仿宋" w:eastAsia="仿宋"/>
-                <w:sz w:val="18"/>
-              </w:rPr>
-              <w:t>适配昇腾/寒武纪/摩尔线程等国产GPU</w:t>
-            </w:r>
-          </w:p>
-        </w:tc>
-      </w:tr>
-    </w:tbl>
-    <w:p/>
-    <w:p>
-      <w:r>
-        <w:br w:type="page"/>
-      </w:r>
-    </w:p>
-    <w:p>
-      <w:pPr>
-        <w:pStyle w:val="Heading1"/>
-      </w:pPr>
-      <w:r>
-        <w:t>场景推荐方案汇总</w:t>
+        <w:t>第三方可选服务</w:t>
       </w:r>
     </w:p>
     <w:p>
@@ -3473,23 +3741,7 @@
         <w:rPr>
           <w:rFonts w:ascii="仿宋" w:hAnsi="仿宋" w:eastAsia="仿宋"/>
         </w:rPr>
-        <w:t>根据华孚的业务规划，青云推荐以下两套方案供参考：</w:t>
-      </w:r>
-    </w:p>
-    <w:p>
-      <w:pPr>
-        <w:pStyle w:val="Heading2"/>
-      </w:pPr>
-      <w:r>
-        <w:t>方案一：MaaS平台运营方案（华孚核心场景）</w:t>
-      </w:r>
-    </w:p>
-    <w:p>
-      <w:r>
-        <w:rPr>
-          <w:rFonts w:ascii="仿宋" w:hAnsi="仿宋" w:eastAsia="仿宋"/>
-        </w:rPr>
-        <w:t>适用于华孚对外提供大模型API服务的场景。</w:t>
+        <w:t>以下服务按需选用，按次或按人天计费：</w:t>
       </w:r>
     </w:p>
     <w:tbl>
@@ -3521,13 +3773,373 @@
                 <w:b/>
                 <w:sz w:val="18"/>
               </w:rPr>
-              <w:t>模块</w:t>
+              <w:t>服务项</w:t>
             </w:r>
           </w:p>
         </w:tc>
         <w:tc>
           <w:tcPr>
-            <w:tcW w:type="dxa" w:w="1417"/>
+            <w:tcW w:type="dxa" w:w="1134"/>
+            <w:shd w:fill="D6E4F0"/>
+          </w:tcPr>
+          <w:p>
+            <w:pPr>
+              <w:jc w:val="center"/>
+            </w:pPr>
+            <w:r>
+              <w:rPr>
+                <w:rFonts w:ascii="黑体" w:hAnsi="黑体" w:eastAsia="黑体"/>
+                <w:b/>
+                <w:sz w:val="18"/>
+              </w:rPr>
+              <w:t>计费单位</w:t>
+            </w:r>
+          </w:p>
+        </w:tc>
+        <w:tc>
+          <w:tcPr>
+            <w:tcW w:type="dxa" w:w="1134"/>
+            <w:shd w:fill="D6E4F0"/>
+          </w:tcPr>
+          <w:p>
+            <w:pPr>
+              <w:jc w:val="center"/>
+            </w:pPr>
+            <w:r>
+              <w:rPr>
+                <w:rFonts w:ascii="黑体" w:hAnsi="黑体" w:eastAsia="黑体"/>
+                <w:b/>
+                <w:sz w:val="18"/>
+              </w:rPr>
+              <w:t>单价（元）</w:t>
+            </w:r>
+          </w:p>
+        </w:tc>
+        <w:tc>
+          <w:tcPr>
+            <w:tcW w:type="dxa" w:w="2835"/>
+            <w:shd w:fill="D6E4F0"/>
+          </w:tcPr>
+          <w:p>
+            <w:pPr>
+              <w:jc w:val="center"/>
+            </w:pPr>
+            <w:r>
+              <w:rPr>
+                <w:rFonts w:ascii="黑体" w:hAnsi="黑体" w:eastAsia="黑体"/>
+                <w:b/>
+                <w:sz w:val="18"/>
+              </w:rPr>
+              <w:t>说明</w:t>
+            </w:r>
+          </w:p>
+        </w:tc>
+      </w:tr>
+      <w:tr>
+        <w:tc>
+          <w:tcPr>
+            <w:tcW w:type="dxa" w:w="1984"/>
+          </w:tcPr>
+          <w:p>
+            <w:pPr>
+              <w:jc w:val="left"/>
+            </w:pPr>
+            <w:r>
+              <w:rPr>
+                <w:rFonts w:ascii="仿宋" w:hAnsi="仿宋" w:eastAsia="仿宋"/>
+                <w:sz w:val="18"/>
+              </w:rPr>
+              <w:t>额外技术支持人天</w:t>
+            </w:r>
+          </w:p>
+        </w:tc>
+        <w:tc>
+          <w:tcPr>
+            <w:tcW w:type="dxa" w:w="1134"/>
+          </w:tcPr>
+          <w:p>
+            <w:pPr>
+              <w:jc w:val="center"/>
+            </w:pPr>
+            <w:r>
+              <w:rPr>
+                <w:rFonts w:ascii="仿宋" w:hAnsi="仿宋" w:eastAsia="仿宋"/>
+                <w:sz w:val="18"/>
+              </w:rPr>
+              <w:t>人天</w:t>
+            </w:r>
+          </w:p>
+        </w:tc>
+        <w:tc>
+          <w:tcPr>
+            <w:tcW w:type="dxa" w:w="1134"/>
+          </w:tcPr>
+          <w:p>
+            <w:pPr>
+              <w:jc w:val="center"/>
+            </w:pPr>
+            <w:r>
+              <w:rPr>
+                <w:rFonts w:ascii="仿宋" w:hAnsi="仿宋" w:eastAsia="仿宋"/>
+                <w:sz w:val="18"/>
+              </w:rPr>
+              <w:t>¥5,500</w:t>
+            </w:r>
+          </w:p>
+        </w:tc>
+        <w:tc>
+          <w:tcPr>
+            <w:tcW w:type="dxa" w:w="2835"/>
+          </w:tcPr>
+          <w:p>
+            <w:pPr>
+              <w:jc w:val="center"/>
+            </w:pPr>
+            <w:r>
+              <w:rPr>
+                <w:rFonts w:ascii="仿宋" w:hAnsi="仿宋" w:eastAsia="仿宋"/>
+                <w:sz w:val="18"/>
+              </w:rPr>
+              <w:t>超出10人天后的额外部署/运维支持</w:t>
+            </w:r>
+          </w:p>
+        </w:tc>
+      </w:tr>
+      <w:tr>
+        <w:tc>
+          <w:tcPr>
+            <w:tcW w:type="dxa" w:w="1984"/>
+          </w:tcPr>
+          <w:p>
+            <w:pPr>
+              <w:jc w:val="left"/>
+            </w:pPr>
+            <w:r>
+              <w:rPr>
+                <w:rFonts w:ascii="仿宋" w:hAnsi="仿宋" w:eastAsia="仿宋"/>
+                <w:sz w:val="18"/>
+              </w:rPr>
+              <w:t>第三方存储系统对接</w:t>
+            </w:r>
+          </w:p>
+        </w:tc>
+        <w:tc>
+          <w:tcPr>
+            <w:tcW w:type="dxa" w:w="1134"/>
+          </w:tcPr>
+          <w:p>
+            <w:pPr>
+              <w:jc w:val="center"/>
+            </w:pPr>
+            <w:r>
+              <w:rPr>
+                <w:rFonts w:ascii="仿宋" w:hAnsi="仿宋" w:eastAsia="仿宋"/>
+                <w:sz w:val="18"/>
+              </w:rPr>
+              <w:t>次</w:t>
+            </w:r>
+          </w:p>
+        </w:tc>
+        <w:tc>
+          <w:tcPr>
+            <w:tcW w:type="dxa" w:w="1134"/>
+          </w:tcPr>
+          <w:p>
+            <w:pPr>
+              <w:jc w:val="center"/>
+            </w:pPr>
+            <w:r>
+              <w:rPr>
+                <w:rFonts w:ascii="仿宋" w:hAnsi="仿宋" w:eastAsia="仿宋"/>
+                <w:sz w:val="18"/>
+              </w:rPr>
+              <w:t>¥7,500</w:t>
+            </w:r>
+          </w:p>
+        </w:tc>
+        <w:tc>
+          <w:tcPr>
+            <w:tcW w:type="dxa" w:w="2835"/>
+          </w:tcPr>
+          <w:p>
+            <w:pPr>
+              <w:jc w:val="center"/>
+            </w:pPr>
+            <w:r>
+              <w:rPr>
+                <w:rFonts w:ascii="仿宋" w:hAnsi="仿宋" w:eastAsia="仿宋"/>
+                <w:sz w:val="18"/>
+              </w:rPr>
+              <w:t>对接客户已有的GPFS/Lustre/JuiceFS等存储系统</w:t>
+            </w:r>
+          </w:p>
+        </w:tc>
+      </w:tr>
+      <w:tr>
+        <w:tc>
+          <w:tcPr>
+            <w:tcW w:type="dxa" w:w="1984"/>
+          </w:tcPr>
+          <w:p>
+            <w:pPr>
+              <w:jc w:val="left"/>
+            </w:pPr>
+            <w:r>
+              <w:rPr>
+                <w:rFonts w:ascii="仿宋" w:hAnsi="仿宋" w:eastAsia="仿宋"/>
+                <w:sz w:val="18"/>
+              </w:rPr>
+              <w:t>国产GPU适配服务</w:t>
+            </w:r>
+          </w:p>
+        </w:tc>
+        <w:tc>
+          <w:tcPr>
+            <w:tcW w:type="dxa" w:w="1134"/>
+          </w:tcPr>
+          <w:p>
+            <w:pPr>
+              <w:jc w:val="center"/>
+            </w:pPr>
+            <w:r>
+              <w:rPr>
+                <w:rFonts w:ascii="仿宋" w:hAnsi="仿宋" w:eastAsia="仿宋"/>
+                <w:sz w:val="18"/>
+              </w:rPr>
+              <w:t>次</w:t>
+            </w:r>
+          </w:p>
+        </w:tc>
+        <w:tc>
+          <w:tcPr>
+            <w:tcW w:type="dxa" w:w="1134"/>
+          </w:tcPr>
+          <w:p>
+            <w:pPr>
+              <w:jc w:val="center"/>
+            </w:pPr>
+            <w:r>
+              <w:rPr>
+                <w:rFonts w:ascii="仿宋" w:hAnsi="仿宋" w:eastAsia="仿宋"/>
+                <w:sz w:val="18"/>
+              </w:rPr>
+              <w:t>¥7,500</w:t>
+            </w:r>
+          </w:p>
+        </w:tc>
+        <w:tc>
+          <w:tcPr>
+            <w:tcW w:type="dxa" w:w="2835"/>
+          </w:tcPr>
+          <w:p>
+            <w:pPr>
+              <w:jc w:val="center"/>
+            </w:pPr>
+            <w:r>
+              <w:rPr>
+                <w:rFonts w:ascii="仿宋" w:hAnsi="仿宋" w:eastAsia="仿宋"/>
+                <w:sz w:val="18"/>
+              </w:rPr>
+              <w:t>适配昇腾910/寒武纪/摩尔线程等国产GPU硬件</w:t>
+            </w:r>
+          </w:p>
+        </w:tc>
+      </w:tr>
+    </w:tbl>
+    <w:p/>
+    <w:p>
+      <w:r>
+        <w:br w:type="page"/>
+      </w:r>
+    </w:p>
+    <w:p>
+      <w:pPr>
+        <w:pStyle w:val="Heading1"/>
+      </w:pPr>
+      <w:r>
+        <w:t>推荐方案汇总</w:t>
+      </w:r>
+    </w:p>
+    <w:p>
+      <w:r>
+        <w:rPr>
+          <w:rFonts w:ascii="仿宋" w:hAnsi="仿宋" w:eastAsia="仿宋"/>
+        </w:rPr>
+        <w:t>根据华孚的业务规划，青云推荐以下两套方案供参考：</w:t>
+      </w:r>
+    </w:p>
+    <w:p>
+      <w:pPr>
+        <w:pStyle w:val="Heading2"/>
+      </w:pPr>
+      <w:r>
+        <w:t>方案一：MaaS平台运营方案（推荐华孚优先考虑）</w:t>
+      </w:r>
+    </w:p>
+    <w:p>
+      <w:r>
+        <w:rPr>
+          <w:rFonts w:ascii="仿宋" w:hAnsi="仿宋" w:eastAsia="仿宋"/>
+        </w:rPr>
+        <w:t>适用场景：华孚利用AI智算平台对外提供大模型API服务（MaaS模式），如部署DeepSeek、千问等模型并面向行业客户按Token收费。</w:t>
+      </w:r>
+    </w:p>
+    <w:tbl>
+      <w:tblPr>
+        <w:tblStyle w:val="TableGrid"/>
+        <w:tblW w:type="auto" w:w="0"/>
+        <w:jc w:val="center"/>
+        <w:tblLook w:firstColumn="1" w:firstRow="1" w:lastColumn="0" w:lastRow="0" w:noHBand="0" w:noVBand="1" w:val="04A0"/>
+      </w:tblPr>
+      <w:tblGrid>
+        <w:gridCol w:w="1872"/>
+        <w:gridCol w:w="1872"/>
+        <w:gridCol w:w="1872"/>
+        <w:gridCol w:w="1872"/>
+        <w:gridCol w:w="1872"/>
+      </w:tblGrid>
+      <w:tr>
+        <w:tc>
+          <w:tcPr>
+            <w:tcW w:type="dxa" w:w="454"/>
+            <w:shd w:fill="D6E4F0"/>
+          </w:tcPr>
+          <w:p>
+            <w:pPr>
+              <w:jc w:val="center"/>
+            </w:pPr>
+            <w:r>
+              <w:rPr>
+                <w:rFonts w:ascii="黑体" w:hAnsi="黑体" w:eastAsia="黑体"/>
+                <w:b/>
+                <w:sz w:val="18"/>
+              </w:rPr>
+              <w:t>序号</w:t>
+            </w:r>
+          </w:p>
+        </w:tc>
+        <w:tc>
+          <w:tcPr>
+            <w:tcW w:type="dxa" w:w="1701"/>
+            <w:shd w:fill="D6E4F0"/>
+          </w:tcPr>
+          <w:p>
+            <w:pPr>
+              <w:jc w:val="center"/>
+            </w:pPr>
+            <w:r>
+              <w:rPr>
+                <w:rFonts w:ascii="黑体" w:hAnsi="黑体" w:eastAsia="黑体"/>
+                <w:b/>
+                <w:sz w:val="18"/>
+              </w:rPr>
+              <w:t>模块/服务</w:t>
+            </w:r>
+          </w:p>
+        </w:tc>
+        <w:tc>
+          <w:tcPr>
+            <w:tcW w:type="dxa" w:w="1134"/>
             <w:shd w:fill="D6E4F0"/>
           </w:tcPr>
           <w:p>
@@ -3546,7 +4158,7 @@
         </w:tc>
         <w:tc>
           <w:tcPr>
-            <w:tcW w:type="dxa" w:w="1417"/>
+            <w:tcW w:type="dxa" w:w="1134"/>
             <w:shd w:fill="D6E4F0"/>
           </w:tcPr>
           <w:p>
@@ -3559,13 +4171,13 @@
                 <w:b/>
                 <w:sz w:val="18"/>
               </w:rPr>
-              <w:t>列表价(元)</w:t>
+              <w:t>金额（元）</w:t>
             </w:r>
           </w:p>
         </w:tc>
         <w:tc>
           <w:tcPr>
-            <w:tcW w:type="dxa" w:w="1417"/>
+            <w:tcW w:type="dxa" w:w="2835"/>
             <w:shd w:fill="D6E4F0"/>
           </w:tcPr>
           <w:p>
@@ -3578,7 +4190,7 @@
                 <w:b/>
                 <w:sz w:val="18"/>
               </w:rPr>
-              <w:t>5折后(元)</w:t>
+              <w:t>说明</w:t>
             </w:r>
           </w:p>
         </w:tc>
@@ -3586,7 +4198,24 @@
       <w:tr>
         <w:tc>
           <w:tcPr>
-            <w:tcW w:type="dxa" w:w="1984"/>
+            <w:tcW w:type="dxa" w:w="454"/>
+          </w:tcPr>
+          <w:p>
+            <w:pPr>
+              <w:jc w:val="left"/>
+            </w:pPr>
+            <w:r>
+              <w:rPr>
+                <w:rFonts w:ascii="仿宋" w:hAnsi="仿宋" w:eastAsia="仿宋"/>
+                <w:sz w:val="18"/>
+              </w:rPr>
+              <w:t>1</w:t>
+            </w:r>
+          </w:p>
+        </w:tc>
+        <w:tc>
+          <w:tcPr>
+            <w:tcW w:type="dxa" w:w="1701"/>
           </w:tcPr>
           <w:p>
             <w:pPr>
@@ -3603,7 +4232,7 @@
         </w:tc>
         <w:tc>
           <w:tcPr>
-            <w:tcW w:type="dxa" w:w="1417"/>
+            <w:tcW w:type="dxa" w:w="1134"/>
           </w:tcPr>
           <w:p>
             <w:pPr>
@@ -3614,30 +4243,13 @@
                 <w:rFonts w:ascii="仿宋" w:hAnsi="仿宋" w:eastAsia="仿宋"/>
                 <w:sz w:val="18"/>
               </w:rPr>
-              <w:t>必选</w:t>
+              <w:t>✓ 必选</w:t>
             </w:r>
           </w:p>
         </w:tc>
         <w:tc>
           <w:tcPr>
-            <w:tcW w:type="dxa" w:w="1417"/>
-          </w:tcPr>
-          <w:p>
-            <w:pPr>
-              <w:jc w:val="center"/>
-            </w:pPr>
-            <w:r>
-              <w:rPr>
-                <w:rFonts w:ascii="仿宋" w:hAnsi="仿宋" w:eastAsia="仿宋"/>
-                <w:sz w:val="18"/>
-              </w:rPr>
-              <w:t>¥16,000</w:t>
-            </w:r>
-          </w:p>
-        </w:tc>
-        <w:tc>
-          <w:tcPr>
-            <w:tcW w:type="dxa" w:w="1417"/>
+            <w:tcW w:type="dxa" w:w="1134"/>
           </w:tcPr>
           <w:p>
             <w:pPr>
@@ -3652,11 +4264,45 @@
             </w:r>
           </w:p>
         </w:tc>
+        <w:tc>
+          <w:tcPr>
+            <w:tcW w:type="dxa" w:w="2835"/>
+          </w:tcPr>
+          <w:p>
+            <w:pPr>
+              <w:jc w:val="center"/>
+            </w:pPr>
+            <w:r>
+              <w:rPr>
+                <w:rFonts w:ascii="仿宋" w:hAnsi="仿宋" w:eastAsia="仿宋"/>
+                <w:sz w:val="18"/>
+              </w:rPr>
+              <w:t>K8s集群管理、GPU监控、多租户权限</w:t>
+            </w:r>
+          </w:p>
+        </w:tc>
       </w:tr>
       <w:tr>
         <w:tc>
           <w:tcPr>
-            <w:tcW w:type="dxa" w:w="1984"/>
+            <w:tcW w:type="dxa" w:w="454"/>
+          </w:tcPr>
+          <w:p>
+            <w:pPr>
+              <w:jc w:val="left"/>
+            </w:pPr>
+            <w:r>
+              <w:rPr>
+                <w:rFonts w:ascii="仿宋" w:hAnsi="仿宋" w:eastAsia="仿宋"/>
+                <w:sz w:val="18"/>
+              </w:rPr>
+              <w:t>2</w:t>
+            </w:r>
+          </w:p>
+        </w:tc>
+        <w:tc>
+          <w:tcPr>
+            <w:tcW w:type="dxa" w:w="1701"/>
           </w:tcPr>
           <w:p>
             <w:pPr>
@@ -3673,7 +4319,7 @@
         </w:tc>
         <w:tc>
           <w:tcPr>
-            <w:tcW w:type="dxa" w:w="1417"/>
+            <w:tcW w:type="dxa" w:w="1134"/>
           </w:tcPr>
           <w:p>
             <w:pPr>
@@ -3684,30 +4330,13 @@
                 <w:rFonts w:ascii="仿宋" w:hAnsi="仿宋" w:eastAsia="仿宋"/>
                 <w:sz w:val="18"/>
               </w:rPr>
-              <w:t>必选</w:t>
+              <w:t>✓ 必选</w:t>
             </w:r>
           </w:p>
         </w:tc>
         <w:tc>
           <w:tcPr>
-            <w:tcW w:type="dxa" w:w="1417"/>
-          </w:tcPr>
-          <w:p>
-            <w:pPr>
-              <w:jc w:val="center"/>
-            </w:pPr>
-            <w:r>
-              <w:rPr>
-                <w:rFonts w:ascii="仿宋" w:hAnsi="仿宋" w:eastAsia="仿宋"/>
-                <w:sz w:val="18"/>
-              </w:rPr>
-              <w:t>¥23,040</w:t>
-            </w:r>
-          </w:p>
-        </w:tc>
-        <w:tc>
-          <w:tcPr>
-            <w:tcW w:type="dxa" w:w="1417"/>
+            <w:tcW w:type="dxa" w:w="1134"/>
           </w:tcPr>
           <w:p>
             <w:pPr>
@@ -3722,11 +4351,45 @@
             </w:r>
           </w:p>
         </w:tc>
+        <w:tc>
+          <w:tcPr>
+            <w:tcW w:type="dxa" w:w="2835"/>
+          </w:tcPr>
+          <w:p>
+            <w:pPr>
+              <w:jc w:val="center"/>
+            </w:pPr>
+            <w:r>
+              <w:rPr>
+                <w:rFonts w:ascii="仿宋" w:hAnsi="仿宋" w:eastAsia="仿宋"/>
+                <w:sz w:val="18"/>
+              </w:rPr>
+              <w:t>容器实例、SSH/Jupyter、存储挂载</w:t>
+            </w:r>
+          </w:p>
+        </w:tc>
       </w:tr>
       <w:tr>
         <w:tc>
           <w:tcPr>
-            <w:tcW w:type="dxa" w:w="1984"/>
+            <w:tcW w:type="dxa" w:w="454"/>
+          </w:tcPr>
+          <w:p>
+            <w:pPr>
+              <w:jc w:val="left"/>
+            </w:pPr>
+            <w:r>
+              <w:rPr>
+                <w:rFonts w:ascii="仿宋" w:hAnsi="仿宋" w:eastAsia="仿宋"/>
+                <w:sz w:val="18"/>
+              </w:rPr>
+              <w:t>3</w:t>
+            </w:r>
+          </w:p>
+        </w:tc>
+        <w:tc>
+          <w:tcPr>
+            <w:tcW w:type="dxa" w:w="1701"/>
           </w:tcPr>
           <w:p>
             <w:pPr>
@@ -3743,7 +4406,7 @@
         </w:tc>
         <w:tc>
           <w:tcPr>
-            <w:tcW w:type="dxa" w:w="1417"/>
+            <w:tcW w:type="dxa" w:w="1134"/>
           </w:tcPr>
           <w:p>
             <w:pPr>
@@ -3754,30 +4417,13 @@
                 <w:rFonts w:ascii="仿宋" w:hAnsi="仿宋" w:eastAsia="仿宋"/>
                 <w:sz w:val="18"/>
               </w:rPr>
-              <w:t>必选</w:t>
+              <w:t>✓ 必选</w:t>
             </w:r>
           </w:p>
         </w:tc>
         <w:tc>
           <w:tcPr>
-            <w:tcW w:type="dxa" w:w="1417"/>
-          </w:tcPr>
-          <w:p>
-            <w:pPr>
-              <w:jc w:val="center"/>
-            </w:pPr>
-            <w:r>
-              <w:rPr>
-                <w:rFonts w:ascii="仿宋" w:hAnsi="仿宋" w:eastAsia="仿宋"/>
-                <w:sz w:val="18"/>
-              </w:rPr>
-              <w:t>¥33,600</w:t>
-            </w:r>
-          </w:p>
-        </w:tc>
-        <w:tc>
-          <w:tcPr>
-            <w:tcW w:type="dxa" w:w="1417"/>
+            <w:tcW w:type="dxa" w:w="1134"/>
           </w:tcPr>
           <w:p>
             <w:pPr>
@@ -3792,11 +4438,45 @@
             </w:r>
           </w:p>
         </w:tc>
+        <w:tc>
+          <w:tcPr>
+            <w:tcW w:type="dxa" w:w="2835"/>
+          </w:tcPr>
+          <w:p>
+            <w:pPr>
+              <w:jc w:val="center"/>
+            </w:pPr>
+            <w:r>
+              <w:rPr>
+                <w:rFonts w:ascii="仿宋" w:hAnsi="仿宋" w:eastAsia="仿宋"/>
+                <w:sz w:val="18"/>
+              </w:rPr>
+              <w:t>模型部署、vLLM引擎、自动扩缩容</w:t>
+            </w:r>
+          </w:p>
+        </w:tc>
       </w:tr>
       <w:tr>
         <w:tc>
           <w:tcPr>
-            <w:tcW w:type="dxa" w:w="1984"/>
+            <w:tcW w:type="dxa" w:w="454"/>
+          </w:tcPr>
+          <w:p>
+            <w:pPr>
+              <w:jc w:val="left"/>
+            </w:pPr>
+            <w:r>
+              <w:rPr>
+                <w:rFonts w:ascii="仿宋" w:hAnsi="仿宋" w:eastAsia="仿宋"/>
+                <w:sz w:val="18"/>
+              </w:rPr>
+              <w:t>4</w:t>
+            </w:r>
+          </w:p>
+        </w:tc>
+        <w:tc>
+          <w:tcPr>
+            <w:tcW w:type="dxa" w:w="1701"/>
           </w:tcPr>
           <w:p>
             <w:pPr>
@@ -3813,7 +4493,7 @@
         </w:tc>
         <w:tc>
           <w:tcPr>
-            <w:tcW w:type="dxa" w:w="1417"/>
+            <w:tcW w:type="dxa" w:w="1134"/>
           </w:tcPr>
           <w:p>
             <w:pPr>
@@ -3824,30 +4504,13 @@
                 <w:rFonts w:ascii="仿宋" w:hAnsi="仿宋" w:eastAsia="仿宋"/>
                 <w:sz w:val="18"/>
               </w:rPr>
-              <w:t>必选</w:t>
+              <w:t>✓ 必选</w:t>
             </w:r>
           </w:p>
         </w:tc>
         <w:tc>
           <w:tcPr>
-            <w:tcW w:type="dxa" w:w="1417"/>
-          </w:tcPr>
-          <w:p>
-            <w:pPr>
-              <w:jc w:val="center"/>
-            </w:pPr>
-            <w:r>
-              <w:rPr>
-                <w:rFonts w:ascii="仿宋" w:hAnsi="仿宋" w:eastAsia="仿宋"/>
-                <w:sz w:val="18"/>
-              </w:rPr>
-              <w:t>¥14,400</w:t>
-            </w:r>
-          </w:p>
-        </w:tc>
-        <w:tc>
-          <w:tcPr>
-            <w:tcW w:type="dxa" w:w="1417"/>
+            <w:tcW w:type="dxa" w:w="1134"/>
           </w:tcPr>
           <w:p>
             <w:pPr>
@@ -3862,11 +4525,9 @@
             </w:r>
           </w:p>
         </w:tc>
-      </w:tr>
-      <w:tr>
         <w:tc>
           <w:tcPr>
-            <w:tcW w:type="dxa" w:w="1984"/>
+            <w:tcW w:type="dxa" w:w="2835"/>
           </w:tcPr>
           <w:p>
             <w:pPr>
@@ -3877,13 +4538,32 @@
                 <w:rFonts w:ascii="仿宋" w:hAnsi="仿宋" w:eastAsia="仿宋"/>
                 <w:sz w:val="18"/>
               </w:rPr>
-              <w:t>实施服务（10人天）</w:t>
+              <w:t>API服务、Token计费、套餐管理</w:t>
+            </w:r>
+          </w:p>
+        </w:tc>
+      </w:tr>
+      <w:tr>
+        <w:tc>
+          <w:tcPr>
+            <w:tcW w:type="dxa" w:w="454"/>
+          </w:tcPr>
+          <w:p>
+            <w:pPr>
+              <w:jc w:val="left"/>
+            </w:pPr>
+            <w:r>
+              <w:rPr>
+                <w:rFonts w:ascii="仿宋" w:hAnsi="仿宋" w:eastAsia="仿宋"/>
+                <w:sz w:val="18"/>
+              </w:rPr>
+              <w:t>5</w:t>
             </w:r>
           </w:p>
         </w:tc>
         <w:tc>
           <w:tcPr>
-            <w:tcW w:type="dxa" w:w="1417"/>
+            <w:tcW w:type="dxa" w:w="1701"/>
           </w:tcPr>
           <w:p>
             <w:pPr>
@@ -3894,13 +4574,30 @@
                 <w:rFonts w:ascii="仿宋" w:hAnsi="仿宋" w:eastAsia="仿宋"/>
                 <w:sz w:val="18"/>
               </w:rPr>
-              <w:t>必选（不打折）</w:t>
+              <w:t>平台实施服务（10人天）</w:t>
             </w:r>
           </w:p>
         </w:tc>
         <w:tc>
           <w:tcPr>
-            <w:tcW w:type="dxa" w:w="1417"/>
+            <w:tcW w:type="dxa" w:w="1134"/>
+          </w:tcPr>
+          <w:p>
+            <w:pPr>
+              <w:jc w:val="center"/>
+            </w:pPr>
+            <w:r>
+              <w:rPr>
+                <w:rFonts w:ascii="仿宋" w:hAnsi="仿宋" w:eastAsia="仿宋"/>
+                <w:sz w:val="18"/>
+              </w:rPr>
+              <w:t>✓ 必选</w:t>
+            </w:r>
+          </w:p>
+        </w:tc>
+        <w:tc>
+          <w:tcPr>
+            <w:tcW w:type="dxa" w:w="1134"/>
           </w:tcPr>
           <w:p>
             <w:pPr>
@@ -3917,7 +4614,7 @@
         </w:tc>
         <w:tc>
           <w:tcPr>
-            <w:tcW w:type="dxa" w:w="1417"/>
+            <w:tcW w:type="dxa" w:w="2835"/>
           </w:tcPr>
           <w:p>
             <w:pPr>
@@ -3928,7 +4625,7 @@
                 <w:rFonts w:ascii="仿宋" w:hAnsi="仿宋" w:eastAsia="仿宋"/>
                 <w:sz w:val="18"/>
               </w:rPr>
-              <w:t>¥55,000</w:t>
+              <w:t>部署+调优+培训</w:t>
             </w:r>
           </w:p>
         </w:tc>
@@ -3936,7 +4633,23 @@
       <w:tr>
         <w:tc>
           <w:tcPr>
-            <w:tcW w:type="dxa" w:w="1984"/>
+            <w:tcW w:type="dxa" w:w="454"/>
+          </w:tcPr>
+          <w:p>
+            <w:pPr>
+              <w:jc w:val="left"/>
+            </w:pPr>
+            <w:r>
+              <w:rPr>
+                <w:rFonts w:ascii="仿宋" w:hAnsi="仿宋" w:eastAsia="仿宋"/>
+                <w:sz w:val="18"/>
+              </w:rPr>
+            </w:r>
+          </w:p>
+        </w:tc>
+        <w:tc>
+          <w:tcPr>
+            <w:tcW w:type="dxa" w:w="1701"/>
           </w:tcPr>
           <w:p>
             <w:pPr>
@@ -3952,7 +4665,7 @@
         </w:tc>
         <w:tc>
           <w:tcPr>
-            <w:tcW w:type="dxa" w:w="1417"/>
+            <w:tcW w:type="dxa" w:w="1134"/>
           </w:tcPr>
           <w:p>
             <w:pPr>
@@ -3968,7 +4681,7 @@
         </w:tc>
         <w:tc>
           <w:tcPr>
-            <w:tcW w:type="dxa" w:w="1417"/>
+            <w:tcW w:type="dxa" w:w="1134"/>
           </w:tcPr>
           <w:p>
             <w:pPr>
@@ -3984,7 +4697,32 @@
         </w:tc>
         <w:tc>
           <w:tcPr>
-            <w:tcW w:type="dxa" w:w="1417"/>
+            <w:tcW w:type="dxa" w:w="2835"/>
+          </w:tcPr>
+          <w:p/>
+        </w:tc>
+      </w:tr>
+      <w:tr>
+        <w:tc>
+          <w:tcPr>
+            <w:tcW w:type="dxa" w:w="454"/>
+          </w:tcPr>
+          <w:p>
+            <w:pPr>
+              <w:jc w:val="left"/>
+            </w:pPr>
+            <w:r>
+              <w:rPr>
+                <w:rFonts w:ascii="仿宋" w:hAnsi="仿宋" w:eastAsia="仿宋"/>
+                <w:sz w:val="18"/>
+              </w:rPr>
+              <w:t xml:space="preserve"> 核心必选合计</w:t>
+            </w:r>
+          </w:p>
+        </w:tc>
+        <w:tc>
+          <w:tcPr>
+            <w:tcW w:type="dxa" w:w="1701"/>
           </w:tcPr>
           <w:p>
             <w:pPr>
@@ -3998,11 +4736,150 @@
             </w:r>
           </w:p>
         </w:tc>
+        <w:tc>
+          <w:tcPr>
+            <w:tcW w:type="dxa" w:w="1134"/>
+          </w:tcPr>
+          <w:p>
+            <w:pPr>
+              <w:jc w:val="center"/>
+            </w:pPr>
+            <w:r>
+              <w:rPr>
+                <w:rFonts w:ascii="仿宋" w:hAnsi="仿宋" w:eastAsia="仿宋"/>
+                <w:sz w:val="18"/>
+              </w:rPr>
+            </w:r>
+          </w:p>
+        </w:tc>
+        <w:tc>
+          <w:tcPr>
+            <w:tcW w:type="dxa" w:w="1134"/>
+          </w:tcPr>
+          <w:p>
+            <w:pPr>
+              <w:jc w:val="center"/>
+            </w:pPr>
+            <w:r>
+              <w:rPr>
+                <w:rFonts w:ascii="仿宋" w:hAnsi="仿宋" w:eastAsia="仿宋"/>
+                <w:sz w:val="18"/>
+              </w:rPr>
+              <w:t>¥98,520</w:t>
+            </w:r>
+          </w:p>
+        </w:tc>
+        <w:tc>
+          <w:tcPr>
+            <w:tcW w:type="dxa" w:w="2835"/>
+          </w:tcPr>
+          <w:p>
+            <w:pPr>
+              <w:jc w:val="center"/>
+            </w:pPr>
+            <w:r>
+              <w:rPr>
+                <w:rFonts w:ascii="仿宋" w:hAnsi="仿宋" w:eastAsia="仿宋"/>
+                <w:sz w:val="18"/>
+              </w:rPr>
+              <w:t>MaaS运营基础能力，开箱即用</w:t>
+            </w:r>
+          </w:p>
+        </w:tc>
       </w:tr>
       <w:tr>
         <w:tc>
           <w:tcPr>
-            <w:tcW w:type="dxa" w:w="1984"/>
+            <w:tcW w:type="dxa" w:w="454"/>
+          </w:tcPr>
+          <w:p>
+            <w:pPr>
+              <w:jc w:val="left"/>
+            </w:pPr>
+            <w:r>
+              <w:rPr>
+                <w:rFonts w:ascii="仿宋" w:hAnsi="仿宋" w:eastAsia="仿宋"/>
+                <w:sz w:val="18"/>
+              </w:rPr>
+            </w:r>
+          </w:p>
+        </w:tc>
+        <w:tc>
+          <w:tcPr>
+            <w:tcW w:type="dxa" w:w="1701"/>
+          </w:tcPr>
+          <w:p>
+            <w:pPr>
+              <w:jc w:val="center"/>
+            </w:pPr>
+            <w:r>
+              <w:rPr>
+                <w:rFonts w:ascii="仿宋" w:hAnsi="仿宋" w:eastAsia="仿宋"/>
+                <w:sz w:val="18"/>
+              </w:rPr>
+            </w:r>
+          </w:p>
+        </w:tc>
+        <w:tc>
+          <w:tcPr>
+            <w:tcW w:type="dxa" w:w="1134"/>
+          </w:tcPr>
+          <w:p>
+            <w:pPr>
+              <w:jc w:val="center"/>
+            </w:pPr>
+            <w:r>
+              <w:rPr>
+                <w:rFonts w:ascii="仿宋" w:hAnsi="仿宋" w:eastAsia="仿宋"/>
+                <w:sz w:val="18"/>
+              </w:rPr>
+            </w:r>
+          </w:p>
+        </w:tc>
+        <w:tc>
+          <w:tcPr>
+            <w:tcW w:type="dxa" w:w="1134"/>
+          </w:tcPr>
+          <w:p>
+            <w:pPr>
+              <w:jc w:val="center"/>
+            </w:pPr>
+            <w:r>
+              <w:rPr>
+                <w:rFonts w:ascii="仿宋" w:hAnsi="仿宋" w:eastAsia="仿宋"/>
+                <w:sz w:val="18"/>
+              </w:rPr>
+            </w:r>
+          </w:p>
+        </w:tc>
+        <w:tc>
+          <w:tcPr>
+            <w:tcW w:type="dxa" w:w="2835"/>
+          </w:tcPr>
+          <w:p/>
+        </w:tc>
+      </w:tr>
+      <w:tr>
+        <w:tc>
+          <w:tcPr>
+            <w:tcW w:type="dxa" w:w="454"/>
+          </w:tcPr>
+          <w:p>
+            <w:pPr>
+              <w:jc w:val="left"/>
+            </w:pPr>
+            <w:r>
+              <w:rPr>
+                <w:rFonts w:ascii="仿宋" w:hAnsi="仿宋" w:eastAsia="仿宋"/>
+                <w:sz w:val="18"/>
+              </w:rPr>
+              <w:t>6</w:t>
+            </w:r>
+          </w:p>
+        </w:tc>
+        <w:tc>
+          <w:tcPr>
+            <w:tcW w:type="dxa" w:w="1701"/>
           </w:tcPr>
           <w:p>
             <w:pPr>
@@ -4019,7 +4896,7 @@
         </w:tc>
         <w:tc>
           <w:tcPr>
-            <w:tcW w:type="dxa" w:w="1417"/>
+            <w:tcW w:type="dxa" w:w="1134"/>
           </w:tcPr>
           <w:p>
             <w:pPr>
@@ -4030,13 +4907,100 @@
                 <w:rFonts w:ascii="仿宋" w:hAnsi="仿宋" w:eastAsia="仿宋"/>
                 <w:sz w:val="18"/>
               </w:rPr>
-              <w:t>推荐</w:t>
+              <w:t>★ 推荐</w:t>
             </w:r>
           </w:p>
         </w:tc>
         <w:tc>
           <w:tcPr>
-            <w:tcW w:type="dxa" w:w="1417"/>
+            <w:tcW w:type="dxa" w:w="1134"/>
+          </w:tcPr>
+          <w:p>
+            <w:pPr>
+              <w:jc w:val="center"/>
+            </w:pPr>
+            <w:r>
+              <w:rPr>
+                <w:rFonts w:ascii="仿宋" w:hAnsi="仿宋" w:eastAsia="仿宋"/>
+                <w:sz w:val="18"/>
+              </w:rPr>
+              <w:t>¥6,000</w:t>
+            </w:r>
+          </w:p>
+        </w:tc>
+        <w:tc>
+          <w:tcPr>
+            <w:tcW w:type="dxa" w:w="2835"/>
+          </w:tcPr>
+          <w:p>
+            <w:pPr>
+              <w:jc w:val="center"/>
+            </w:pPr>
+            <w:r>
+              <w:rPr>
+                <w:rFonts w:ascii="仿宋" w:hAnsi="仿宋" w:eastAsia="仿宋"/>
+                <w:sz w:val="18"/>
+              </w:rPr>
+              <w:t>GPU显存切分、资源共享</w:t>
+            </w:r>
+          </w:p>
+        </w:tc>
+      </w:tr>
+      <w:tr>
+        <w:tc>
+          <w:tcPr>
+            <w:tcW w:type="dxa" w:w="454"/>
+          </w:tcPr>
+          <w:p>
+            <w:pPr>
+              <w:jc w:val="left"/>
+            </w:pPr>
+            <w:r>
+              <w:rPr>
+                <w:rFonts w:ascii="仿宋" w:hAnsi="仿宋" w:eastAsia="仿宋"/>
+                <w:sz w:val="18"/>
+              </w:rPr>
+              <w:t>7</w:t>
+            </w:r>
+          </w:p>
+        </w:tc>
+        <w:tc>
+          <w:tcPr>
+            <w:tcW w:type="dxa" w:w="1701"/>
+          </w:tcPr>
+          <w:p>
+            <w:pPr>
+              <w:jc w:val="center"/>
+            </w:pPr>
+            <w:r>
+              <w:rPr>
+                <w:rFonts w:ascii="仿宋" w:hAnsi="仿宋" w:eastAsia="仿宋"/>
+                <w:sz w:val="18"/>
+              </w:rPr>
+              <w:t>运营模块-计量模块</w:t>
+            </w:r>
+          </w:p>
+        </w:tc>
+        <w:tc>
+          <w:tcPr>
+            <w:tcW w:type="dxa" w:w="1134"/>
+          </w:tcPr>
+          <w:p>
+            <w:pPr>
+              <w:jc w:val="center"/>
+            </w:pPr>
+            <w:r>
+              <w:rPr>
+                <w:rFonts w:ascii="仿宋" w:hAnsi="仿宋" w:eastAsia="仿宋"/>
+                <w:sz w:val="18"/>
+              </w:rPr>
+              <w:t>★ 推荐</w:t>
+            </w:r>
+          </w:p>
+        </w:tc>
+        <w:tc>
+          <w:tcPr>
+            <w:tcW w:type="dxa" w:w="1134"/>
           </w:tcPr>
           <w:p>
             <w:pPr>
@@ -4053,7 +5017,7 @@
         </w:tc>
         <w:tc>
           <w:tcPr>
-            <w:tcW w:type="dxa" w:w="1417"/>
+            <w:tcW w:type="dxa" w:w="2835"/>
           </w:tcPr>
           <w:p>
             <w:pPr>
@@ -4064,7 +5028,7 @@
                 <w:rFonts w:ascii="仿宋" w:hAnsi="仿宋" w:eastAsia="仿宋"/>
                 <w:sz w:val="18"/>
               </w:rPr>
-              <w:t>¥6,000</w:t>
+              <w:t>用户配额、卡时统计、运营报表</w:t>
             </w:r>
           </w:p>
         </w:tc>
@@ -4072,77 +5036,24 @@
       <w:tr>
         <w:tc>
           <w:tcPr>
-            <w:tcW w:type="dxa" w:w="1984"/>
+            <w:tcW w:type="dxa" w:w="454"/>
           </w:tcPr>
           <w:p>
             <w:pPr>
-              <w:jc w:val="center"/>
+              <w:jc w:val="left"/>
             </w:pPr>
             <w:r>
               <w:rPr>
                 <w:rFonts w:ascii="仿宋" w:hAnsi="仿宋" w:eastAsia="仿宋"/>
                 <w:sz w:val="18"/>
               </w:rPr>
-              <w:t>运营模块-计量模块</w:t>
+              <w:t>8</w:t>
             </w:r>
           </w:p>
         </w:tc>
         <w:tc>
           <w:tcPr>
-            <w:tcW w:type="dxa" w:w="1417"/>
-          </w:tcPr>
-          <w:p>
-            <w:pPr>
-              <w:jc w:val="center"/>
-            </w:pPr>
-            <w:r>
-              <w:rPr>
-                <w:rFonts w:ascii="仿宋" w:hAnsi="仿宋" w:eastAsia="仿宋"/>
-                <w:sz w:val="18"/>
-              </w:rPr>
-              <w:t>推荐</w:t>
-            </w:r>
-          </w:p>
-        </w:tc>
-        <w:tc>
-          <w:tcPr>
-            <w:tcW w:type="dxa" w:w="1417"/>
-          </w:tcPr>
-          <w:p>
-            <w:pPr>
-              <w:jc w:val="center"/>
-            </w:pPr>
-            <w:r>
-              <w:rPr>
-                <w:rFonts w:ascii="仿宋" w:hAnsi="仿宋" w:eastAsia="仿宋"/>
-                <w:sz w:val="18"/>
-              </w:rPr>
-              <w:t>¥24,000</w:t>
-            </w:r>
-          </w:p>
-        </w:tc>
-        <w:tc>
-          <w:tcPr>
-            <w:tcW w:type="dxa" w:w="1417"/>
-          </w:tcPr>
-          <w:p>
-            <w:pPr>
-              <w:jc w:val="center"/>
-            </w:pPr>
-            <w:r>
-              <w:rPr>
-                <w:rFonts w:ascii="仿宋" w:hAnsi="仿宋" w:eastAsia="仿宋"/>
-                <w:sz w:val="18"/>
-              </w:rPr>
-              <w:t>¥12,000</w:t>
-            </w:r>
-          </w:p>
-        </w:tc>
-      </w:tr>
-      <w:tr>
-        <w:tc>
-          <w:tcPr>
-            <w:tcW w:type="dxa" w:w="1984"/>
+            <w:tcW w:type="dxa" w:w="1701"/>
           </w:tcPr>
           <w:p>
             <w:pPr>
@@ -4159,7 +5070,7 @@
         </w:tc>
         <w:tc>
           <w:tcPr>
-            <w:tcW w:type="dxa" w:w="1417"/>
+            <w:tcW w:type="dxa" w:w="1134"/>
           </w:tcPr>
           <w:p>
             <w:pPr>
@@ -4170,30 +5081,13 @@
                 <w:rFonts w:ascii="仿宋" w:hAnsi="仿宋" w:eastAsia="仿宋"/>
                 <w:sz w:val="18"/>
               </w:rPr>
-              <w:t>可选</w:t>
+              <w:t>☆ 可选</w:t>
             </w:r>
           </w:p>
         </w:tc>
         <w:tc>
           <w:tcPr>
-            <w:tcW w:type="dxa" w:w="1417"/>
-          </w:tcPr>
-          <w:p>
-            <w:pPr>
-              <w:jc w:val="center"/>
-            </w:pPr>
-            <w:r>
-              <w:rPr>
-                <w:rFonts w:ascii="仿宋" w:hAnsi="仿宋" w:eastAsia="仿宋"/>
-                <w:sz w:val="18"/>
-              </w:rPr>
-              <w:t>¥23,016</w:t>
-            </w:r>
-          </w:p>
-        </w:tc>
-        <w:tc>
-          <w:tcPr>
-            <w:tcW w:type="dxa" w:w="1417"/>
+            <w:tcW w:type="dxa" w:w="1134"/>
           </w:tcPr>
           <w:p>
             <w:pPr>
@@ -4208,11 +5102,45 @@
             </w:r>
           </w:p>
         </w:tc>
+        <w:tc>
+          <w:tcPr>
+            <w:tcW w:type="dxa" w:w="2835"/>
+          </w:tcPr>
+          <w:p>
+            <w:pPr>
+              <w:jc w:val="center"/>
+            </w:pPr>
+            <w:r>
+              <w:rPr>
+                <w:rFonts w:ascii="仿宋" w:hAnsi="仿宋" w:eastAsia="仿宋"/>
+                <w:sz w:val="18"/>
+              </w:rPr>
+              <w:t>支付宝充值、钱包、账单</w:t>
+            </w:r>
+          </w:p>
+        </w:tc>
       </w:tr>
       <w:tr>
         <w:tc>
           <w:tcPr>
-            <w:tcW w:type="dxa" w:w="1984"/>
+            <w:tcW w:type="dxa" w:w="454"/>
+          </w:tcPr>
+          <w:p>
+            <w:pPr>
+              <w:jc w:val="left"/>
+            </w:pPr>
+            <w:r>
+              <w:rPr>
+                <w:rFonts w:ascii="仿宋" w:hAnsi="仿宋" w:eastAsia="仿宋"/>
+                <w:sz w:val="18"/>
+              </w:rPr>
+              <w:t>9</w:t>
+            </w:r>
+          </w:p>
+        </w:tc>
+        <w:tc>
+          <w:tcPr>
+            <w:tcW w:type="dxa" w:w="1701"/>
           </w:tcPr>
           <w:p>
             <w:pPr>
@@ -4229,7 +5157,7 @@
         </w:tc>
         <w:tc>
           <w:tcPr>
-            <w:tcW w:type="dxa" w:w="1417"/>
+            <w:tcW w:type="dxa" w:w="1134"/>
           </w:tcPr>
           <w:p>
             <w:pPr>
@@ -4240,30 +5168,13 @@
                 <w:rFonts w:ascii="仿宋" w:hAnsi="仿宋" w:eastAsia="仿宋"/>
                 <w:sz w:val="18"/>
               </w:rPr>
-              <w:t>可选</w:t>
+              <w:t>☆ 可选</w:t>
             </w:r>
           </w:p>
         </w:tc>
         <w:tc>
           <w:tcPr>
-            <w:tcW w:type="dxa" w:w="1417"/>
-          </w:tcPr>
-          <w:p>
-            <w:pPr>
-              <w:jc w:val="center"/>
-            </w:pPr>
-            <w:r>
-              <w:rPr>
-                <w:rFonts w:ascii="仿宋" w:hAnsi="仿宋" w:eastAsia="仿宋"/>
-                <w:sz w:val="18"/>
-              </w:rPr>
-              <w:t>¥9,600</w:t>
-            </w:r>
-          </w:p>
-        </w:tc>
-        <w:tc>
-          <w:tcPr>
-            <w:tcW w:type="dxa" w:w="1417"/>
+            <w:tcW w:type="dxa" w:w="1134"/>
           </w:tcPr>
           <w:p>
             <w:pPr>
@@ -4278,6 +5189,180 @@
             </w:r>
           </w:p>
         </w:tc>
+        <w:tc>
+          <w:tcPr>
+            <w:tcW w:type="dxa" w:w="2835"/>
+          </w:tcPr>
+          <w:p>
+            <w:pPr>
+              <w:jc w:val="center"/>
+            </w:pPr>
+            <w:r>
+              <w:rPr>
+                <w:rFonts w:ascii="仿宋" w:hAnsi="仿宋" w:eastAsia="仿宋"/>
+                <w:sz w:val="18"/>
+              </w:rPr>
+              <w:t>对接GPFS/Lustre等存储</w:t>
+            </w:r>
+          </w:p>
+        </w:tc>
+      </w:tr>
+      <w:tr>
+        <w:tc>
+          <w:tcPr>
+            <w:tcW w:type="dxa" w:w="454"/>
+          </w:tcPr>
+          <w:p>
+            <w:pPr>
+              <w:jc w:val="left"/>
+            </w:pPr>
+            <w:r>
+              <w:rPr>
+                <w:rFonts w:ascii="仿宋" w:hAnsi="仿宋" w:eastAsia="仿宋"/>
+                <w:sz w:val="18"/>
+              </w:rPr>
+            </w:r>
+          </w:p>
+        </w:tc>
+        <w:tc>
+          <w:tcPr>
+            <w:tcW w:type="dxa" w:w="1701"/>
+          </w:tcPr>
+          <w:p>
+            <w:pPr>
+              <w:jc w:val="center"/>
+            </w:pPr>
+            <w:r>
+              <w:rPr>
+                <w:rFonts w:ascii="仿宋" w:hAnsi="仿宋" w:eastAsia="仿宋"/>
+                <w:sz w:val="18"/>
+              </w:rPr>
+            </w:r>
+          </w:p>
+        </w:tc>
+        <w:tc>
+          <w:tcPr>
+            <w:tcW w:type="dxa" w:w="1134"/>
+          </w:tcPr>
+          <w:p>
+            <w:pPr>
+              <w:jc w:val="center"/>
+            </w:pPr>
+            <w:r>
+              <w:rPr>
+                <w:rFonts w:ascii="仿宋" w:hAnsi="仿宋" w:eastAsia="仿宋"/>
+                <w:sz w:val="18"/>
+              </w:rPr>
+            </w:r>
+          </w:p>
+        </w:tc>
+        <w:tc>
+          <w:tcPr>
+            <w:tcW w:type="dxa" w:w="1134"/>
+          </w:tcPr>
+          <w:p>
+            <w:pPr>
+              <w:jc w:val="center"/>
+            </w:pPr>
+            <w:r>
+              <w:rPr>
+                <w:rFonts w:ascii="仿宋" w:hAnsi="仿宋" w:eastAsia="仿宋"/>
+                <w:sz w:val="18"/>
+              </w:rPr>
+            </w:r>
+          </w:p>
+        </w:tc>
+        <w:tc>
+          <w:tcPr>
+            <w:tcW w:type="dxa" w:w="2835"/>
+          </w:tcPr>
+          <w:p/>
+        </w:tc>
+      </w:tr>
+      <w:tr>
+        <w:tc>
+          <w:tcPr>
+            <w:tcW w:type="dxa" w:w="454"/>
+          </w:tcPr>
+          <w:p>
+            <w:pPr>
+              <w:jc w:val="left"/>
+            </w:pPr>
+            <w:r>
+              <w:rPr>
+                <w:rFonts w:ascii="仿宋" w:hAnsi="仿宋" w:eastAsia="仿宋"/>
+                <w:sz w:val="18"/>
+              </w:rPr>
+              <w:t xml:space="preserve"> 推荐全套合计</w:t>
+            </w:r>
+          </w:p>
+        </w:tc>
+        <w:tc>
+          <w:tcPr>
+            <w:tcW w:type="dxa" w:w="1701"/>
+          </w:tcPr>
+          <w:p>
+            <w:pPr>
+              <w:jc w:val="center"/>
+            </w:pPr>
+            <w:r>
+              <w:rPr>
+                <w:rFonts w:ascii="仿宋" w:hAnsi="仿宋" w:eastAsia="仿宋"/>
+                <w:sz w:val="18"/>
+              </w:rPr>
+            </w:r>
+          </w:p>
+        </w:tc>
+        <w:tc>
+          <w:tcPr>
+            <w:tcW w:type="dxa" w:w="1134"/>
+          </w:tcPr>
+          <w:p>
+            <w:pPr>
+              <w:jc w:val="center"/>
+            </w:pPr>
+            <w:r>
+              <w:rPr>
+                <w:rFonts w:ascii="仿宋" w:hAnsi="仿宋" w:eastAsia="仿宋"/>
+                <w:sz w:val="18"/>
+              </w:rPr>
+            </w:r>
+          </w:p>
+        </w:tc>
+        <w:tc>
+          <w:tcPr>
+            <w:tcW w:type="dxa" w:w="1134"/>
+          </w:tcPr>
+          <w:p>
+            <w:pPr>
+              <w:jc w:val="center"/>
+            </w:pPr>
+            <w:r>
+              <w:rPr>
+                <w:rFonts w:ascii="仿宋" w:hAnsi="仿宋" w:eastAsia="仿宋"/>
+                <w:sz w:val="18"/>
+              </w:rPr>
+              <w:t>¥132,828</w:t>
+            </w:r>
+          </w:p>
+        </w:tc>
+        <w:tc>
+          <w:tcPr>
+            <w:tcW w:type="dxa" w:w="2835"/>
+          </w:tcPr>
+          <w:p>
+            <w:pPr>
+              <w:jc w:val="center"/>
+            </w:pPr>
+            <w:r>
+              <w:rPr>
+                <w:rFonts w:ascii="仿宋" w:hAnsi="仿宋" w:eastAsia="仿宋"/>
+                <w:sz w:val="18"/>
+              </w:rPr>
+              <w:t>含所有推荐模块</w:t>
+            </w:r>
+          </w:p>
+        </w:tc>
       </w:tr>
     </w:tbl>
     <w:p/>
@@ -4289,17 +5374,14 @@
         <w:tblLook w:firstColumn="1" w:firstRow="1" w:lastColumn="0" w:lastRow="0" w:noHBand="0" w:noVBand="1" w:val="04A0"/>
       </w:tblPr>
       <w:tblGrid>
-        <w:gridCol w:w="1560"/>
-        <w:gridCol w:w="1560"/>
-        <w:gridCol w:w="1560"/>
-        <w:gridCol w:w="1560"/>
-        <w:gridCol w:w="1560"/>
-        <w:gridCol w:w="1560"/>
+        <w:gridCol w:w="3120"/>
+        <w:gridCol w:w="3120"/>
+        <w:gridCol w:w="3120"/>
       </w:tblGrid>
       <w:tr>
         <w:tc>
           <w:tcPr>
-            <w:tcW w:type="dxa" w:w="1984"/>
+            <w:tcW w:type="dxa" w:w="1701"/>
             <w:shd w:fill="E2EFDA"/>
           </w:tcPr>
           <w:p>
@@ -4312,13 +5394,13 @@
                 <w:b/>
                 <w:sz w:val="18"/>
               </w:rPr>
-              <w:t>方案一价格汇总</w:t>
+              <w:t>方案一总价</w:t>
             </w:r>
           </w:p>
         </w:tc>
         <w:tc>
           <w:tcPr>
-            <w:tcW w:type="dxa" w:w="1417"/>
+            <w:tcW w:type="dxa" w:w="3969"/>
             <w:shd w:fill="E2EFDA"/>
           </w:tcPr>
           <w:p>
@@ -4331,31 +5413,13 @@
                 <w:b/>
                 <w:sz w:val="18"/>
               </w:rPr>
+              <w:t>核心必选（基础平台+GPU计算+分布式推理+MaaS服务+实施）</w:t>
             </w:r>
           </w:p>
         </w:tc>
         <w:tc>
           <w:tcPr>
-            <w:tcW w:type="dxa" w:w="1417"/>
-            <w:shd w:fill="E2EFDA"/>
-          </w:tcPr>
-          <w:p>
-            <w:pPr>
-              <w:jc w:val="center"/>
-            </w:pPr>
-            <w:r>
-              <w:rPr>
-                <w:rFonts w:ascii="黑体" w:hAnsi="黑体" w:eastAsia="黑体"/>
-                <w:b/>
-                <w:sz w:val="18"/>
-              </w:rPr>
-              <w:t>核心必选</w:t>
-            </w:r>
-          </w:p>
-        </w:tc>
-        <w:tc>
-          <w:tcPr>
-            <w:tcW w:type="dxa" w:w="1417"/>
+            <w:tcW w:type="dxa" w:w="1701"/>
             <w:shd w:fill="E2EFDA"/>
           </w:tcPr>
           <w:p>
@@ -4372,10 +5436,27 @@
             </w:r>
           </w:p>
         </w:tc>
+      </w:tr>
+      <w:tr>
         <w:tc>
           <w:tcPr>
-            <w:tcW w:type="dxa" w:w="1560"/>
-            <w:shd w:fill="E2EFDA"/>
+            <w:tcW w:type="dxa" w:w="1701"/>
+          </w:tcPr>
+          <w:p>
+            <w:pPr>
+              <w:jc w:val="left"/>
+            </w:pPr>
+            <w:r>
+              <w:rPr>
+                <w:rFonts w:ascii="仿宋" w:hAnsi="仿宋" w:eastAsia="仿宋"/>
+                <w:sz w:val="18"/>
+              </w:rPr>
+            </w:r>
+          </w:p>
+        </w:tc>
+        <w:tc>
+          <w:tcPr>
+            <w:tcW w:type="dxa" w:w="3969"/>
           </w:tcPr>
           <w:p>
             <w:pPr>
@@ -4383,18 +5464,16 @@
             </w:pPr>
             <w:r>
               <w:rPr>
-                <w:rFonts w:ascii="黑体" w:hAnsi="黑体" w:eastAsia="黑体"/>
-                <w:b/>
+                <w:rFonts w:ascii="仿宋" w:hAnsi="仿宋" w:eastAsia="仿宋"/>
                 <w:sz w:val="18"/>
               </w:rPr>
-              <w:t>推荐全套</w:t>
+              <w:t>推荐全套（含池化、计量等6个推荐模块）</w:t>
             </w:r>
           </w:p>
         </w:tc>
         <w:tc>
           <w:tcPr>
-            <w:tcW w:type="dxa" w:w="1560"/>
-            <w:shd w:fill="E2EFDA"/>
+            <w:tcW w:type="dxa" w:w="1701"/>
           </w:tcPr>
           <w:p>
             <w:pPr>
@@ -4402,8 +5481,7 @@
             </w:pPr>
             <w:r>
               <w:rPr>
-                <w:rFonts w:ascii="黑体" w:hAnsi="黑体" w:eastAsia="黑体"/>
-                <w:b/>
+                <w:rFonts w:ascii="仿宋" w:hAnsi="仿宋" w:eastAsia="仿宋"/>
                 <w:sz w:val="18"/>
               </w:rPr>
               <w:t>¥132,828</w:t>
@@ -4417,26 +5495,17 @@
       <w:r>
         <w:rPr>
           <w:rFonts w:ascii="仿宋" w:hAnsi="仿宋" w:eastAsia="仿宋"/>
-          <w:b/>
         </w:rPr>
-        <w:t>核心必选（基础+计算+推理+MaaS+实施）：¥98,520</w:t>
+        <w:t>核心必选¥98,520即可支撑华孚对外提供MaaS API服务，建议优先按此方案立项。</w:t>
       </w:r>
     </w:p>
-    <w:p>
-      <w:r>
-        <w:rPr>
-          <w:rFonts w:ascii="仿宋" w:hAnsi="仿宋" w:eastAsia="仿宋"/>
-          <w:b/>
-        </w:rPr>
-        <w:t>推荐全套（+池化+计量+财务+存储）：¥132,828</w:t>
-      </w:r>
-    </w:p>
+    <w:p/>
     <w:p>
       <w:pPr>
         <w:pStyle w:val="Heading2"/>
       </w:pPr>
       <w:r>
-        <w:t>方案二：训练+推理综合方案（兼顾场景）</w:t>
+        <w:t>方案二：训练与推理综合方案</w:t>
       </w:r>
     </w:p>
     <w:p>
@@ -4444,7 +5513,7 @@
         <w:rPr>
           <w:rFonts w:ascii="仿宋" w:hAnsi="仿宋" w:eastAsia="仿宋"/>
         </w:rPr>
-        <w:t>适用于既要训练又要推理的综合性AI平台。</w:t>
+        <w:t>适用场景：华孚既要对外提供MaaS推理服务，又要对内进行大模型微调训练，需要完整的训推一体化平台。</w:t>
       </w:r>
     </w:p>
     <w:tbl>
@@ -4455,15 +5524,16 @@
         <w:tblLook w:firstColumn="1" w:firstRow="1" w:lastColumn="0" w:lastRow="0" w:noHBand="0" w:noVBand="1" w:val="04A0"/>
       </w:tblPr>
       <w:tblGrid>
-        <w:gridCol w:w="2340"/>
-        <w:gridCol w:w="2340"/>
-        <w:gridCol w:w="2340"/>
-        <w:gridCol w:w="2340"/>
+        <w:gridCol w:w="1872"/>
+        <w:gridCol w:w="1872"/>
+        <w:gridCol w:w="1872"/>
+        <w:gridCol w:w="1872"/>
+        <w:gridCol w:w="1872"/>
       </w:tblGrid>
       <w:tr>
         <w:tc>
           <w:tcPr>
-            <w:tcW w:type="dxa" w:w="1984"/>
+            <w:tcW w:type="dxa" w:w="454"/>
             <w:shd w:fill="D6E4F0"/>
           </w:tcPr>
           <w:p>
@@ -4476,13 +5546,32 @@
                 <w:b/>
                 <w:sz w:val="18"/>
               </w:rPr>
-              <w:t>模块</w:t>
+              <w:t>序号</w:t>
             </w:r>
           </w:p>
         </w:tc>
         <w:tc>
           <w:tcPr>
-            <w:tcW w:type="dxa" w:w="1417"/>
+            <w:tcW w:type="dxa" w:w="1701"/>
+            <w:shd w:fill="D6E4F0"/>
+          </w:tcPr>
+          <w:p>
+            <w:pPr>
+              <w:jc w:val="center"/>
+            </w:pPr>
+            <w:r>
+              <w:rPr>
+                <w:rFonts w:ascii="黑体" w:hAnsi="黑体" w:eastAsia="黑体"/>
+                <w:b/>
+                <w:sz w:val="18"/>
+              </w:rPr>
+              <w:t>模块/服务</w:t>
+            </w:r>
+          </w:p>
+        </w:tc>
+        <w:tc>
+          <w:tcPr>
+            <w:tcW w:type="dxa" w:w="1134"/>
             <w:shd w:fill="D6E4F0"/>
           </w:tcPr>
           <w:p>
@@ -4501,7 +5590,7 @@
         </w:tc>
         <w:tc>
           <w:tcPr>
-            <w:tcW w:type="dxa" w:w="1417"/>
+            <w:tcW w:type="dxa" w:w="1134"/>
             <w:shd w:fill="D6E4F0"/>
           </w:tcPr>
           <w:p>
@@ -4514,13 +5603,13 @@
                 <w:b/>
                 <w:sz w:val="18"/>
               </w:rPr>
-              <w:t>列表价(元)</w:t>
+              <w:t>金额（元）</w:t>
             </w:r>
           </w:p>
         </w:tc>
         <w:tc>
           <w:tcPr>
-            <w:tcW w:type="dxa" w:w="1417"/>
+            <w:tcW w:type="dxa" w:w="2835"/>
             <w:shd w:fill="D6E4F0"/>
           </w:tcPr>
           <w:p>
@@ -4533,7 +5622,7 @@
                 <w:b/>
                 <w:sz w:val="18"/>
               </w:rPr>
-              <w:t>5折后(元)</w:t>
+              <w:t>说明</w:t>
             </w:r>
           </w:p>
         </w:tc>
@@ -4541,7 +5630,24 @@
       <w:tr>
         <w:tc>
           <w:tcPr>
-            <w:tcW w:type="dxa" w:w="1984"/>
+            <w:tcW w:type="dxa" w:w="454"/>
+          </w:tcPr>
+          <w:p>
+            <w:pPr>
+              <w:jc w:val="left"/>
+            </w:pPr>
+            <w:r>
+              <w:rPr>
+                <w:rFonts w:ascii="仿宋" w:hAnsi="仿宋" w:eastAsia="仿宋"/>
+                <w:sz w:val="18"/>
+              </w:rPr>
+              <w:t>1</w:t>
+            </w:r>
+          </w:p>
+        </w:tc>
+        <w:tc>
+          <w:tcPr>
+            <w:tcW w:type="dxa" w:w="1701"/>
           </w:tcPr>
           <w:p>
             <w:pPr>
@@ -4558,7 +5664,7 @@
         </w:tc>
         <w:tc>
           <w:tcPr>
-            <w:tcW w:type="dxa" w:w="1417"/>
+            <w:tcW w:type="dxa" w:w="1134"/>
           </w:tcPr>
           <w:p>
             <w:pPr>
@@ -4569,30 +5675,13 @@
                 <w:rFonts w:ascii="仿宋" w:hAnsi="仿宋" w:eastAsia="仿宋"/>
                 <w:sz w:val="18"/>
               </w:rPr>
-              <w:t>必选</w:t>
+              <w:t>✓ 必选</w:t>
             </w:r>
           </w:p>
         </w:tc>
         <w:tc>
           <w:tcPr>
-            <w:tcW w:type="dxa" w:w="1417"/>
-          </w:tcPr>
-          <w:p>
-            <w:pPr>
-              <w:jc w:val="center"/>
-            </w:pPr>
-            <w:r>
-              <w:rPr>
-                <w:rFonts w:ascii="仿宋" w:hAnsi="仿宋" w:eastAsia="仿宋"/>
-                <w:sz w:val="18"/>
-              </w:rPr>
-              <w:t>¥16,000</w:t>
-            </w:r>
-          </w:p>
-        </w:tc>
-        <w:tc>
-          <w:tcPr>
-            <w:tcW w:type="dxa" w:w="1417"/>
+            <w:tcW w:type="dxa" w:w="1134"/>
           </w:tcPr>
           <w:p>
             <w:pPr>
@@ -4607,11 +5696,45 @@
             </w:r>
           </w:p>
         </w:tc>
+        <w:tc>
+          <w:tcPr>
+            <w:tcW w:type="dxa" w:w="2835"/>
+          </w:tcPr>
+          <w:p>
+            <w:pPr>
+              <w:jc w:val="center"/>
+            </w:pPr>
+            <w:r>
+              <w:rPr>
+                <w:rFonts w:ascii="仿宋" w:hAnsi="仿宋" w:eastAsia="仿宋"/>
+                <w:sz w:val="18"/>
+              </w:rPr>
+              <w:t>K8s集群管理、GPU监控、多租户权限</w:t>
+            </w:r>
+          </w:p>
+        </w:tc>
       </w:tr>
       <w:tr>
         <w:tc>
           <w:tcPr>
-            <w:tcW w:type="dxa" w:w="1984"/>
+            <w:tcW w:type="dxa" w:w="454"/>
+          </w:tcPr>
+          <w:p>
+            <w:pPr>
+              <w:jc w:val="left"/>
+            </w:pPr>
+            <w:r>
+              <w:rPr>
+                <w:rFonts w:ascii="仿宋" w:hAnsi="仿宋" w:eastAsia="仿宋"/>
+                <w:sz w:val="18"/>
+              </w:rPr>
+              <w:t>2</w:t>
+            </w:r>
+          </w:p>
+        </w:tc>
+        <w:tc>
+          <w:tcPr>
+            <w:tcW w:type="dxa" w:w="1701"/>
           </w:tcPr>
           <w:p>
             <w:pPr>
@@ -4628,7 +5751,7 @@
         </w:tc>
         <w:tc>
           <w:tcPr>
-            <w:tcW w:type="dxa" w:w="1417"/>
+            <w:tcW w:type="dxa" w:w="1134"/>
           </w:tcPr>
           <w:p>
             <w:pPr>
@@ -4639,30 +5762,13 @@
                 <w:rFonts w:ascii="仿宋" w:hAnsi="仿宋" w:eastAsia="仿宋"/>
                 <w:sz w:val="18"/>
               </w:rPr>
-              <w:t>必选</w:t>
+              <w:t>✓ 必选</w:t>
             </w:r>
           </w:p>
         </w:tc>
         <w:tc>
           <w:tcPr>
-            <w:tcW w:type="dxa" w:w="1417"/>
-          </w:tcPr>
-          <w:p>
-            <w:pPr>
-              <w:jc w:val="center"/>
-            </w:pPr>
-            <w:r>
-              <w:rPr>
-                <w:rFonts w:ascii="仿宋" w:hAnsi="仿宋" w:eastAsia="仿宋"/>
-                <w:sz w:val="18"/>
-              </w:rPr>
-              <w:t>¥23,040</w:t>
-            </w:r>
-          </w:p>
-        </w:tc>
-        <w:tc>
-          <w:tcPr>
-            <w:tcW w:type="dxa" w:w="1417"/>
+            <w:tcW w:type="dxa" w:w="1134"/>
           </w:tcPr>
           <w:p>
             <w:pPr>
@@ -4677,11 +5783,45 @@
             </w:r>
           </w:p>
         </w:tc>
+        <w:tc>
+          <w:tcPr>
+            <w:tcW w:type="dxa" w:w="2835"/>
+          </w:tcPr>
+          <w:p>
+            <w:pPr>
+              <w:jc w:val="center"/>
+            </w:pPr>
+            <w:r>
+              <w:rPr>
+                <w:rFonts w:ascii="仿宋" w:hAnsi="仿宋" w:eastAsia="仿宋"/>
+                <w:sz w:val="18"/>
+              </w:rPr>
+              <w:t>容器实例、SSH/Jupyter、存储挂载</w:t>
+            </w:r>
+          </w:p>
+        </w:tc>
       </w:tr>
       <w:tr>
         <w:tc>
           <w:tcPr>
-            <w:tcW w:type="dxa" w:w="1984"/>
+            <w:tcW w:type="dxa" w:w="454"/>
+          </w:tcPr>
+          <w:p>
+            <w:pPr>
+              <w:jc w:val="left"/>
+            </w:pPr>
+            <w:r>
+              <w:rPr>
+                <w:rFonts w:ascii="仿宋" w:hAnsi="仿宋" w:eastAsia="仿宋"/>
+                <w:sz w:val="18"/>
+              </w:rPr>
+              <w:t>3</w:t>
+            </w:r>
+          </w:p>
+        </w:tc>
+        <w:tc>
+          <w:tcPr>
+            <w:tcW w:type="dxa" w:w="1701"/>
           </w:tcPr>
           <w:p>
             <w:pPr>
@@ -4698,7 +5838,7 @@
         </w:tc>
         <w:tc>
           <w:tcPr>
-            <w:tcW w:type="dxa" w:w="1417"/>
+            <w:tcW w:type="dxa" w:w="1134"/>
           </w:tcPr>
           <w:p>
             <w:pPr>
@@ -4709,30 +5849,13 @@
                 <w:rFonts w:ascii="仿宋" w:hAnsi="仿宋" w:eastAsia="仿宋"/>
                 <w:sz w:val="18"/>
               </w:rPr>
-              <w:t>必选</w:t>
+              <w:t>✓ 必选</w:t>
             </w:r>
           </w:p>
         </w:tc>
         <w:tc>
           <w:tcPr>
-            <w:tcW w:type="dxa" w:w="1417"/>
-          </w:tcPr>
-          <w:p>
-            <w:pPr>
-              <w:jc w:val="center"/>
-            </w:pPr>
-            <w:r>
-              <w:rPr>
-                <w:rFonts w:ascii="仿宋" w:hAnsi="仿宋" w:eastAsia="仿宋"/>
-                <w:sz w:val="18"/>
-              </w:rPr>
-              <w:t>¥33,600</w:t>
-            </w:r>
-          </w:p>
-        </w:tc>
-        <w:tc>
-          <w:tcPr>
-            <w:tcW w:type="dxa" w:w="1417"/>
+            <w:tcW w:type="dxa" w:w="1134"/>
           </w:tcPr>
           <w:p>
             <w:pPr>
@@ -4747,11 +5870,45 @@
             </w:r>
           </w:p>
         </w:tc>
+        <w:tc>
+          <w:tcPr>
+            <w:tcW w:type="dxa" w:w="2835"/>
+          </w:tcPr>
+          <w:p>
+            <w:pPr>
+              <w:jc w:val="center"/>
+            </w:pPr>
+            <w:r>
+              <w:rPr>
+                <w:rFonts w:ascii="仿宋" w:hAnsi="仿宋" w:eastAsia="仿宋"/>
+                <w:sz w:val="18"/>
+              </w:rPr>
+              <w:t>多机多卡训练、排队调度、故障容错</w:t>
+            </w:r>
+          </w:p>
+        </w:tc>
       </w:tr>
       <w:tr>
         <w:tc>
           <w:tcPr>
-            <w:tcW w:type="dxa" w:w="1984"/>
+            <w:tcW w:type="dxa" w:w="454"/>
+          </w:tcPr>
+          <w:p>
+            <w:pPr>
+              <w:jc w:val="left"/>
+            </w:pPr>
+            <w:r>
+              <w:rPr>
+                <w:rFonts w:ascii="仿宋" w:hAnsi="仿宋" w:eastAsia="仿宋"/>
+                <w:sz w:val="18"/>
+              </w:rPr>
+              <w:t>4</w:t>
+            </w:r>
+          </w:p>
+        </w:tc>
+        <w:tc>
+          <w:tcPr>
+            <w:tcW w:type="dxa" w:w="1701"/>
           </w:tcPr>
           <w:p>
             <w:pPr>
@@ -4768,7 +5925,7 @@
         </w:tc>
         <w:tc>
           <w:tcPr>
-            <w:tcW w:type="dxa" w:w="1417"/>
+            <w:tcW w:type="dxa" w:w="1134"/>
           </w:tcPr>
           <w:p>
             <w:pPr>
@@ -4779,30 +5936,13 @@
                 <w:rFonts w:ascii="仿宋" w:hAnsi="仿宋" w:eastAsia="仿宋"/>
                 <w:sz w:val="18"/>
               </w:rPr>
-              <w:t>必选</w:t>
+              <w:t>✓ 必选</w:t>
             </w:r>
           </w:p>
         </w:tc>
         <w:tc>
           <w:tcPr>
-            <w:tcW w:type="dxa" w:w="1417"/>
-          </w:tcPr>
-          <w:p>
-            <w:pPr>
-              <w:jc w:val="center"/>
-            </w:pPr>
-            <w:r>
-              <w:rPr>
-                <w:rFonts w:ascii="仿宋" w:hAnsi="仿宋" w:eastAsia="仿宋"/>
-                <w:sz w:val="18"/>
-              </w:rPr>
-              <w:t>¥33,600</w:t>
-            </w:r>
-          </w:p>
-        </w:tc>
-        <w:tc>
-          <w:tcPr>
-            <w:tcW w:type="dxa" w:w="1417"/>
+            <w:tcW w:type="dxa" w:w="1134"/>
           </w:tcPr>
           <w:p>
             <w:pPr>
@@ -4817,11 +5957,9 @@
             </w:r>
           </w:p>
         </w:tc>
-      </w:tr>
-      <w:tr>
         <w:tc>
           <w:tcPr>
-            <w:tcW w:type="dxa" w:w="1984"/>
+            <w:tcW w:type="dxa" w:w="2835"/>
           </w:tcPr>
           <w:p>
             <w:pPr>
@@ -4832,13 +5970,32 @@
                 <w:rFonts w:ascii="仿宋" w:hAnsi="仿宋" w:eastAsia="仿宋"/>
                 <w:sz w:val="18"/>
               </w:rPr>
-              <w:t>实施服务（10人天）</w:t>
+              <w:t>模型部署、vLLM引擎、自动扩缩容</w:t>
+            </w:r>
+          </w:p>
+        </w:tc>
+      </w:tr>
+      <w:tr>
+        <w:tc>
+          <w:tcPr>
+            <w:tcW w:type="dxa" w:w="454"/>
+          </w:tcPr>
+          <w:p>
+            <w:pPr>
+              <w:jc w:val="left"/>
+            </w:pPr>
+            <w:r>
+              <w:rPr>
+                <w:rFonts w:ascii="仿宋" w:hAnsi="仿宋" w:eastAsia="仿宋"/>
+                <w:sz w:val="18"/>
+              </w:rPr>
+              <w:t>5</w:t>
             </w:r>
           </w:p>
         </w:tc>
         <w:tc>
           <w:tcPr>
-            <w:tcW w:type="dxa" w:w="1417"/>
+            <w:tcW w:type="dxa" w:w="1701"/>
           </w:tcPr>
           <w:p>
             <w:pPr>
@@ -4849,13 +6006,30 @@
                 <w:rFonts w:ascii="仿宋" w:hAnsi="仿宋" w:eastAsia="仿宋"/>
                 <w:sz w:val="18"/>
               </w:rPr>
-              <w:t>必选（不打折）</w:t>
+              <w:t>平台实施服务（10人天）</w:t>
             </w:r>
           </w:p>
         </w:tc>
         <w:tc>
           <w:tcPr>
-            <w:tcW w:type="dxa" w:w="1417"/>
+            <w:tcW w:type="dxa" w:w="1134"/>
+          </w:tcPr>
+          <w:p>
+            <w:pPr>
+              <w:jc w:val="center"/>
+            </w:pPr>
+            <w:r>
+              <w:rPr>
+                <w:rFonts w:ascii="仿宋" w:hAnsi="仿宋" w:eastAsia="仿宋"/>
+                <w:sz w:val="18"/>
+              </w:rPr>
+              <w:t>✓ 必选</w:t>
+            </w:r>
+          </w:p>
+        </w:tc>
+        <w:tc>
+          <w:tcPr>
+            <w:tcW w:type="dxa" w:w="1134"/>
           </w:tcPr>
           <w:p>
             <w:pPr>
@@ -4872,7 +6046,7 @@
         </w:tc>
         <w:tc>
           <w:tcPr>
-            <w:tcW w:type="dxa" w:w="1417"/>
+            <w:tcW w:type="dxa" w:w="2835"/>
           </w:tcPr>
           <w:p>
             <w:pPr>
@@ -4883,7 +6057,7 @@
                 <w:rFonts w:ascii="仿宋" w:hAnsi="仿宋" w:eastAsia="仿宋"/>
                 <w:sz w:val="18"/>
               </w:rPr>
-              <w:t>¥55,000</w:t>
+              <w:t>部署+调优+培训</w:t>
             </w:r>
           </w:p>
         </w:tc>
@@ -4891,7 +6065,23 @@
       <w:tr>
         <w:tc>
           <w:tcPr>
-            <w:tcW w:type="dxa" w:w="1984"/>
+            <w:tcW w:type="dxa" w:w="454"/>
+          </w:tcPr>
+          <w:p>
+            <w:pPr>
+              <w:jc w:val="left"/>
+            </w:pPr>
+            <w:r>
+              <w:rPr>
+                <w:rFonts w:ascii="仿宋" w:hAnsi="仿宋" w:eastAsia="仿宋"/>
+                <w:sz w:val="18"/>
+              </w:rPr>
+            </w:r>
+          </w:p>
+        </w:tc>
+        <w:tc>
+          <w:tcPr>
+            <w:tcW w:type="dxa" w:w="1701"/>
           </w:tcPr>
           <w:p>
             <w:pPr>
@@ -4907,7 +6097,7 @@
         </w:tc>
         <w:tc>
           <w:tcPr>
-            <w:tcW w:type="dxa" w:w="1417"/>
+            <w:tcW w:type="dxa" w:w="1134"/>
           </w:tcPr>
           <w:p>
             <w:pPr>
@@ -4923,7 +6113,7 @@
         </w:tc>
         <w:tc>
           <w:tcPr>
-            <w:tcW w:type="dxa" w:w="1417"/>
+            <w:tcW w:type="dxa" w:w="1134"/>
           </w:tcPr>
           <w:p>
             <w:pPr>
@@ -4939,7 +6129,32 @@
         </w:tc>
         <w:tc>
           <w:tcPr>
-            <w:tcW w:type="dxa" w:w="1417"/>
+            <w:tcW w:type="dxa" w:w="2835"/>
+          </w:tcPr>
+          <w:p/>
+        </w:tc>
+      </w:tr>
+      <w:tr>
+        <w:tc>
+          <w:tcPr>
+            <w:tcW w:type="dxa" w:w="454"/>
+          </w:tcPr>
+          <w:p>
+            <w:pPr>
+              <w:jc w:val="left"/>
+            </w:pPr>
+            <w:r>
+              <w:rPr>
+                <w:rFonts w:ascii="仿宋" w:hAnsi="仿宋" w:eastAsia="仿宋"/>
+                <w:sz w:val="18"/>
+              </w:rPr>
+              <w:t xml:space="preserve"> 核心必选合计</w:t>
+            </w:r>
+          </w:p>
+        </w:tc>
+        <w:tc>
+          <w:tcPr>
+            <w:tcW w:type="dxa" w:w="1701"/>
           </w:tcPr>
           <w:p>
             <w:pPr>
@@ -4953,11 +6168,150 @@
             </w:r>
           </w:p>
         </w:tc>
+        <w:tc>
+          <w:tcPr>
+            <w:tcW w:type="dxa" w:w="1134"/>
+          </w:tcPr>
+          <w:p>
+            <w:pPr>
+              <w:jc w:val="center"/>
+            </w:pPr>
+            <w:r>
+              <w:rPr>
+                <w:rFonts w:ascii="仿宋" w:hAnsi="仿宋" w:eastAsia="仿宋"/>
+                <w:sz w:val="18"/>
+              </w:rPr>
+            </w:r>
+          </w:p>
+        </w:tc>
+        <w:tc>
+          <w:tcPr>
+            <w:tcW w:type="dxa" w:w="1134"/>
+          </w:tcPr>
+          <w:p>
+            <w:pPr>
+              <w:jc w:val="center"/>
+            </w:pPr>
+            <w:r>
+              <w:rPr>
+                <w:rFonts w:ascii="仿宋" w:hAnsi="仿宋" w:eastAsia="仿宋"/>
+                <w:sz w:val="18"/>
+              </w:rPr>
+              <w:t>¥116,120</w:t>
+            </w:r>
+          </w:p>
+        </w:tc>
+        <w:tc>
+          <w:tcPr>
+            <w:tcW w:type="dxa" w:w="2835"/>
+          </w:tcPr>
+          <w:p>
+            <w:pPr>
+              <w:jc w:val="center"/>
+            </w:pPr>
+            <w:r>
+              <w:rPr>
+                <w:rFonts w:ascii="仿宋" w:hAnsi="仿宋" w:eastAsia="仿宋"/>
+                <w:sz w:val="18"/>
+              </w:rPr>
+              <w:t>训推一体化基础能力</w:t>
+            </w:r>
+          </w:p>
+        </w:tc>
       </w:tr>
       <w:tr>
         <w:tc>
           <w:tcPr>
-            <w:tcW w:type="dxa" w:w="1984"/>
+            <w:tcW w:type="dxa" w:w="454"/>
+          </w:tcPr>
+          <w:p>
+            <w:pPr>
+              <w:jc w:val="left"/>
+            </w:pPr>
+            <w:r>
+              <w:rPr>
+                <w:rFonts w:ascii="仿宋" w:hAnsi="仿宋" w:eastAsia="仿宋"/>
+                <w:sz w:val="18"/>
+              </w:rPr>
+            </w:r>
+          </w:p>
+        </w:tc>
+        <w:tc>
+          <w:tcPr>
+            <w:tcW w:type="dxa" w:w="1701"/>
+          </w:tcPr>
+          <w:p>
+            <w:pPr>
+              <w:jc w:val="center"/>
+            </w:pPr>
+            <w:r>
+              <w:rPr>
+                <w:rFonts w:ascii="仿宋" w:hAnsi="仿宋" w:eastAsia="仿宋"/>
+                <w:sz w:val="18"/>
+              </w:rPr>
+            </w:r>
+          </w:p>
+        </w:tc>
+        <w:tc>
+          <w:tcPr>
+            <w:tcW w:type="dxa" w:w="1134"/>
+          </w:tcPr>
+          <w:p>
+            <w:pPr>
+              <w:jc w:val="center"/>
+            </w:pPr>
+            <w:r>
+              <w:rPr>
+                <w:rFonts w:ascii="仿宋" w:hAnsi="仿宋" w:eastAsia="仿宋"/>
+                <w:sz w:val="18"/>
+              </w:rPr>
+            </w:r>
+          </w:p>
+        </w:tc>
+        <w:tc>
+          <w:tcPr>
+            <w:tcW w:type="dxa" w:w="1134"/>
+          </w:tcPr>
+          <w:p>
+            <w:pPr>
+              <w:jc w:val="center"/>
+            </w:pPr>
+            <w:r>
+              <w:rPr>
+                <w:rFonts w:ascii="仿宋" w:hAnsi="仿宋" w:eastAsia="仿宋"/>
+                <w:sz w:val="18"/>
+              </w:rPr>
+            </w:r>
+          </w:p>
+        </w:tc>
+        <w:tc>
+          <w:tcPr>
+            <w:tcW w:type="dxa" w:w="2835"/>
+          </w:tcPr>
+          <w:p/>
+        </w:tc>
+      </w:tr>
+      <w:tr>
+        <w:tc>
+          <w:tcPr>
+            <w:tcW w:type="dxa" w:w="454"/>
+          </w:tcPr>
+          <w:p>
+            <w:pPr>
+              <w:jc w:val="left"/>
+            </w:pPr>
+            <w:r>
+              <w:rPr>
+                <w:rFonts w:ascii="仿宋" w:hAnsi="仿宋" w:eastAsia="仿宋"/>
+                <w:sz w:val="18"/>
+              </w:rPr>
+              <w:t>6</w:t>
+            </w:r>
+          </w:p>
+        </w:tc>
+        <w:tc>
+          <w:tcPr>
+            <w:tcW w:type="dxa" w:w="1701"/>
           </w:tcPr>
           <w:p>
             <w:pPr>
@@ -4974,7 +6328,7 @@
         </w:tc>
         <w:tc>
           <w:tcPr>
-            <w:tcW w:type="dxa" w:w="1417"/>
+            <w:tcW w:type="dxa" w:w="1134"/>
           </w:tcPr>
           <w:p>
             <w:pPr>
@@ -4985,13 +6339,274 @@
                 <w:rFonts w:ascii="仿宋" w:hAnsi="仿宋" w:eastAsia="仿宋"/>
                 <w:sz w:val="18"/>
               </w:rPr>
-              <w:t>推荐</w:t>
+              <w:t>★ 推荐</w:t>
             </w:r>
           </w:p>
         </w:tc>
         <w:tc>
           <w:tcPr>
-            <w:tcW w:type="dxa" w:w="1417"/>
+            <w:tcW w:type="dxa" w:w="1134"/>
+          </w:tcPr>
+          <w:p>
+            <w:pPr>
+              <w:jc w:val="center"/>
+            </w:pPr>
+            <w:r>
+              <w:rPr>
+                <w:rFonts w:ascii="仿宋" w:hAnsi="仿宋" w:eastAsia="仿宋"/>
+                <w:sz w:val="18"/>
+              </w:rPr>
+              <w:t>¥6,000</w:t>
+            </w:r>
+          </w:p>
+        </w:tc>
+        <w:tc>
+          <w:tcPr>
+            <w:tcW w:type="dxa" w:w="2835"/>
+          </w:tcPr>
+          <w:p>
+            <w:pPr>
+              <w:jc w:val="center"/>
+            </w:pPr>
+            <w:r>
+              <w:rPr>
+                <w:rFonts w:ascii="仿宋" w:hAnsi="仿宋" w:eastAsia="仿宋"/>
+                <w:sz w:val="18"/>
+              </w:rPr>
+              <w:t>GPU显存切分、资源共享</w:t>
+            </w:r>
+          </w:p>
+        </w:tc>
+      </w:tr>
+      <w:tr>
+        <w:tc>
+          <w:tcPr>
+            <w:tcW w:type="dxa" w:w="454"/>
+          </w:tcPr>
+          <w:p>
+            <w:pPr>
+              <w:jc w:val="left"/>
+            </w:pPr>
+            <w:r>
+              <w:rPr>
+                <w:rFonts w:ascii="仿宋" w:hAnsi="仿宋" w:eastAsia="仿宋"/>
+                <w:sz w:val="18"/>
+              </w:rPr>
+              <w:t>7</w:t>
+            </w:r>
+          </w:p>
+        </w:tc>
+        <w:tc>
+          <w:tcPr>
+            <w:tcW w:type="dxa" w:w="1701"/>
+          </w:tcPr>
+          <w:p>
+            <w:pPr>
+              <w:jc w:val="center"/>
+            </w:pPr>
+            <w:r>
+              <w:rPr>
+                <w:rFonts w:ascii="仿宋" w:hAnsi="仿宋" w:eastAsia="仿宋"/>
+                <w:sz w:val="18"/>
+              </w:rPr>
+              <w:t>大模型MaaS服务模块</w:t>
+            </w:r>
+          </w:p>
+        </w:tc>
+        <w:tc>
+          <w:tcPr>
+            <w:tcW w:type="dxa" w:w="1134"/>
+          </w:tcPr>
+          <w:p>
+            <w:pPr>
+              <w:jc w:val="center"/>
+            </w:pPr>
+            <w:r>
+              <w:rPr>
+                <w:rFonts w:ascii="仿宋" w:hAnsi="仿宋" w:eastAsia="仿宋"/>
+                <w:sz w:val="18"/>
+              </w:rPr>
+              <w:t>★ 推荐</w:t>
+            </w:r>
+          </w:p>
+        </w:tc>
+        <w:tc>
+          <w:tcPr>
+            <w:tcW w:type="dxa" w:w="1134"/>
+          </w:tcPr>
+          <w:p>
+            <w:pPr>
+              <w:jc w:val="center"/>
+            </w:pPr>
+            <w:r>
+              <w:rPr>
+                <w:rFonts w:ascii="仿宋" w:hAnsi="仿宋" w:eastAsia="仿宋"/>
+                <w:sz w:val="18"/>
+              </w:rPr>
+              <w:t>¥7,200</w:t>
+            </w:r>
+          </w:p>
+        </w:tc>
+        <w:tc>
+          <w:tcPr>
+            <w:tcW w:type="dxa" w:w="2835"/>
+          </w:tcPr>
+          <w:p>
+            <w:pPr>
+              <w:jc w:val="center"/>
+            </w:pPr>
+            <w:r>
+              <w:rPr>
+                <w:rFonts w:ascii="仿宋" w:hAnsi="仿宋" w:eastAsia="仿宋"/>
+                <w:sz w:val="18"/>
+              </w:rPr>
+              <w:t>API服务、Token计费、套餐管理</w:t>
+            </w:r>
+          </w:p>
+        </w:tc>
+      </w:tr>
+      <w:tr>
+        <w:tc>
+          <w:tcPr>
+            <w:tcW w:type="dxa" w:w="454"/>
+          </w:tcPr>
+          <w:p>
+            <w:pPr>
+              <w:jc w:val="left"/>
+            </w:pPr>
+            <w:r>
+              <w:rPr>
+                <w:rFonts w:ascii="仿宋" w:hAnsi="仿宋" w:eastAsia="仿宋"/>
+                <w:sz w:val="18"/>
+              </w:rPr>
+              <w:t>8</w:t>
+            </w:r>
+          </w:p>
+        </w:tc>
+        <w:tc>
+          <w:tcPr>
+            <w:tcW w:type="dxa" w:w="1701"/>
+          </w:tcPr>
+          <w:p>
+            <w:pPr>
+              <w:jc w:val="center"/>
+            </w:pPr>
+            <w:r>
+              <w:rPr>
+                <w:rFonts w:ascii="仿宋" w:hAnsi="仿宋" w:eastAsia="仿宋"/>
+                <w:sz w:val="18"/>
+              </w:rPr>
+              <w:t>并行文件存储服务模块</w:t>
+            </w:r>
+          </w:p>
+        </w:tc>
+        <w:tc>
+          <w:tcPr>
+            <w:tcW w:type="dxa" w:w="1134"/>
+          </w:tcPr>
+          <w:p>
+            <w:pPr>
+              <w:jc w:val="center"/>
+            </w:pPr>
+            <w:r>
+              <w:rPr>
+                <w:rFonts w:ascii="仿宋" w:hAnsi="仿宋" w:eastAsia="仿宋"/>
+                <w:sz w:val="18"/>
+              </w:rPr>
+              <w:t>★ 推荐</w:t>
+            </w:r>
+          </w:p>
+        </w:tc>
+        <w:tc>
+          <w:tcPr>
+            <w:tcW w:type="dxa" w:w="1134"/>
+          </w:tcPr>
+          <w:p>
+            <w:pPr>
+              <w:jc w:val="center"/>
+            </w:pPr>
+            <w:r>
+              <w:rPr>
+                <w:rFonts w:ascii="仿宋" w:hAnsi="仿宋" w:eastAsia="仿宋"/>
+                <w:sz w:val="18"/>
+              </w:rPr>
+              <w:t>¥4,800</w:t>
+            </w:r>
+          </w:p>
+        </w:tc>
+        <w:tc>
+          <w:tcPr>
+            <w:tcW w:type="dxa" w:w="2835"/>
+          </w:tcPr>
+          <w:p>
+            <w:pPr>
+              <w:jc w:val="center"/>
+            </w:pPr>
+            <w:r>
+              <w:rPr>
+                <w:rFonts w:ascii="仿宋" w:hAnsi="仿宋" w:eastAsia="仿宋"/>
+                <w:sz w:val="18"/>
+              </w:rPr>
+              <w:t>对接GPFS/Lustre等存储</w:t>
+            </w:r>
+          </w:p>
+        </w:tc>
+      </w:tr>
+      <w:tr>
+        <w:tc>
+          <w:tcPr>
+            <w:tcW w:type="dxa" w:w="454"/>
+          </w:tcPr>
+          <w:p>
+            <w:pPr>
+              <w:jc w:val="left"/>
+            </w:pPr>
+            <w:r>
+              <w:rPr>
+                <w:rFonts w:ascii="仿宋" w:hAnsi="仿宋" w:eastAsia="仿宋"/>
+                <w:sz w:val="18"/>
+              </w:rPr>
+              <w:t>9</w:t>
+            </w:r>
+          </w:p>
+        </w:tc>
+        <w:tc>
+          <w:tcPr>
+            <w:tcW w:type="dxa" w:w="1701"/>
+          </w:tcPr>
+          <w:p>
+            <w:pPr>
+              <w:jc w:val="center"/>
+            </w:pPr>
+            <w:r>
+              <w:rPr>
+                <w:rFonts w:ascii="仿宋" w:hAnsi="仿宋" w:eastAsia="仿宋"/>
+                <w:sz w:val="18"/>
+              </w:rPr>
+              <w:t>运营模块-计量模块</w:t>
+            </w:r>
+          </w:p>
+        </w:tc>
+        <w:tc>
+          <w:tcPr>
+            <w:tcW w:type="dxa" w:w="1134"/>
+          </w:tcPr>
+          <w:p>
+            <w:pPr>
+              <w:jc w:val="center"/>
+            </w:pPr>
+            <w:r>
+              <w:rPr>
+                <w:rFonts w:ascii="仿宋" w:hAnsi="仿宋" w:eastAsia="仿宋"/>
+                <w:sz w:val="18"/>
+              </w:rPr>
+              <w:t>☆ 可选</w:t>
+            </w:r>
+          </w:p>
+        </w:tc>
+        <w:tc>
+          <w:tcPr>
+            <w:tcW w:type="dxa" w:w="1134"/>
           </w:tcPr>
           <w:p>
             <w:pPr>
@@ -5008,7 +6623,7 @@
         </w:tc>
         <w:tc>
           <w:tcPr>
-            <w:tcW w:type="dxa" w:w="1417"/>
+            <w:tcW w:type="dxa" w:w="2835"/>
           </w:tcPr>
           <w:p>
             <w:pPr>
@@ -5019,7 +6634,7 @@
                 <w:rFonts w:ascii="仿宋" w:hAnsi="仿宋" w:eastAsia="仿宋"/>
                 <w:sz w:val="18"/>
               </w:rPr>
-              <w:t>¥6,000</w:t>
+              <w:t>用户配额、卡时统计、运营报表</w:t>
             </w:r>
           </w:p>
         </w:tc>
@@ -5027,7 +6642,23 @@
       <w:tr>
         <w:tc>
           <w:tcPr>
-            <w:tcW w:type="dxa" w:w="1984"/>
+            <w:tcW w:type="dxa" w:w="454"/>
+          </w:tcPr>
+          <w:p>
+            <w:pPr>
+              <w:jc w:val="left"/>
+            </w:pPr>
+            <w:r>
+              <w:rPr>
+                <w:rFonts w:ascii="仿宋" w:hAnsi="仿宋" w:eastAsia="仿宋"/>
+                <w:sz w:val="18"/>
+              </w:rPr>
+            </w:r>
+          </w:p>
+        </w:tc>
+        <w:tc>
+          <w:tcPr>
+            <w:tcW w:type="dxa" w:w="1701"/>
           </w:tcPr>
           <w:p>
             <w:pPr>
@@ -5038,13 +6669,12 @@
                 <w:rFonts w:ascii="仿宋" w:hAnsi="仿宋" w:eastAsia="仿宋"/>
                 <w:sz w:val="18"/>
               </w:rPr>
-              <w:t>大模型MaaS服务模块</w:t>
             </w:r>
           </w:p>
         </w:tc>
         <w:tc>
           <w:tcPr>
-            <w:tcW w:type="dxa" w:w="1417"/>
+            <w:tcW w:type="dxa" w:w="1134"/>
           </w:tcPr>
           <w:p>
             <w:pPr>
@@ -5055,13 +6685,12 @@
                 <w:rFonts w:ascii="仿宋" w:hAnsi="仿宋" w:eastAsia="仿宋"/>
                 <w:sz w:val="18"/>
               </w:rPr>
-              <w:t>推荐</w:t>
             </w:r>
           </w:p>
         </w:tc>
         <w:tc>
           <w:tcPr>
-            <w:tcW w:type="dxa" w:w="1417"/>
+            <w:tcW w:type="dxa" w:w="1134"/>
           </w:tcPr>
           <w:p>
             <w:pPr>
@@ -5072,13 +6701,37 @@
                 <w:rFonts w:ascii="仿宋" w:hAnsi="仿宋" w:eastAsia="仿宋"/>
                 <w:sz w:val="18"/>
               </w:rPr>
-              <w:t>¥14,400</w:t>
             </w:r>
           </w:p>
         </w:tc>
         <w:tc>
           <w:tcPr>
-            <w:tcW w:type="dxa" w:w="1417"/>
+            <w:tcW w:type="dxa" w:w="2835"/>
+          </w:tcPr>
+          <w:p/>
+        </w:tc>
+      </w:tr>
+      <w:tr>
+        <w:tc>
+          <w:tcPr>
+            <w:tcW w:type="dxa" w:w="454"/>
+          </w:tcPr>
+          <w:p>
+            <w:pPr>
+              <w:jc w:val="left"/>
+            </w:pPr>
+            <w:r>
+              <w:rPr>
+                <w:rFonts w:ascii="仿宋" w:hAnsi="仿宋" w:eastAsia="仿宋"/>
+                <w:sz w:val="18"/>
+              </w:rPr>
+              <w:t xml:space="preserve"> 推荐全套合计</w:t>
+            </w:r>
+          </w:p>
+        </w:tc>
+        <w:tc>
+          <w:tcPr>
+            <w:tcW w:type="dxa" w:w="1701"/>
           </w:tcPr>
           <w:p>
             <w:pPr>
@@ -5089,15 +6742,12 @@
                 <w:rFonts w:ascii="仿宋" w:hAnsi="仿宋" w:eastAsia="仿宋"/>
                 <w:sz w:val="18"/>
               </w:rPr>
-              <w:t>¥7,200</w:t>
             </w:r>
           </w:p>
         </w:tc>
-      </w:tr>
-      <w:tr>
         <w:tc>
           <w:tcPr>
-            <w:tcW w:type="dxa" w:w="1984"/>
+            <w:tcW w:type="dxa" w:w="1134"/>
           </w:tcPr>
           <w:p>
             <w:pPr>
@@ -5108,13 +6758,12 @@
                 <w:rFonts w:ascii="仿宋" w:hAnsi="仿宋" w:eastAsia="仿宋"/>
                 <w:sz w:val="18"/>
               </w:rPr>
-              <w:t>并行文件存储服务模块</w:t>
             </w:r>
           </w:p>
         </w:tc>
         <w:tc>
           <w:tcPr>
-            <w:tcW w:type="dxa" w:w="1417"/>
+            <w:tcW w:type="dxa" w:w="1134"/>
           </w:tcPr>
           <w:p>
             <w:pPr>
@@ -5125,13 +6774,13 @@
                 <w:rFonts w:ascii="仿宋" w:hAnsi="仿宋" w:eastAsia="仿宋"/>
                 <w:sz w:val="18"/>
               </w:rPr>
-              <w:t>推荐</w:t>
+              <w:t>¥138,120</w:t>
             </w:r>
           </w:p>
         </w:tc>
         <w:tc>
           <w:tcPr>
-            <w:tcW w:type="dxa" w:w="1417"/>
+            <w:tcW w:type="dxa" w:w="2835"/>
           </w:tcPr>
           <w:p>
             <w:pPr>
@@ -5142,94 +6791,7 @@
                 <w:rFonts w:ascii="仿宋" w:hAnsi="仿宋" w:eastAsia="仿宋"/>
                 <w:sz w:val="18"/>
               </w:rPr>
-              <w:t>¥9,600</w:t>
-            </w:r>
-          </w:p>
-        </w:tc>
-        <w:tc>
-          <w:tcPr>
-            <w:tcW w:type="dxa" w:w="1417"/>
-          </w:tcPr>
-          <w:p>
-            <w:pPr>
-              <w:jc w:val="center"/>
-            </w:pPr>
-            <w:r>
-              <w:rPr>
-                <w:rFonts w:ascii="仿宋" w:hAnsi="仿宋" w:eastAsia="仿宋"/>
-                <w:sz w:val="18"/>
-              </w:rPr>
-              <w:t>¥4,800</w:t>
-            </w:r>
-          </w:p>
-        </w:tc>
-      </w:tr>
-      <w:tr>
-        <w:tc>
-          <w:tcPr>
-            <w:tcW w:type="dxa" w:w="1984"/>
-          </w:tcPr>
-          <w:p>
-            <w:pPr>
-              <w:jc w:val="center"/>
-            </w:pPr>
-            <w:r>
-              <w:rPr>
-                <w:rFonts w:ascii="仿宋" w:hAnsi="仿宋" w:eastAsia="仿宋"/>
-                <w:sz w:val="18"/>
-              </w:rPr>
-              <w:t>运营模块-计量模块</w:t>
-            </w:r>
-          </w:p>
-        </w:tc>
-        <w:tc>
-          <w:tcPr>
-            <w:tcW w:type="dxa" w:w="1417"/>
-          </w:tcPr>
-          <w:p>
-            <w:pPr>
-              <w:jc w:val="center"/>
-            </w:pPr>
-            <w:r>
-              <w:rPr>
-                <w:rFonts w:ascii="仿宋" w:hAnsi="仿宋" w:eastAsia="仿宋"/>
-                <w:sz w:val="18"/>
-              </w:rPr>
-              <w:t>可选</w:t>
-            </w:r>
-          </w:p>
-        </w:tc>
-        <w:tc>
-          <w:tcPr>
-            <w:tcW w:type="dxa" w:w="1417"/>
-          </w:tcPr>
-          <w:p>
-            <w:pPr>
-              <w:jc w:val="center"/>
-            </w:pPr>
-            <w:r>
-              <w:rPr>
-                <w:rFonts w:ascii="仿宋" w:hAnsi="仿宋" w:eastAsia="仿宋"/>
-                <w:sz w:val="18"/>
-              </w:rPr>
-              <w:t>¥24,000</w:t>
-            </w:r>
-          </w:p>
-        </w:tc>
-        <w:tc>
-          <w:tcPr>
-            <w:tcW w:type="dxa" w:w="1417"/>
-          </w:tcPr>
-          <w:p>
-            <w:pPr>
-              <w:jc w:val="center"/>
-            </w:pPr>
-            <w:r>
-              <w:rPr>
-                <w:rFonts w:ascii="仿宋" w:hAnsi="仿宋" w:eastAsia="仿宋"/>
-                <w:sz w:val="18"/>
-              </w:rPr>
-              <w:t>¥12,000</w:t>
+              <w:t>含所有推荐和大部分可选模块</w:t>
             </w:r>
           </w:p>
         </w:tc>
@@ -5244,17 +6806,14 @@
         <w:tblLook w:firstColumn="1" w:firstRow="1" w:lastColumn="0" w:lastRow="0" w:noHBand="0" w:noVBand="1" w:val="04A0"/>
       </w:tblPr>
       <w:tblGrid>
-        <w:gridCol w:w="1560"/>
-        <w:gridCol w:w="1560"/>
-        <w:gridCol w:w="1560"/>
-        <w:gridCol w:w="1560"/>
-        <w:gridCol w:w="1560"/>
-        <w:gridCol w:w="1560"/>
+        <w:gridCol w:w="3120"/>
+        <w:gridCol w:w="3120"/>
+        <w:gridCol w:w="3120"/>
       </w:tblGrid>
       <w:tr>
         <w:tc>
           <w:tcPr>
-            <w:tcW w:type="dxa" w:w="1984"/>
+            <w:tcW w:type="dxa" w:w="1701"/>
             <w:shd w:fill="E2EFDA"/>
           </w:tcPr>
           <w:p>
@@ -5267,13 +6826,13 @@
                 <w:b/>
                 <w:sz w:val="18"/>
               </w:rPr>
-              <w:t>方案二价格汇总</w:t>
+              <w:t>方案二总价</w:t>
             </w:r>
           </w:p>
         </w:tc>
         <w:tc>
           <w:tcPr>
-            <w:tcW w:type="dxa" w:w="1417"/>
+            <w:tcW w:type="dxa" w:w="3969"/>
             <w:shd w:fill="E2EFDA"/>
           </w:tcPr>
           <w:p>
@@ -5286,31 +6845,13 @@
                 <w:b/>
                 <w:sz w:val="18"/>
               </w:rPr>
+              <w:t>核心必选（基础平台+GPU计算+训练+推理+实施）</w:t>
             </w:r>
           </w:p>
         </w:tc>
         <w:tc>
           <w:tcPr>
-            <w:tcW w:type="dxa" w:w="1417"/>
-            <w:shd w:fill="E2EFDA"/>
-          </w:tcPr>
-          <w:p>
-            <w:pPr>
-              <w:jc w:val="center"/>
-            </w:pPr>
-            <w:r>
-              <w:rPr>
-                <w:rFonts w:ascii="黑体" w:hAnsi="黑体" w:eastAsia="黑体"/>
-                <w:b/>
-                <w:sz w:val="18"/>
-              </w:rPr>
-              <w:t>核心必选</w:t>
-            </w:r>
-          </w:p>
-        </w:tc>
-        <w:tc>
-          <w:tcPr>
-            <w:tcW w:type="dxa" w:w="1417"/>
+            <w:tcW w:type="dxa" w:w="1701"/>
             <w:shd w:fill="E2EFDA"/>
           </w:tcPr>
           <w:p>
@@ -5327,10 +6868,27 @@
             </w:r>
           </w:p>
         </w:tc>
+      </w:tr>
+      <w:tr>
         <w:tc>
           <w:tcPr>
-            <w:tcW w:type="dxa" w:w="1560"/>
-            <w:shd w:fill="E2EFDA"/>
+            <w:tcW w:type="dxa" w:w="1701"/>
+          </w:tcPr>
+          <w:p>
+            <w:pPr>
+              <w:jc w:val="left"/>
+            </w:pPr>
+            <w:r>
+              <w:rPr>
+                <w:rFonts w:ascii="仿宋" w:hAnsi="仿宋" w:eastAsia="仿宋"/>
+                <w:sz w:val="18"/>
+              </w:rPr>
+            </w:r>
+          </w:p>
+        </w:tc>
+        <w:tc>
+          <w:tcPr>
+            <w:tcW w:type="dxa" w:w="3969"/>
           </w:tcPr>
           <w:p>
             <w:pPr>
@@ -5338,18 +6896,16 @@
             </w:pPr>
             <w:r>
               <w:rPr>
-                <w:rFonts w:ascii="黑体" w:hAnsi="黑体" w:eastAsia="黑体"/>
-                <w:b/>
+                <w:rFonts w:ascii="仿宋" w:hAnsi="仿宋" w:eastAsia="仿宋"/>
                 <w:sz w:val="18"/>
               </w:rPr>
-              <w:t>推荐全套</w:t>
+              <w:t>推荐全套（含池化、MaaS、存储等8个模块）</w:t>
             </w:r>
           </w:p>
         </w:tc>
         <w:tc>
           <w:tcPr>
-            <w:tcW w:type="dxa" w:w="1560"/>
-            <w:shd w:fill="E2EFDA"/>
+            <w:tcW w:type="dxa" w:w="1701"/>
           </w:tcPr>
           <w:p>
             <w:pPr>
@@ -5357,8 +6913,7 @@
             </w:pPr>
             <w:r>
               <w:rPr>
-                <w:rFonts w:ascii="黑体" w:hAnsi="黑体" w:eastAsia="黑体"/>
-                <w:b/>
+                <w:rFonts w:ascii="仿宋" w:hAnsi="仿宋" w:eastAsia="仿宋"/>
                 <w:sz w:val="18"/>
               </w:rPr>
               <w:t>¥138,120</w:t>
@@ -5372,34 +6927,17 @@
       <w:r>
         <w:rPr>
           <w:rFonts w:ascii="仿宋" w:hAnsi="仿宋" w:eastAsia="仿宋"/>
-          <w:b/>
         </w:rPr>
-        <w:t>核心必选（基础+计算+训练+推理+实施）：¥116,120</w:t>
+        <w:t>方案二比方案一增加了分布式训练模块（¥16,800），支持大模型微调和训练场景，建议有训练需求的客户选择。</w:t>
       </w:r>
     </w:p>
-    <w:p>
-      <w:r>
-        <w:rPr>
-          <w:rFonts w:ascii="仿宋" w:hAnsi="仿宋" w:eastAsia="仿宋"/>
-          <w:b/>
-        </w:rPr>
-        <w:t>推荐全套（+池化+MaaS+存储）：¥138,120</w:t>
-      </w:r>
-    </w:p>
+    <w:p/>
     <w:p>
       <w:pPr>
         <w:pStyle w:val="Heading1"/>
       </w:pPr>
       <w:r>
-        <w:t>折扣与商务条款</w:t>
-      </w:r>
-    </w:p>
-    <w:p>
-      <w:pPr>
-        <w:pStyle w:val="Heading2"/>
-      </w:pPr>
-      <w:r>
-        <w:t>折扣规则</w:t>
+        <w:t>商务条款</w:t>
       </w:r>
     </w:p>
     <w:p>
@@ -5407,7 +6945,7 @@
         <w:rPr>
           <w:rFonts w:ascii="仿宋" w:hAnsi="仿宋" w:eastAsia="仿宋"/>
         </w:rPr>
-        <w:t>• 软件模块（License买断）：统一按5折执行</w:t>
+        <w:t>一、报价说明</w:t>
       </w:r>
     </w:p>
     <w:p>
@@ -5415,7 +6953,7 @@
         <w:rPr>
           <w:rFonts w:ascii="仿宋" w:hAnsi="仿宋" w:eastAsia="仿宋"/>
         </w:rPr>
-        <w:t>• 实施服务（人天）：不打折，按标准价¥5,500/人天</w:t>
+        <w:t>本报价为AI智算平台软件License买断价格（一次性费用），含首年软件维保服务。License授权为永久有效。次年维保续费按软件模块授权费总额的10%/年另行计费。</w:t>
       </w:r>
     </w:p>
     <w:p>
@@ -5423,7 +6961,7 @@
         <w:rPr>
           <w:rFonts w:ascii="仿宋" w:hAnsi="仿宋" w:eastAsia="仿宋"/>
         </w:rPr>
-        <w:t>• 维保服务：首年免费，第2年起按列表价10%/年</w:t>
+        <w:t>二、付款方式</w:t>
       </w:r>
     </w:p>
     <w:p>
@@ -5431,7 +6969,7 @@
         <w:rPr>
           <w:rFonts w:ascii="仿宋" w:hAnsi="仿宋" w:eastAsia="仿宋"/>
         </w:rPr>
-        <w:t>• 第三方服务（存储对接/国产GPU适配）：不打折</w:t>
+        <w:t>建议分三期支付：合同签订后支付50%，平台部署验收后支付40%，稳定运行1个月后支付10%。</w:t>
       </w:r>
     </w:p>
     <w:p>
@@ -5439,15 +6977,7 @@
         <w:rPr>
           <w:rFonts w:ascii="仿宋" w:hAnsi="仿宋" w:eastAsia="仿宋"/>
         </w:rPr>
-        <w:t>• 注：青云标准折扣体系中8卡参考折扣为4折，本次额外给予优惠按5折执行</w:t>
-      </w:r>
-    </w:p>
-    <w:p>
-      <w:pPr>
-        <w:pStyle w:val="Heading2"/>
-      </w:pPr>
-      <w:r>
-        <w:t>计费规则</w:t>
+        <w:t>三、交付周期</w:t>
       </w:r>
     </w:p>
     <w:p>
@@ -5455,7 +6985,7 @@
         <w:rPr>
           <w:rFonts w:ascii="仿宋" w:hAnsi="仿宋" w:eastAsia="仿宋"/>
         </w:rPr>
-        <w:t>• 所有模块最低8卡起订</w:t>
+        <w:t>软件License在合同签订后即时交付（License文件）。部署实施在硬件环境就绪后1周内入场，预计2周内完成平台部署和验收。</w:t>
       </w:r>
     </w:p>
     <w:p>
@@ -5463,7 +6993,7 @@
         <w:rPr>
           <w:rFonts w:ascii="仿宋" w:hAnsi="仿宋" w:eastAsia="仿宋"/>
         </w:rPr>
-        <w:t>• 基础平台不单独售卖，必须叠加业务模块</w:t>
+        <w:t>四、技术支持</w:t>
       </w:r>
     </w:p>
     <w:p>
@@ -5471,23 +7001,7 @@
         <w:rPr>
           <w:rFonts w:ascii="仿宋" w:hAnsi="仿宋" w:eastAsia="仿宋"/>
         </w:rPr>
-        <w:t>• 大模型MaaS服务模块必须联合购买分布式推理模块</w:t>
-      </w:r>
-    </w:p>
-    <w:p>
-      <w:r>
-        <w:rPr>
-          <w:rFonts w:ascii="仿宋" w:hAnsi="仿宋" w:eastAsia="仿宋"/>
-        </w:rPr>
-        <w:t>• License买断为一次性费用，含首年软件维保</w:t>
-      </w:r>
-    </w:p>
-    <w:p>
-      <w:r>
-        <w:rPr>
-          <w:rFonts w:ascii="仿宋" w:hAnsi="仿宋" w:eastAsia="仿宋"/>
-        </w:rPr>
-        <w:t>• 订阅制（年付）价格约为买断制的1/3，约3年回本，如有需要可另行报价</w:t>
+        <w:t>提供7×12小时技术支持热线，重大故障4小时响应、24小时内出具解决方案。每季度提供平台健康巡检报告。</w:t>
       </w:r>
     </w:p>
     <w:p>
@@ -5950,7 +7464,7 @@
     <w:pPr>
       <w:keepNext/>
       <w:keepLines/>
-      <w:spacing w:before="120" w:after="80"/>
+      <w:spacing w:before="160" w:after="120"/>
       <w:ind w:firstLine="0"/>
       <w:jc w:val="center"/>
       <w:outlineLvl w:val="0"/>
@@ -5976,7 +7490,7 @@
     <w:pPr>
       <w:keepNext/>
       <w:keepLines/>
-      <w:spacing w:before="120" w:after="80"/>
+      <w:spacing w:before="160" w:after="120"/>
       <w:ind w:firstLine="0"/>
       <w:outlineLvl w:val="1"/>
     </w:pPr>
@@ -6001,7 +7515,7 @@
     <w:pPr>
       <w:keepNext/>
       <w:keepLines/>
-      <w:spacing w:before="120" w:after="80"/>
+      <w:spacing w:before="160" w:after="120"/>
       <w:ind w:firstLine="0"/>
       <w:outlineLvl w:val="2"/>
     </w:pPr>

--- a/星期五的工作区/青云AI智算平台_8GPU软件模块报价清单_V1.0.docx
+++ b/星期五的工作区/青云AI智算平台_8GPU软件模块报价清单_V1.0.docx
@@ -116,7 +116,7 @@
         <w:rPr>
           <w:rFonts w:ascii="仿宋" w:hAnsi="仿宋" w:eastAsia="仿宋"/>
         </w:rPr>
-        <w:t>本报价有效期15个工作日。</w:t>
+        <w:t>本报价有效期为三个月。</w:t>
       </w:r>
     </w:p>
     <w:p>
@@ -6933,85 +6933,6 @@
     </w:p>
     <w:p/>
     <w:p>
-      <w:pPr>
-        <w:pStyle w:val="Heading1"/>
-      </w:pPr>
-      <w:r>
-        <w:t>商务条款</w:t>
-      </w:r>
-    </w:p>
-    <w:p>
-      <w:r>
-        <w:rPr>
-          <w:rFonts w:ascii="仿宋" w:hAnsi="仿宋" w:eastAsia="仿宋"/>
-        </w:rPr>
-        <w:t>一、报价说明</w:t>
-      </w:r>
-    </w:p>
-    <w:p>
-      <w:r>
-        <w:rPr>
-          <w:rFonts w:ascii="仿宋" w:hAnsi="仿宋" w:eastAsia="仿宋"/>
-        </w:rPr>
-        <w:t>本报价为AI智算平台软件License买断价格（一次性费用），含首年软件维保服务。License授权为永久有效。次年维保续费按软件模块授权费总额的10%/年另行计费。</w:t>
-      </w:r>
-    </w:p>
-    <w:p>
-      <w:r>
-        <w:rPr>
-          <w:rFonts w:ascii="仿宋" w:hAnsi="仿宋" w:eastAsia="仿宋"/>
-        </w:rPr>
-        <w:t>二、付款方式</w:t>
-      </w:r>
-    </w:p>
-    <w:p>
-      <w:r>
-        <w:rPr>
-          <w:rFonts w:ascii="仿宋" w:hAnsi="仿宋" w:eastAsia="仿宋"/>
-        </w:rPr>
-        <w:t>建议分三期支付：合同签订后支付50%，平台部署验收后支付40%，稳定运行1个月后支付10%。</w:t>
-      </w:r>
-    </w:p>
-    <w:p>
-      <w:r>
-        <w:rPr>
-          <w:rFonts w:ascii="仿宋" w:hAnsi="仿宋" w:eastAsia="仿宋"/>
-        </w:rPr>
-        <w:t>三、交付周期</w:t>
-      </w:r>
-    </w:p>
-    <w:p>
-      <w:r>
-        <w:rPr>
-          <w:rFonts w:ascii="仿宋" w:hAnsi="仿宋" w:eastAsia="仿宋"/>
-        </w:rPr>
-        <w:t>软件License在合同签订后即时交付（License文件）。部署实施在硬件环境就绪后1周内入场，预计2周内完成平台部署和验收。</w:t>
-      </w:r>
-    </w:p>
-    <w:p>
-      <w:r>
-        <w:rPr>
-          <w:rFonts w:ascii="仿宋" w:hAnsi="仿宋" w:eastAsia="仿宋"/>
-        </w:rPr>
-        <w:t>四、技术支持</w:t>
-      </w:r>
-    </w:p>
-    <w:p>
-      <w:r>
-        <w:rPr>
-          <w:rFonts w:ascii="仿宋" w:hAnsi="仿宋" w:eastAsia="仿宋"/>
-        </w:rPr>
-        <w:t>提供7×12小时技术支持热线，重大故障4小时响应、24小时内出具解决方案。每季度提供平台健康巡检报告。</w:t>
-      </w:r>
-    </w:p>
-    <w:p>
-      <w:r>
-        <w:rPr>
-          <w:rFonts w:ascii="仿宋" w:hAnsi="仿宋" w:eastAsia="仿宋"/>
-        </w:rPr>
-      </w:r>
-    </w:p>
-    <w:p>
       <w:r>
         <w:rPr>
           <w:rFonts w:ascii="仿宋" w:hAnsi="仿宋" w:eastAsia="仿宋"/>
